--- a/RequirementAnalysis/UCSpec/word/ViewProductDetail.docx
+++ b/RequirementAnalysis/UCSpec/word/ViewProductDetail.docx
@@ -9,7 +9,7 @@
         <w:tblLook w:val="04A0" w:firstRow="1" w:lastRow="0" w:firstColumn="1" w:lastColumn="0" w:noHBand="0" w:noVBand="1"/>
       </w:tblPr>
       <w:tblGrid>
-        <w:gridCol w:w="9311"/>
+        <w:gridCol w:w="9323"/>
       </w:tblGrid>
       <w:tr>
         <w:tc>
@@ -295,6 +295,8 @@
           </w:p>
           <w:p>
             <w:pPr>
+              <w:pStyle w:val="ListParagraph"/>
+              <w:spacing w:after="120"/>
               <w:ind w:left="360"/>
               <w:rPr>
                 <w:sz w:val="28"/>
@@ -306,8 +308,70 @@
               <w:rPr>
                 <w:sz w:val="28"/>
                 <w:szCs w:val="28"/>
+                <w:lang w:val="en-US"/>
               </w:rPr>
-              <w:t>The AIMS system is operating normally, and the product already exists in the system. The actor is currently on the product list screen, search results screen, or product management screen. In the case of the Product Manager, the actor has logged in and has permission to access the product management function. The selected product may be either available for sale or currently under management in the system.</w:t>
+              <w:t>The AIMS system is operating normally.</w:t>
+            </w:r>
+          </w:p>
+          <w:p>
+            <w:pPr>
+              <w:pStyle w:val="ListParagraph"/>
+              <w:spacing w:after="120"/>
+              <w:ind w:left="360"/>
+              <w:rPr>
+                <w:sz w:val="28"/>
+                <w:szCs w:val="28"/>
+                <w:lang w:val="en-US"/>
+              </w:rPr>
+            </w:pPr>
+            <w:r>
+              <w:rPr>
+                <w:sz w:val="28"/>
+                <w:szCs w:val="28"/>
+                <w:lang w:val="en-US"/>
+              </w:rPr>
+              <w:t>The selected product has already been displayed in the product list screen, search results screen, or product management screen.</w:t>
+            </w:r>
+          </w:p>
+          <w:p>
+            <w:pPr>
+              <w:pStyle w:val="ListParagraph"/>
+              <w:spacing w:after="120"/>
+              <w:ind w:left="360"/>
+              <w:rPr>
+                <w:sz w:val="28"/>
+                <w:szCs w:val="28"/>
+                <w:lang w:val="en-US"/>
+              </w:rPr>
+            </w:pPr>
+            <w:r>
+              <w:rPr>
+                <w:sz w:val="28"/>
+                <w:szCs w:val="28"/>
+                <w:lang w:val="en-US"/>
+              </w:rPr>
+              <w:t>In the case of the Product Manager, the actor has logged in and has permission to access the product management function.</w:t>
+            </w:r>
+          </w:p>
+          <w:p>
+            <w:pPr>
+              <w:pStyle w:val="ListParagraph"/>
+              <w:spacing w:after="120"/>
+              <w:ind w:left="360"/>
+              <w:rPr>
+                <w:b/>
+                <w:bCs/>
+                <w:sz w:val="28"/>
+                <w:szCs w:val="28"/>
+              </w:rPr>
+            </w:pPr>
+            <w:r>
+              <w:rPr>
+                <w:sz w:val="28"/>
+                <w:szCs w:val="28"/>
+                <w:lang w:val="en-US"/>
+              </w:rPr>
+              <w:t xml:space="preserve">In the case of the Customer, no login is required. </w:t>
             </w:r>
           </w:p>
           <w:p>
@@ -354,7 +418,7 @@
                 <w:szCs w:val="28"/>
                 <w:lang w:val="en-US"/>
               </w:rPr>
-              <w:t>The actor accesses the product list.</w:t>
+              <w:t>The actor is viewing a list of displayed products.</w:t>
             </w:r>
           </w:p>
           <w:p>
@@ -376,7 +440,7 @@
                 <w:szCs w:val="28"/>
                 <w:lang w:val="en-US"/>
               </w:rPr>
-              <w:t>The system displays the product list.</w:t>
+              <w:t>The actor selects a product to view its details (see Table A).</w:t>
             </w:r>
           </w:p>
           <w:p>
@@ -398,17 +462,7 @@
                 <w:szCs w:val="28"/>
                 <w:lang w:val="en-US"/>
               </w:rPr>
-              <w:t xml:space="preserve">The actor selects a product to view its details </w:t>
-            </w:r>
-            <w:r>
-              <w:rPr>
-                <w:b/>
-                <w:bCs/>
-                <w:sz w:val="28"/>
-                <w:szCs w:val="28"/>
-                <w:lang w:val="en-US"/>
-              </w:rPr>
-              <w:t>(see Table A).</w:t>
+              <w:t>The system receives the request and retrieves the selected product data.</w:t>
             </w:r>
           </w:p>
           <w:p>
@@ -430,7 +484,7 @@
                 <w:szCs w:val="28"/>
                 <w:lang w:val="en-US"/>
               </w:rPr>
-              <w:t>The system receives the request to view the product details.</w:t>
+              <w:t>The system displays the full product details of the selected product (see Table B).</w:t>
             </w:r>
           </w:p>
           <w:p>
@@ -452,7 +506,7 @@
                 <w:szCs w:val="28"/>
                 <w:lang w:val="en-US"/>
               </w:rPr>
-              <w:t>The system retrieves the detailed information of the selected product from the database.</w:t>
+              <w:t>The use case ends.</w:t>
             </w:r>
           </w:p>
           <w:p>
@@ -460,7 +514,7 @@
               <w:pStyle w:val="ListParagraph"/>
               <w:numPr>
                 <w:ilvl w:val="0"/>
-                <w:numId w:val="39"/>
+                <w:numId w:val="38"/>
               </w:numPr>
               <w:spacing w:after="120"/>
               <w:rPr>
@@ -470,190 +524,12 @@
             </w:pPr>
             <w:r>
               <w:rPr>
-                <w:sz w:val="28"/>
-                <w:szCs w:val="28"/>
-                <w:lang w:val="en-US"/>
-              </w:rPr>
-              <w:t>The system displays the general information of the product, including barcode, title, category, original value, current price, general description, height, width, length, weight, quantity in stock</w:t>
-            </w:r>
-            <w:r>
-              <w:rPr>
-                <w:sz w:val="28"/>
-                <w:szCs w:val="28"/>
-                <w:lang w:val="en-US"/>
-              </w:rPr>
-              <w:t xml:space="preserve"> and </w:t>
-            </w:r>
-            <w:r>
-              <w:rPr>
-                <w:sz w:val="28"/>
-                <w:szCs w:val="28"/>
-                <w:lang w:val="en-US"/>
-              </w:rPr>
-              <w:t xml:space="preserve">availability status </w:t>
-            </w:r>
-            <w:r>
-              <w:rPr>
                 <w:b/>
                 <w:bCs/>
                 <w:sz w:val="28"/>
                 <w:szCs w:val="28"/>
-                <w:lang w:val="en-US"/>
               </w:rPr>
-              <w:t>(see Table B).</w:t>
-            </w:r>
-          </w:p>
-          <w:p>
-            <w:pPr>
-              <w:pStyle w:val="ListParagraph"/>
-              <w:numPr>
-                <w:ilvl w:val="0"/>
-                <w:numId w:val="39"/>
-              </w:numPr>
-              <w:spacing w:after="120"/>
-              <w:rPr>
-                <w:sz w:val="28"/>
-                <w:szCs w:val="28"/>
-              </w:rPr>
-            </w:pPr>
-            <w:r>
-              <w:rPr>
-                <w:sz w:val="28"/>
-                <w:szCs w:val="28"/>
-                <w:lang w:val="en-US"/>
-              </w:rPr>
-              <w:t>The system checks the product type.</w:t>
-            </w:r>
-          </w:p>
-          <w:p>
-            <w:pPr>
-              <w:pStyle w:val="ListParagraph"/>
-              <w:numPr>
-                <w:ilvl w:val="0"/>
-                <w:numId w:val="39"/>
-              </w:numPr>
-              <w:spacing w:after="120"/>
-              <w:rPr>
-                <w:sz w:val="28"/>
-                <w:szCs w:val="28"/>
-              </w:rPr>
-            </w:pPr>
-            <w:r>
-              <w:rPr>
-                <w:sz w:val="28"/>
-                <w:szCs w:val="28"/>
-                <w:lang w:val="en-US"/>
-              </w:rPr>
-              <w:lastRenderedPageBreak/>
-              <w:t xml:space="preserve">The system displays additional type-specific information </w:t>
-            </w:r>
-            <w:r>
-              <w:rPr>
-                <w:b/>
-                <w:bCs/>
-                <w:sz w:val="28"/>
-                <w:szCs w:val="28"/>
-                <w:lang w:val="en-US"/>
-              </w:rPr>
-              <w:t>(see Table B)</w:t>
-            </w:r>
-          </w:p>
-          <w:p>
-            <w:pPr>
-              <w:pStyle w:val="ListParagraph"/>
-              <w:numPr>
-                <w:ilvl w:val="0"/>
-                <w:numId w:val="39"/>
-              </w:numPr>
-              <w:spacing w:after="120"/>
-              <w:rPr>
-                <w:sz w:val="28"/>
-                <w:szCs w:val="28"/>
-              </w:rPr>
-            </w:pPr>
-            <w:r>
-              <w:rPr>
-                <w:sz w:val="28"/>
-                <w:szCs w:val="28"/>
-                <w:lang w:val="en-US"/>
-              </w:rPr>
-              <w:t xml:space="preserve">If the actor is a </w:t>
-            </w:r>
-            <w:proofErr w:type="gramStart"/>
-            <w:r>
-              <w:rPr>
-                <w:sz w:val="28"/>
-                <w:szCs w:val="28"/>
-                <w:lang w:val="en-US"/>
-              </w:rPr>
-              <w:t>Customer</w:t>
-            </w:r>
-            <w:proofErr w:type="gramEnd"/>
-            <w:r>
-              <w:rPr>
-                <w:sz w:val="28"/>
-                <w:szCs w:val="28"/>
-                <w:lang w:val="en-US"/>
-              </w:rPr>
-              <w:t xml:space="preserve">, the system also displays the </w:t>
-            </w:r>
-            <w:r>
-              <w:rPr>
-                <w:b/>
-                <w:bCs/>
-                <w:sz w:val="28"/>
-                <w:szCs w:val="28"/>
-                <w:lang w:val="en-US"/>
-              </w:rPr>
-              <w:t>Add to Cart</w:t>
-            </w:r>
-            <w:r>
-              <w:rPr>
-                <w:sz w:val="28"/>
-                <w:szCs w:val="28"/>
-                <w:lang w:val="en-US"/>
-              </w:rPr>
-              <w:t xml:space="preserve"> option and the quantity selection </w:t>
-            </w:r>
-            <w:r>
-              <w:rPr>
-                <w:b/>
-                <w:bCs/>
-                <w:sz w:val="28"/>
-                <w:szCs w:val="28"/>
-                <w:lang w:val="en-US"/>
-              </w:rPr>
-              <w:t>(see Table B).</w:t>
-            </w:r>
-          </w:p>
-          <w:p>
-            <w:pPr>
-              <w:pStyle w:val="ListParagraph"/>
-              <w:numPr>
-                <w:ilvl w:val="0"/>
-                <w:numId w:val="39"/>
-              </w:numPr>
-              <w:spacing w:after="120"/>
-              <w:rPr>
-                <w:sz w:val="28"/>
-                <w:szCs w:val="28"/>
-              </w:rPr>
-            </w:pPr>
-            <w:r>
-              <w:rPr>
-                <w:sz w:val="28"/>
-                <w:szCs w:val="28"/>
-                <w:lang w:val="en-US"/>
-              </w:rPr>
-              <w:t xml:space="preserve"> </w:t>
-            </w:r>
-            <w:r>
-              <w:rPr>
-                <w:sz w:val="28"/>
-                <w:szCs w:val="28"/>
-                <w:lang w:val="en-US"/>
-              </w:rPr>
-              <w:t>The use case ends when the actor finishes viewing the product details.</w:t>
+              <w:t>Alternative flows</w:t>
             </w:r>
           </w:p>
           <w:p>
@@ -678,7 +554,7 @@
                 <w:sz w:val="28"/>
                 <w:szCs w:val="28"/>
               </w:rPr>
-              <w:t>Alternative flows</w:t>
+              <w:t>Input data</w:t>
             </w:r>
           </w:p>
           <w:p>
@@ -696,7 +572,8 @@
                 <w:sz w:val="28"/>
                 <w:szCs w:val="28"/>
               </w:rPr>
-              <w:t xml:space="preserve">Table </w:t>
+              <w:lastRenderedPageBreak/>
+              <w:t>Table A-Input data o</w:t>
             </w:r>
             <w:r>
               <w:rPr>
@@ -704,14 +581,7 @@
                 <w:szCs w:val="28"/>
                 <w:lang w:val="en-US"/>
               </w:rPr>
-              <w:t xml:space="preserve">1 </w:t>
-            </w:r>
-            <w:r>
-              <w:rPr>
-                <w:sz w:val="28"/>
-                <w:szCs w:val="28"/>
-              </w:rPr>
-              <w:t>-</w:t>
+              <w:t xml:space="preserve">f </w:t>
             </w:r>
             <w:r>
               <w:rPr>
@@ -719,14 +589,7 @@
                 <w:szCs w:val="28"/>
                 <w:lang w:val="en-US"/>
               </w:rPr>
-              <w:t xml:space="preserve"> </w:t>
-            </w:r>
-            <w:r>
-              <w:rPr>
-                <w:sz w:val="28"/>
-                <w:szCs w:val="28"/>
-              </w:rPr>
-              <w:t xml:space="preserve">Alternative flows of events for UC </w:t>
+              <w:t xml:space="preserve">UC </w:t>
             </w:r>
             <w:proofErr w:type="spellStart"/>
             <w:r>
@@ -742,25 +605,26 @@
           <w:tbl>
             <w:tblPr>
               <w:tblStyle w:val="TableGrid"/>
-              <w:tblW w:w="0" w:type="auto"/>
+              <w:tblW w:w="9085" w:type="dxa"/>
               <w:tblLook w:val="04A0" w:firstRow="1" w:lastRow="0" w:firstColumn="1" w:lastColumn="0" w:noHBand="0" w:noVBand="1"/>
             </w:tblPr>
             <w:tblGrid>
-              <w:gridCol w:w="604"/>
-              <w:gridCol w:w="1351"/>
-              <w:gridCol w:w="1890"/>
-              <w:gridCol w:w="3240"/>
-              <w:gridCol w:w="1319"/>
+              <w:gridCol w:w="559"/>
+              <w:gridCol w:w="1312"/>
+              <w:gridCol w:w="1601"/>
+              <w:gridCol w:w="1570"/>
+              <w:gridCol w:w="1849"/>
+              <w:gridCol w:w="2194"/>
             </w:tblGrid>
             <w:tr>
               <w:tc>
                 <w:tcPr>
-                  <w:tcW w:w="604" w:type="dxa"/>
-                  <w:shd w:val="clear" w:color="auto" w:fill="92CDDC" w:themeFill="accent5" w:themeFillTint="99"/>
-                </w:tcPr>
-                <w:p>
-                  <w:pPr>
-                    <w:jc w:val="center"/>
+                  <w:tcW w:w="535" w:type="dxa"/>
+                  <w:shd w:val="clear" w:color="auto" w:fill="FABF8F" w:themeFill="accent6" w:themeFillTint="99"/>
+                  <w:vAlign w:val="center"/>
+                </w:tcPr>
+                <w:p>
+                  <w:pPr>
                     <w:rPr>
                       <w:b/>
                       <w:bCs/>
@@ -781,12 +645,12 @@
               </w:tc>
               <w:tc>
                 <w:tcPr>
-                  <w:tcW w:w="1351" w:type="dxa"/>
-                  <w:shd w:val="clear" w:color="auto" w:fill="92CDDC" w:themeFill="accent5" w:themeFillTint="99"/>
-                </w:tcPr>
-                <w:p>
-                  <w:pPr>
-                    <w:jc w:val="center"/>
+                  <w:tcW w:w="1350" w:type="dxa"/>
+                  <w:shd w:val="clear" w:color="auto" w:fill="FABF8F" w:themeFill="accent6" w:themeFillTint="99"/>
+                  <w:vAlign w:val="center"/>
+                </w:tcPr>
+                <w:p>
+                  <w:pPr>
                     <w:rPr>
                       <w:b/>
                       <w:bCs/>
@@ -801,18 +665,18 @@
                       <w:sz w:val="28"/>
                       <w:szCs w:val="28"/>
                     </w:rPr>
-                    <w:t>Location</w:t>
-                  </w:r>
-                </w:p>
-              </w:tc>
-              <w:tc>
-                <w:tcPr>
-                  <w:tcW w:w="1890" w:type="dxa"/>
-                  <w:shd w:val="clear" w:color="auto" w:fill="92CDDC" w:themeFill="accent5" w:themeFillTint="99"/>
-                </w:tcPr>
-                <w:p>
-                  <w:pPr>
-                    <w:jc w:val="center"/>
+                    <w:t>Data fields</w:t>
+                  </w:r>
+                </w:p>
+              </w:tc>
+              <w:tc>
+                <w:tcPr>
+                  <w:tcW w:w="1440" w:type="dxa"/>
+                  <w:shd w:val="clear" w:color="auto" w:fill="FABF8F" w:themeFill="accent6" w:themeFillTint="99"/>
+                  <w:vAlign w:val="center"/>
+                </w:tcPr>
+                <w:p>
+                  <w:pPr>
                     <w:rPr>
                       <w:b/>
                       <w:bCs/>
@@ -827,18 +691,18 @@
                       <w:sz w:val="28"/>
                       <w:szCs w:val="28"/>
                     </w:rPr>
-                    <w:t>Condition</w:t>
-                  </w:r>
-                </w:p>
-              </w:tc>
-              <w:tc>
-                <w:tcPr>
-                  <w:tcW w:w="3240" w:type="dxa"/>
-                  <w:shd w:val="clear" w:color="auto" w:fill="92CDDC" w:themeFill="accent5" w:themeFillTint="99"/>
-                </w:tcPr>
-                <w:p>
-                  <w:pPr>
-                    <w:jc w:val="center"/>
+                    <w:t>Description</w:t>
+                  </w:r>
+                </w:p>
+              </w:tc>
+              <w:tc>
+                <w:tcPr>
+                  <w:tcW w:w="1350" w:type="dxa"/>
+                  <w:shd w:val="clear" w:color="auto" w:fill="FABF8F" w:themeFill="accent6" w:themeFillTint="99"/>
+                  <w:vAlign w:val="center"/>
+                </w:tcPr>
+                <w:p>
+                  <w:pPr>
                     <w:rPr>
                       <w:b/>
                       <w:bCs/>
@@ -853,18 +717,18 @@
                       <w:sz w:val="28"/>
                       <w:szCs w:val="28"/>
                     </w:rPr>
-                    <w:t>Action</w:t>
-                  </w:r>
-                </w:p>
-              </w:tc>
-              <w:tc>
-                <w:tcPr>
-                  <w:tcW w:w="1319" w:type="dxa"/>
-                  <w:shd w:val="clear" w:color="auto" w:fill="92CDDC" w:themeFill="accent5" w:themeFillTint="99"/>
-                </w:tcPr>
-                <w:p>
-                  <w:pPr>
-                    <w:jc w:val="center"/>
+                    <w:t>Mandatory</w:t>
+                  </w:r>
+                </w:p>
+              </w:tc>
+              <w:tc>
+                <w:tcPr>
+                  <w:tcW w:w="1980" w:type="dxa"/>
+                  <w:shd w:val="clear" w:color="auto" w:fill="FABF8F" w:themeFill="accent6" w:themeFillTint="99"/>
+                  <w:vAlign w:val="center"/>
+                </w:tcPr>
+                <w:p>
+                  <w:pPr>
                     <w:rPr>
                       <w:b/>
                       <w:bCs/>
@@ -879,7 +743,33 @@
                       <w:sz w:val="28"/>
                       <w:szCs w:val="28"/>
                     </w:rPr>
-                    <w:t>Resume location</w:t>
+                    <w:t>Valid condition</w:t>
+                  </w:r>
+                </w:p>
+              </w:tc>
+              <w:tc>
+                <w:tcPr>
+                  <w:tcW w:w="2430" w:type="dxa"/>
+                  <w:shd w:val="clear" w:color="auto" w:fill="FABF8F" w:themeFill="accent6" w:themeFillTint="99"/>
+                  <w:vAlign w:val="center"/>
+                </w:tcPr>
+                <w:p>
+                  <w:pPr>
+                    <w:rPr>
+                      <w:b/>
+                      <w:bCs/>
+                      <w:sz w:val="28"/>
+                      <w:szCs w:val="28"/>
+                    </w:rPr>
+                  </w:pPr>
+                  <w:r>
+                    <w:rPr>
+                      <w:b/>
+                      <w:bCs/>
+                      <w:sz w:val="28"/>
+                      <w:szCs w:val="28"/>
+                    </w:rPr>
+                    <w:t>Example</w:t>
                   </w:r>
                 </w:p>
               </w:tc>
@@ -887,30 +777,1801 @@
             <w:tr>
               <w:tc>
                 <w:tcPr>
-                  <w:tcW w:w="604" w:type="dxa"/>
+                  <w:tcW w:w="535" w:type="dxa"/>
+                  <w:vAlign w:val="center"/>
+                </w:tcPr>
+                <w:p>
+                  <w:pPr>
+                    <w:numPr>
+                      <w:ilvl w:val="0"/>
+                      <w:numId w:val="36"/>
+                    </w:numPr>
+                    <w:spacing w:after="120"/>
+                    <w:rPr>
+                      <w:sz w:val="28"/>
+                      <w:szCs w:val="28"/>
+                    </w:rPr>
+                  </w:pPr>
+                </w:p>
+              </w:tc>
+              <w:tc>
+                <w:tcPr>
+                  <w:tcW w:w="1350" w:type="dxa"/>
+                  <w:vAlign w:val="center"/>
+                </w:tcPr>
+                <w:p>
+                  <w:pPr>
+                    <w:rPr>
+                      <w:sz w:val="28"/>
+                      <w:szCs w:val="28"/>
+                    </w:rPr>
+                  </w:pPr>
+                  <w:r>
+                    <w:rPr>
+                      <w:sz w:val="28"/>
+                      <w:szCs w:val="28"/>
+                      <w:lang w:val="en-US"/>
+                    </w:rPr>
+                    <w:t>Selected product</w:t>
+                  </w:r>
+                </w:p>
+              </w:tc>
+              <w:tc>
+                <w:tcPr>
+                  <w:tcW w:w="1440" w:type="dxa"/>
+                  <w:vAlign w:val="center"/>
+                </w:tcPr>
+                <w:p>
+                  <w:pPr>
+                    <w:rPr>
+                      <w:sz w:val="28"/>
+                      <w:szCs w:val="28"/>
+                    </w:rPr>
+                  </w:pPr>
+                  <w:r>
+                    <w:rPr>
+                      <w:sz w:val="28"/>
+                      <w:szCs w:val="28"/>
+                      <w:lang w:val="en-US"/>
+                    </w:rPr>
+                    <w:t>The product selected by the actor for viewing details</w:t>
+                  </w:r>
+                </w:p>
+              </w:tc>
+              <w:tc>
+                <w:tcPr>
+                  <w:tcW w:w="1350" w:type="dxa"/>
+                  <w:vAlign w:val="center"/>
+                </w:tcPr>
+                <w:p>
+                  <w:pPr>
+                    <w:rPr>
+                      <w:sz w:val="28"/>
+                      <w:szCs w:val="28"/>
+                      <w:lang w:val="en-US"/>
+                    </w:rPr>
+                  </w:pPr>
+                  <w:r>
+                    <w:rPr>
+                      <w:sz w:val="28"/>
+                      <w:szCs w:val="28"/>
+                      <w:lang w:val="en-US"/>
+                    </w:rPr>
+                    <w:t>Yes</w:t>
+                  </w:r>
+                </w:p>
+              </w:tc>
+              <w:tc>
+                <w:tcPr>
+                  <w:tcW w:w="1980" w:type="dxa"/>
+                  <w:vAlign w:val="center"/>
+                </w:tcPr>
+                <w:p>
+                  <w:pPr>
+                    <w:rPr>
+                      <w:sz w:val="28"/>
+                      <w:szCs w:val="28"/>
+                    </w:rPr>
+                  </w:pPr>
+                  <w:r>
+                    <w:rPr>
+                      <w:sz w:val="28"/>
+                      <w:szCs w:val="28"/>
+                      <w:lang w:val="en-US"/>
+                    </w:rPr>
+                    <w:t>The product has already been displayed in the system</w:t>
+                  </w:r>
+                </w:p>
+              </w:tc>
+              <w:tc>
+                <w:tcPr>
+                  <w:tcW w:w="2430" w:type="dxa"/>
+                  <w:vAlign w:val="center"/>
+                </w:tcPr>
+                <w:p>
+                  <w:pPr>
+                    <w:rPr>
+                      <w:sz w:val="28"/>
+                      <w:szCs w:val="28"/>
+                      <w:lang w:val="en-US"/>
+                    </w:rPr>
+                  </w:pPr>
+                  <w:r>
+                    <w:rPr>
+                      <w:sz w:val="28"/>
+                      <w:szCs w:val="28"/>
+                      <w:lang w:val="en-US"/>
+                    </w:rPr>
+                    <w:t>Book A</w:t>
+                  </w:r>
+                </w:p>
+              </w:tc>
+            </w:tr>
+          </w:tbl>
+          <w:p>
+            <w:pPr>
+              <w:pStyle w:val="ListParagraph"/>
+              <w:numPr>
+                <w:ilvl w:val="0"/>
+                <w:numId w:val="38"/>
+              </w:numPr>
+              <w:spacing w:after="120"/>
+              <w:rPr>
+                <w:b/>
+                <w:bCs/>
+                <w:sz w:val="28"/>
+                <w:szCs w:val="28"/>
+              </w:rPr>
+            </w:pPr>
+            <w:r>
+              <w:rPr>
+                <w:b/>
+                <w:bCs/>
+                <w:sz w:val="28"/>
+                <w:szCs w:val="28"/>
+              </w:rPr>
+              <w:t>Output data</w:t>
+            </w:r>
+          </w:p>
+          <w:p>
+            <w:pPr>
+              <w:pStyle w:val="Caption"/>
+              <w:keepNext/>
+              <w:rPr>
+                <w:sz w:val="28"/>
+                <w:szCs w:val="28"/>
+                <w:lang w:val="en-US"/>
+              </w:rPr>
+            </w:pPr>
+            <w:r>
+              <w:rPr>
+                <w:sz w:val="28"/>
+                <w:szCs w:val="28"/>
+              </w:rPr>
+              <w:t xml:space="preserve">Table B-Output data of </w:t>
+            </w:r>
+            <w:r>
+              <w:rPr>
+                <w:sz w:val="28"/>
+                <w:szCs w:val="28"/>
+                <w:lang w:val="en-US"/>
+              </w:rPr>
+              <w:t xml:space="preserve">UC </w:t>
+            </w:r>
+            <w:proofErr w:type="spellStart"/>
+            <w:r>
+              <w:rPr>
+                <w:sz w:val="28"/>
+                <w:szCs w:val="28"/>
+                <w:lang w:val="en-US"/>
+              </w:rPr>
+              <w:t>ViewProductDetail</w:t>
+            </w:r>
+            <w:proofErr w:type="spellEnd"/>
+          </w:p>
+          <w:tbl>
+            <w:tblPr>
+              <w:tblStyle w:val="TableGrid"/>
+              <w:tblW w:w="9097" w:type="dxa"/>
+              <w:tblLook w:val="04A0" w:firstRow="1" w:lastRow="0" w:firstColumn="1" w:lastColumn="0" w:noHBand="0" w:noVBand="1"/>
+            </w:tblPr>
+            <w:tblGrid>
+              <w:gridCol w:w="620"/>
+              <w:gridCol w:w="1630"/>
+              <w:gridCol w:w="2409"/>
+              <w:gridCol w:w="2255"/>
+              <w:gridCol w:w="2183"/>
+            </w:tblGrid>
+            <w:tr>
+              <w:trPr>
+                <w:trHeight w:val="466"/>
+              </w:trPr>
+              <w:tc>
+                <w:tcPr>
+                  <w:tcW w:w="620" w:type="dxa"/>
+                  <w:shd w:val="clear" w:color="auto" w:fill="D99594" w:themeFill="accent2" w:themeFillTint="99"/>
+                  <w:vAlign w:val="center"/>
+                </w:tcPr>
+                <w:p>
+                  <w:pPr>
+                    <w:widowControl w:val="0"/>
+                    <w:ind w:left="4"/>
+                    <w:jc w:val="center"/>
+                    <w:rPr>
+                      <w:b/>
+                      <w:bCs/>
+                      <w:sz w:val="28"/>
+                      <w:szCs w:val="28"/>
+                    </w:rPr>
+                  </w:pPr>
+                  <w:r>
+                    <w:rPr>
+                      <w:b/>
+                      <w:bCs/>
+                      <w:sz w:val="28"/>
+                      <w:szCs w:val="28"/>
+                    </w:rPr>
+                    <w:t>No</w:t>
+                  </w:r>
+                </w:p>
+              </w:tc>
+              <w:tc>
+                <w:tcPr>
+                  <w:tcW w:w="1630" w:type="dxa"/>
+                  <w:shd w:val="clear" w:color="auto" w:fill="D99594" w:themeFill="accent2" w:themeFillTint="99"/>
+                  <w:vAlign w:val="center"/>
+                </w:tcPr>
+                <w:p>
+                  <w:pPr>
+                    <w:widowControl w:val="0"/>
+                    <w:ind w:left="4"/>
+                    <w:jc w:val="center"/>
+                    <w:rPr>
+                      <w:b/>
+                      <w:bCs/>
+                      <w:sz w:val="28"/>
+                      <w:szCs w:val="28"/>
+                    </w:rPr>
+                  </w:pPr>
+                  <w:r>
+                    <w:rPr>
+                      <w:b/>
+                      <w:bCs/>
+                      <w:sz w:val="28"/>
+                      <w:szCs w:val="28"/>
+                    </w:rPr>
+                    <w:t>Data fields</w:t>
+                  </w:r>
+                </w:p>
+              </w:tc>
+              <w:tc>
+                <w:tcPr>
+                  <w:tcW w:w="2409" w:type="dxa"/>
+                  <w:shd w:val="clear" w:color="auto" w:fill="D99594" w:themeFill="accent2" w:themeFillTint="99"/>
+                  <w:vAlign w:val="center"/>
+                </w:tcPr>
+                <w:p>
+                  <w:pPr>
+                    <w:widowControl w:val="0"/>
+                    <w:ind w:left="4"/>
+                    <w:jc w:val="center"/>
+                    <w:rPr>
+                      <w:b/>
+                      <w:bCs/>
+                      <w:sz w:val="28"/>
+                      <w:szCs w:val="28"/>
+                    </w:rPr>
+                  </w:pPr>
+                  <w:r>
+                    <w:rPr>
+                      <w:b/>
+                      <w:bCs/>
+                      <w:sz w:val="28"/>
+                      <w:szCs w:val="28"/>
+                    </w:rPr>
+                    <w:t>Description</w:t>
+                  </w:r>
+                </w:p>
+              </w:tc>
+              <w:tc>
+                <w:tcPr>
+                  <w:tcW w:w="2255" w:type="dxa"/>
+                  <w:shd w:val="clear" w:color="auto" w:fill="D99594" w:themeFill="accent2" w:themeFillTint="99"/>
+                  <w:vAlign w:val="center"/>
+                </w:tcPr>
+                <w:p>
+                  <w:pPr>
+                    <w:widowControl w:val="0"/>
+                    <w:ind w:left="4"/>
+                    <w:jc w:val="center"/>
+                    <w:rPr>
+                      <w:b/>
+                      <w:bCs/>
+                      <w:sz w:val="28"/>
+                      <w:szCs w:val="28"/>
+                    </w:rPr>
+                  </w:pPr>
+                  <w:r>
+                    <w:rPr>
+                      <w:b/>
+                      <w:bCs/>
+                      <w:sz w:val="28"/>
+                      <w:szCs w:val="28"/>
+                    </w:rPr>
+                    <w:t>Display format</w:t>
+                  </w:r>
+                </w:p>
+              </w:tc>
+              <w:tc>
+                <w:tcPr>
+                  <w:tcW w:w="2183" w:type="dxa"/>
+                  <w:shd w:val="clear" w:color="auto" w:fill="D99594" w:themeFill="accent2" w:themeFillTint="99"/>
+                  <w:vAlign w:val="center"/>
+                </w:tcPr>
+                <w:p>
+                  <w:pPr>
+                    <w:widowControl w:val="0"/>
+                    <w:ind w:left="4"/>
+                    <w:jc w:val="center"/>
+                    <w:rPr>
+                      <w:b/>
+                      <w:bCs/>
+                      <w:sz w:val="28"/>
+                      <w:szCs w:val="28"/>
+                    </w:rPr>
+                  </w:pPr>
+                  <w:r>
+                    <w:rPr>
+                      <w:b/>
+                      <w:bCs/>
+                      <w:sz w:val="28"/>
+                      <w:szCs w:val="28"/>
+                    </w:rPr>
+                    <w:t>Example</w:t>
+                  </w:r>
+                </w:p>
+              </w:tc>
+            </w:tr>
+            <w:tr>
+              <w:trPr>
+                <w:trHeight w:val="466"/>
+              </w:trPr>
+              <w:tc>
+                <w:tcPr>
+                  <w:tcW w:w="620" w:type="dxa"/>
+                  <w:vAlign w:val="center"/>
                 </w:tcPr>
                 <w:p>
                   <w:pPr>
                     <w:pStyle w:val="ListParagraph"/>
                     <w:numPr>
                       <w:ilvl w:val="0"/>
-                      <w:numId w:val="37"/>
+                      <w:numId w:val="35"/>
                     </w:numPr>
-                    <w:spacing w:after="120"/>
-                    <w:rPr>
-                      <w:sz w:val="28"/>
-                      <w:szCs w:val="28"/>
-                    </w:rPr>
-                  </w:pPr>
-                </w:p>
-              </w:tc>
-              <w:tc>
-                <w:tcPr>
-                  <w:tcW w:w="1351" w:type="dxa"/>
+                    <w:autoSpaceDE/>
+                    <w:autoSpaceDN/>
+                    <w:spacing w:before="60" w:line="240" w:lineRule="auto"/>
+                    <w:jc w:val="center"/>
+                    <w:rPr>
+                      <w:sz w:val="28"/>
+                      <w:szCs w:val="28"/>
+                    </w:rPr>
+                  </w:pPr>
+                </w:p>
+              </w:tc>
+              <w:tc>
+                <w:tcPr>
+                  <w:tcW w:w="1630" w:type="dxa"/>
+                  <w:vAlign w:val="center"/>
+                </w:tcPr>
+                <w:p>
+                  <w:pPr>
+                    <w:rPr>
+                      <w:sz w:val="28"/>
+                      <w:szCs w:val="28"/>
+                      <w:lang w:val="en-US"/>
+                    </w:rPr>
+                  </w:pPr>
+                  <w:r>
+                    <w:rPr>
+                      <w:sz w:val="28"/>
+                      <w:szCs w:val="28"/>
+                      <w:lang w:val="en-US"/>
+                    </w:rPr>
+                    <w:t xml:space="preserve">Title </w:t>
+                  </w:r>
+                </w:p>
+              </w:tc>
+              <w:tc>
+                <w:tcPr>
+                  <w:tcW w:w="2409" w:type="dxa"/>
+                  <w:vAlign w:val="center"/>
+                </w:tcPr>
+                <w:p>
+                  <w:pPr>
+                    <w:rPr>
+                      <w:sz w:val="28"/>
+                      <w:szCs w:val="28"/>
+                      <w:lang w:val="en-US"/>
+                    </w:rPr>
+                  </w:pPr>
+                  <w:r>
+                    <w:rPr>
+                      <w:sz w:val="28"/>
+                      <w:szCs w:val="28"/>
+                      <w:lang w:val="en-US"/>
+                    </w:rPr>
+                    <w:t>Product title</w:t>
+                  </w:r>
+                </w:p>
+              </w:tc>
+              <w:tc>
+                <w:tcPr>
+                  <w:tcW w:w="2255" w:type="dxa"/>
+                  <w:vAlign w:val="center"/>
+                </w:tcPr>
+                <w:p>
+                  <w:pPr>
+                    <w:rPr>
+                      <w:sz w:val="28"/>
+                      <w:szCs w:val="28"/>
+                      <w:lang w:val="en-US"/>
+                    </w:rPr>
+                  </w:pPr>
+                  <w:r>
+                    <w:rPr>
+                      <w:sz w:val="28"/>
+                      <w:szCs w:val="28"/>
+                      <w:lang w:val="en-US"/>
+                    </w:rPr>
+                    <w:t xml:space="preserve">Text </w:t>
+                  </w:r>
+                </w:p>
+              </w:tc>
+              <w:tc>
+                <w:tcPr>
+                  <w:tcW w:w="2183" w:type="dxa"/>
+                  <w:vAlign w:val="center"/>
+                </w:tcPr>
+                <w:p>
+                  <w:pPr>
+                    <w:rPr>
+                      <w:sz w:val="28"/>
+                      <w:szCs w:val="28"/>
+                      <w:lang w:val="en-US"/>
+                    </w:rPr>
+                  </w:pPr>
+                  <w:r>
+                    <w:rPr>
+                      <w:sz w:val="28"/>
+                      <w:szCs w:val="28"/>
+                      <w:lang w:val="en-US"/>
+                    </w:rPr>
+                    <w:t>One piece</w:t>
+                  </w:r>
+                </w:p>
+              </w:tc>
+            </w:tr>
+            <w:tr>
+              <w:trPr>
+                <w:trHeight w:val="1092"/>
+              </w:trPr>
+              <w:tc>
+                <w:tcPr>
+                  <w:tcW w:w="620" w:type="dxa"/>
+                  <w:vAlign w:val="center"/>
+                </w:tcPr>
+                <w:p>
+                  <w:pPr>
+                    <w:pStyle w:val="ListParagraph"/>
+                    <w:numPr>
+                      <w:ilvl w:val="0"/>
+                      <w:numId w:val="35"/>
+                    </w:numPr>
+                    <w:spacing w:before="60" w:line="240" w:lineRule="auto"/>
+                    <w:jc w:val="center"/>
+                    <w:rPr>
+                      <w:sz w:val="28"/>
+                      <w:szCs w:val="28"/>
+                    </w:rPr>
+                  </w:pPr>
+                </w:p>
+              </w:tc>
+              <w:tc>
+                <w:tcPr>
+                  <w:tcW w:w="1630" w:type="dxa"/>
                 </w:tcPr>
                 <w:tbl>
                   <w:tblPr>
-                    <w:tblW w:w="0" w:type="auto"/>
+                    <w:tblW w:w="1118" w:type="dxa"/>
+                    <w:tblCellSpacing w:w="15" w:type="dxa"/>
+                    <w:tblCellMar>
+                      <w:top w:w="15" w:type="dxa"/>
+                      <w:left w:w="15" w:type="dxa"/>
+                      <w:bottom w:w="15" w:type="dxa"/>
+                      <w:right w:w="15" w:type="dxa"/>
+                    </w:tblCellMar>
+                    <w:tblLook w:val="04A0" w:firstRow="1" w:lastRow="0" w:firstColumn="1" w:lastColumn="0" w:noHBand="0" w:noVBand="1"/>
+                  </w:tblPr>
+                  <w:tblGrid>
+                    <w:gridCol w:w="1118"/>
+                  </w:tblGrid>
+                  <w:tr>
+                    <w:trPr>
+                      <w:trHeight w:val="291"/>
+                      <w:tblCellSpacing w:w="15" w:type="dxa"/>
+                    </w:trPr>
+                    <w:tc>
+                      <w:tcPr>
+                        <w:tcW w:w="0" w:type="auto"/>
+                        <w:vAlign w:val="center"/>
+                        <w:hideMark/>
+                      </w:tcPr>
+                      <w:p>
+                        <w:pPr>
+                          <w:spacing w:before="0" w:line="240" w:lineRule="auto"/>
+                          <w:jc w:val="left"/>
+                          <w:rPr>
+                            <w:sz w:val="28"/>
+                            <w:szCs w:val="28"/>
+                          </w:rPr>
+                        </w:pPr>
+                        <w:r>
+                          <w:rPr>
+                            <w:sz w:val="28"/>
+                            <w:szCs w:val="28"/>
+                          </w:rPr>
+                          <w:t>Category</w:t>
+                        </w:r>
+                      </w:p>
+                    </w:tc>
+                  </w:tr>
+                </w:tbl>
+                <w:p>
+                  <w:pPr>
+                    <w:rPr>
+                      <w:sz w:val="28"/>
+                      <w:szCs w:val="28"/>
+                      <w:lang w:val="en-US"/>
+                    </w:rPr>
+                  </w:pPr>
+                </w:p>
+              </w:tc>
+              <w:tc>
+                <w:tcPr>
+                  <w:tcW w:w="2409" w:type="dxa"/>
+                </w:tcPr>
+                <w:tbl>
+                  <w:tblPr>
+                    <w:tblW w:w="1998" w:type="dxa"/>
+                    <w:tblCellSpacing w:w="15" w:type="dxa"/>
+                    <w:tblCellMar>
+                      <w:top w:w="15" w:type="dxa"/>
+                      <w:left w:w="15" w:type="dxa"/>
+                      <w:bottom w:w="15" w:type="dxa"/>
+                      <w:right w:w="15" w:type="dxa"/>
+                    </w:tblCellMar>
+                    <w:tblLook w:val="04A0" w:firstRow="1" w:lastRow="0" w:firstColumn="1" w:lastColumn="0" w:noHBand="0" w:noVBand="1"/>
+                  </w:tblPr>
+                  <w:tblGrid>
+                    <w:gridCol w:w="1998"/>
+                  </w:tblGrid>
+                  <w:tr>
+                    <w:trPr>
+                      <w:trHeight w:val="291"/>
+                      <w:tblCellSpacing w:w="15" w:type="dxa"/>
+                    </w:trPr>
+                    <w:tc>
+                      <w:tcPr>
+                        <w:tcW w:w="0" w:type="auto"/>
+                        <w:vAlign w:val="center"/>
+                        <w:hideMark/>
+                      </w:tcPr>
+                      <w:p>
+                        <w:pPr>
+                          <w:spacing w:before="0" w:line="240" w:lineRule="auto"/>
+                          <w:jc w:val="left"/>
+                          <w:rPr>
+                            <w:sz w:val="28"/>
+                            <w:szCs w:val="28"/>
+                          </w:rPr>
+                        </w:pPr>
+                        <w:r>
+                          <w:rPr>
+                            <w:sz w:val="28"/>
+                            <w:szCs w:val="28"/>
+                          </w:rPr>
+                          <w:t>Product category</w:t>
+                        </w:r>
+                      </w:p>
+                    </w:tc>
+                  </w:tr>
+                </w:tbl>
+                <w:p>
+                  <w:pPr>
+                    <w:rPr>
+                      <w:sz w:val="28"/>
+                      <w:szCs w:val="28"/>
+                      <w:lang w:val="en-US"/>
+                    </w:rPr>
+                  </w:pPr>
+                </w:p>
+              </w:tc>
+              <w:tc>
+                <w:tcPr>
+                  <w:tcW w:w="2255" w:type="dxa"/>
+                </w:tcPr>
+                <w:tbl>
+                  <w:tblPr>
+                    <w:tblW w:w="604" w:type="dxa"/>
+                    <w:tblCellSpacing w:w="15" w:type="dxa"/>
+                    <w:tblCellMar>
+                      <w:top w:w="15" w:type="dxa"/>
+                      <w:left w:w="15" w:type="dxa"/>
+                      <w:bottom w:w="15" w:type="dxa"/>
+                      <w:right w:w="15" w:type="dxa"/>
+                    </w:tblCellMar>
+                    <w:tblLook w:val="04A0" w:firstRow="1" w:lastRow="0" w:firstColumn="1" w:lastColumn="0" w:noHBand="0" w:noVBand="1"/>
+                  </w:tblPr>
+                  <w:tblGrid>
+                    <w:gridCol w:w="604"/>
+                  </w:tblGrid>
+                  <w:tr>
+                    <w:trPr>
+                      <w:trHeight w:val="291"/>
+                      <w:tblCellSpacing w:w="15" w:type="dxa"/>
+                    </w:trPr>
+                    <w:tc>
+                      <w:tcPr>
+                        <w:tcW w:w="0" w:type="auto"/>
+                        <w:vAlign w:val="center"/>
+                        <w:hideMark/>
+                      </w:tcPr>
+                      <w:p>
+                        <w:pPr>
+                          <w:spacing w:before="0" w:line="240" w:lineRule="auto"/>
+                          <w:jc w:val="left"/>
+                          <w:rPr>
+                            <w:sz w:val="28"/>
+                            <w:szCs w:val="28"/>
+                            <w:lang w:val="vi-VN"/>
+                          </w:rPr>
+                        </w:pPr>
+                        <w:r>
+                          <w:rPr>
+                            <w:sz w:val="28"/>
+                            <w:szCs w:val="28"/>
+                            <w:lang w:val="vi-VN"/>
+                          </w:rPr>
+                          <w:t>Text</w:t>
+                        </w:r>
+                      </w:p>
+                    </w:tc>
+                  </w:tr>
+                  <w:tr>
+                    <w:trPr>
+                      <w:trHeight w:val="306"/>
+                      <w:tblCellSpacing w:w="15" w:type="dxa"/>
+                    </w:trPr>
+                    <w:tc>
+                      <w:tcPr>
+                        <w:tcW w:w="0" w:type="auto"/>
+                        <w:vAlign w:val="center"/>
+                      </w:tcPr>
+                      <w:p>
+                        <w:pPr>
+                          <w:spacing w:before="0" w:line="240" w:lineRule="auto"/>
+                          <w:jc w:val="left"/>
+                          <w:rPr>
+                            <w:sz w:val="28"/>
+                            <w:szCs w:val="28"/>
+                            <w:lang w:val="vi-VN"/>
+                          </w:rPr>
+                        </w:pPr>
+                      </w:p>
+                    </w:tc>
+                  </w:tr>
+                  <w:tr>
+                    <w:trPr>
+                      <w:trHeight w:val="291"/>
+                      <w:tblCellSpacing w:w="15" w:type="dxa"/>
+                    </w:trPr>
+                    <w:tc>
+                      <w:tcPr>
+                        <w:tcW w:w="0" w:type="auto"/>
+                        <w:vAlign w:val="center"/>
+                      </w:tcPr>
+                      <w:p>
+                        <w:pPr>
+                          <w:spacing w:before="0" w:line="240" w:lineRule="auto"/>
+                          <w:jc w:val="left"/>
+                          <w:rPr>
+                            <w:sz w:val="28"/>
+                            <w:szCs w:val="28"/>
+                            <w:lang w:val="vi-VN"/>
+                          </w:rPr>
+                        </w:pPr>
+                      </w:p>
+                    </w:tc>
+                  </w:tr>
+                </w:tbl>
+                <w:p>
+                  <w:pPr>
+                    <w:rPr>
+                      <w:sz w:val="28"/>
+                      <w:szCs w:val="28"/>
+                      <w:lang w:val="en-US"/>
+                    </w:rPr>
+                  </w:pPr>
+                </w:p>
+              </w:tc>
+              <w:tc>
+                <w:tcPr>
+                  <w:tcW w:w="2183" w:type="dxa"/>
+                </w:tcPr>
+                <w:tbl>
+                  <w:tblPr>
+                    <w:tblW w:w="698" w:type="dxa"/>
+                    <w:tblCellSpacing w:w="15" w:type="dxa"/>
+                    <w:tblCellMar>
+                      <w:top w:w="15" w:type="dxa"/>
+                      <w:left w:w="15" w:type="dxa"/>
+                      <w:bottom w:w="15" w:type="dxa"/>
+                      <w:right w:w="15" w:type="dxa"/>
+                    </w:tblCellMar>
+                    <w:tblLook w:val="04A0" w:firstRow="1" w:lastRow="0" w:firstColumn="1" w:lastColumn="0" w:noHBand="0" w:noVBand="1"/>
+                  </w:tblPr>
+                  <w:tblGrid>
+                    <w:gridCol w:w="698"/>
+                  </w:tblGrid>
+                  <w:tr>
+                    <w:trPr>
+                      <w:trHeight w:val="291"/>
+                      <w:tblCellSpacing w:w="15" w:type="dxa"/>
+                    </w:trPr>
+                    <w:tc>
+                      <w:tcPr>
+                        <w:tcW w:w="0" w:type="auto"/>
+                        <w:vAlign w:val="center"/>
+                        <w:hideMark/>
+                      </w:tcPr>
+                      <w:p>
+                        <w:pPr>
+                          <w:spacing w:before="0" w:line="240" w:lineRule="auto"/>
+                          <w:jc w:val="left"/>
+                          <w:rPr>
+                            <w:sz w:val="28"/>
+                            <w:szCs w:val="28"/>
+                            <w:lang w:val="vi-VN"/>
+                          </w:rPr>
+                        </w:pPr>
+                        <w:r>
+                          <w:rPr>
+                            <w:sz w:val="28"/>
+                            <w:szCs w:val="28"/>
+                            <w:lang w:val="vi-VN"/>
+                          </w:rPr>
+                          <w:t>Book</w:t>
+                        </w:r>
+                      </w:p>
+                    </w:tc>
+                  </w:tr>
+                </w:tbl>
+                <w:p>
+                  <w:pPr>
+                    <w:rPr>
+                      <w:sz w:val="28"/>
+                      <w:szCs w:val="28"/>
+                    </w:rPr>
+                  </w:pPr>
+                </w:p>
+              </w:tc>
+            </w:tr>
+            <w:tr>
+              <w:trPr>
+                <w:trHeight w:val="976"/>
+              </w:trPr>
+              <w:tc>
+                <w:tcPr>
+                  <w:tcW w:w="620" w:type="dxa"/>
+                  <w:vAlign w:val="center"/>
+                </w:tcPr>
+                <w:p>
+                  <w:pPr>
+                    <w:pStyle w:val="ListParagraph"/>
+                    <w:numPr>
+                      <w:ilvl w:val="0"/>
+                      <w:numId w:val="35"/>
+                    </w:numPr>
+                    <w:spacing w:before="60" w:line="240" w:lineRule="auto"/>
+                    <w:jc w:val="center"/>
+                    <w:rPr>
+                      <w:sz w:val="28"/>
+                      <w:szCs w:val="28"/>
+                    </w:rPr>
+                  </w:pPr>
+                </w:p>
+              </w:tc>
+              <w:tc>
+                <w:tcPr>
+                  <w:tcW w:w="1630" w:type="dxa"/>
+                </w:tcPr>
+                <w:tbl>
+                  <w:tblPr>
+                    <w:tblW w:w="1414" w:type="dxa"/>
+                    <w:tblCellSpacing w:w="15" w:type="dxa"/>
+                    <w:tblCellMar>
+                      <w:top w:w="15" w:type="dxa"/>
+                      <w:left w:w="15" w:type="dxa"/>
+                      <w:bottom w:w="15" w:type="dxa"/>
+                      <w:right w:w="15" w:type="dxa"/>
+                    </w:tblCellMar>
+                    <w:tblLook w:val="04A0" w:firstRow="1" w:lastRow="0" w:firstColumn="1" w:lastColumn="0" w:noHBand="0" w:noVBand="1"/>
+                  </w:tblPr>
+                  <w:tblGrid>
+                    <w:gridCol w:w="1414"/>
+                  </w:tblGrid>
+                  <w:tr>
+                    <w:trPr>
+                      <w:trHeight w:val="597"/>
+                      <w:tblCellSpacing w:w="15" w:type="dxa"/>
+                    </w:trPr>
+                    <w:tc>
+                      <w:tcPr>
+                        <w:tcW w:w="0" w:type="auto"/>
+                        <w:vAlign w:val="center"/>
+                        <w:hideMark/>
+                      </w:tcPr>
+                      <w:p>
+                        <w:pPr>
+                          <w:spacing w:before="0" w:line="240" w:lineRule="auto"/>
+                          <w:jc w:val="left"/>
+                          <w:rPr>
+                            <w:sz w:val="28"/>
+                            <w:szCs w:val="28"/>
+                          </w:rPr>
+                        </w:pPr>
+                        <w:r>
+                          <w:rPr>
+                            <w:sz w:val="28"/>
+                            <w:szCs w:val="28"/>
+                          </w:rPr>
+                          <w:t>General description</w:t>
+                        </w:r>
+                      </w:p>
+                    </w:tc>
+                  </w:tr>
+                </w:tbl>
+                <w:p>
+                  <w:pPr>
+                    <w:rPr>
+                      <w:sz w:val="28"/>
+                      <w:szCs w:val="28"/>
+                      <w:lang w:val="en-US"/>
+                    </w:rPr>
+                  </w:pPr>
+                </w:p>
+              </w:tc>
+              <w:tc>
+                <w:tcPr>
+                  <w:tcW w:w="2409" w:type="dxa"/>
+                </w:tcPr>
+                <w:tbl>
+                  <w:tblPr>
+                    <w:tblW w:w="2193" w:type="dxa"/>
+                    <w:tblCellSpacing w:w="15" w:type="dxa"/>
+                    <w:tblCellMar>
+                      <w:top w:w="15" w:type="dxa"/>
+                      <w:left w:w="15" w:type="dxa"/>
+                      <w:bottom w:w="15" w:type="dxa"/>
+                      <w:right w:w="15" w:type="dxa"/>
+                    </w:tblCellMar>
+                    <w:tblLook w:val="04A0" w:firstRow="1" w:lastRow="0" w:firstColumn="1" w:lastColumn="0" w:noHBand="0" w:noVBand="1"/>
+                  </w:tblPr>
+                  <w:tblGrid>
+                    <w:gridCol w:w="2193"/>
+                  </w:tblGrid>
+                  <w:tr>
+                    <w:trPr>
+                      <w:trHeight w:val="889"/>
+                      <w:tblCellSpacing w:w="15" w:type="dxa"/>
+                    </w:trPr>
+                    <w:tc>
+                      <w:tcPr>
+                        <w:tcW w:w="0" w:type="auto"/>
+                        <w:vAlign w:val="center"/>
+                        <w:hideMark/>
+                      </w:tcPr>
+                      <w:p>
+                        <w:pPr>
+                          <w:spacing w:before="0" w:line="240" w:lineRule="auto"/>
+                          <w:jc w:val="left"/>
+                          <w:rPr>
+                            <w:sz w:val="28"/>
+                            <w:szCs w:val="28"/>
+                            <w:lang w:val="vi-VN"/>
+                          </w:rPr>
+                        </w:pPr>
+                        <w:r>
+                          <w:rPr>
+                            <w:sz w:val="28"/>
+                            <w:szCs w:val="28"/>
+                          </w:rPr>
+                          <w:t xml:space="preserve">General </w:t>
+                        </w:r>
+                        <w:proofErr w:type="spellStart"/>
+                        <w:r>
+                          <w:rPr>
+                            <w:sz w:val="28"/>
+                            <w:szCs w:val="28"/>
+                          </w:rPr>
+                          <w:t>descriptio</w:t>
+                        </w:r>
+                        <w:proofErr w:type="spellEnd"/>
+                        <w:r>
+                          <w:rPr>
+                            <w:sz w:val="28"/>
+                            <w:szCs w:val="28"/>
+                            <w:lang w:val="vi-VN"/>
+                          </w:rPr>
+                          <w:t>n of the product</w:t>
+                        </w:r>
+                      </w:p>
+                    </w:tc>
+                  </w:tr>
+                </w:tbl>
+                <w:p>
+                  <w:pPr>
+                    <w:rPr>
+                      <w:sz w:val="28"/>
+                      <w:szCs w:val="28"/>
+                      <w:lang w:val="en-US"/>
+                    </w:rPr>
+                  </w:pPr>
+                </w:p>
+              </w:tc>
+              <w:tc>
+                <w:tcPr>
+                  <w:tcW w:w="2255" w:type="dxa"/>
+                </w:tcPr>
+                <w:tbl>
+                  <w:tblPr>
+                    <w:tblW w:w="1717" w:type="dxa"/>
+                    <w:tblCellSpacing w:w="15" w:type="dxa"/>
+                    <w:tblCellMar>
+                      <w:top w:w="15" w:type="dxa"/>
+                      <w:left w:w="15" w:type="dxa"/>
+                      <w:bottom w:w="15" w:type="dxa"/>
+                      <w:right w:w="15" w:type="dxa"/>
+                    </w:tblCellMar>
+                    <w:tblLook w:val="04A0" w:firstRow="1" w:lastRow="0" w:firstColumn="1" w:lastColumn="0" w:noHBand="0" w:noVBand="1"/>
+                  </w:tblPr>
+                  <w:tblGrid>
+                    <w:gridCol w:w="1717"/>
+                  </w:tblGrid>
+                  <w:tr>
+                    <w:trPr>
+                      <w:trHeight w:val="291"/>
+                      <w:tblCellSpacing w:w="15" w:type="dxa"/>
+                    </w:trPr>
+                    <w:tc>
+                      <w:tcPr>
+                        <w:tcW w:w="0" w:type="auto"/>
+                        <w:vAlign w:val="center"/>
+                        <w:hideMark/>
+                      </w:tcPr>
+                      <w:p>
+                        <w:pPr>
+                          <w:spacing w:before="0" w:line="240" w:lineRule="auto"/>
+                          <w:jc w:val="left"/>
+                          <w:rPr>
+                            <w:sz w:val="28"/>
+                            <w:szCs w:val="28"/>
+                            <w:lang w:val="vi-VN"/>
+                          </w:rPr>
+                        </w:pPr>
+                        <w:r>
+                          <w:rPr>
+                            <w:sz w:val="28"/>
+                            <w:szCs w:val="28"/>
+                            <w:lang w:val="vi-VN"/>
+                          </w:rPr>
+                          <w:t>Paragraph text</w:t>
+                        </w:r>
+                      </w:p>
+                    </w:tc>
+                  </w:tr>
+                </w:tbl>
+                <w:p>
+                  <w:pPr>
+                    <w:rPr>
+                      <w:sz w:val="28"/>
+                      <w:szCs w:val="28"/>
+                      <w:lang w:val="en-US"/>
+                    </w:rPr>
+                  </w:pPr>
+                </w:p>
+              </w:tc>
+              <w:tc>
+                <w:tcPr>
+                  <w:tcW w:w="2183" w:type="dxa"/>
+                </w:tcPr>
+                <w:tbl>
+                  <w:tblPr>
+                    <w:tblW w:w="698" w:type="dxa"/>
+                    <w:tblCellSpacing w:w="15" w:type="dxa"/>
+                    <w:tblCellMar>
+                      <w:top w:w="15" w:type="dxa"/>
+                      <w:left w:w="15" w:type="dxa"/>
+                      <w:bottom w:w="15" w:type="dxa"/>
+                      <w:right w:w="15" w:type="dxa"/>
+                    </w:tblCellMar>
+                    <w:tblLook w:val="04A0" w:firstRow="1" w:lastRow="0" w:firstColumn="1" w:lastColumn="0" w:noHBand="0" w:noVBand="1"/>
+                  </w:tblPr>
+                  <w:tblGrid>
+                    <w:gridCol w:w="698"/>
+                  </w:tblGrid>
+                  <w:tr>
+                    <w:trPr>
+                      <w:trHeight w:val="291"/>
+                      <w:tblCellSpacing w:w="15" w:type="dxa"/>
+                    </w:trPr>
+                    <w:tc>
+                      <w:tcPr>
+                        <w:tcW w:w="0" w:type="auto"/>
+                        <w:vAlign w:val="center"/>
+                        <w:hideMark/>
+                      </w:tcPr>
+                      <w:p>
+                        <w:pPr>
+                          <w:spacing w:before="0" w:line="240" w:lineRule="auto"/>
+                          <w:jc w:val="left"/>
+                          <w:rPr>
+                            <w:sz w:val="28"/>
+                            <w:szCs w:val="28"/>
+                            <w:lang w:val="vi-VN"/>
+                          </w:rPr>
+                        </w:pPr>
+                        <w:r>
+                          <w:rPr>
+                            <w:sz w:val="28"/>
+                            <w:szCs w:val="28"/>
+                            <w:lang w:val="vi-VN"/>
+                          </w:rPr>
+                          <w:t>Book</w:t>
+                        </w:r>
+                      </w:p>
+                    </w:tc>
+                  </w:tr>
+                </w:tbl>
+                <w:p>
+                  <w:pPr>
+                    <w:rPr>
+                      <w:sz w:val="28"/>
+                      <w:szCs w:val="28"/>
+                      <w:lang w:val="en-US"/>
+                    </w:rPr>
+                  </w:pPr>
+                </w:p>
+              </w:tc>
+            </w:tr>
+            <w:tr>
+              <w:trPr>
+                <w:trHeight w:val="728"/>
+              </w:trPr>
+              <w:tc>
+                <w:tcPr>
+                  <w:tcW w:w="620" w:type="dxa"/>
+                  <w:vAlign w:val="center"/>
+                </w:tcPr>
+                <w:p>
+                  <w:pPr>
+                    <w:pStyle w:val="ListParagraph"/>
+                    <w:numPr>
+                      <w:ilvl w:val="0"/>
+                      <w:numId w:val="35"/>
+                    </w:numPr>
+                    <w:spacing w:before="60" w:line="240" w:lineRule="auto"/>
+                    <w:jc w:val="center"/>
+                    <w:rPr>
+                      <w:sz w:val="28"/>
+                      <w:szCs w:val="28"/>
+                    </w:rPr>
+                  </w:pPr>
+                </w:p>
+              </w:tc>
+              <w:tc>
+                <w:tcPr>
+                  <w:tcW w:w="1630" w:type="dxa"/>
+                </w:tcPr>
+                <w:tbl>
+                  <w:tblPr>
+                    <w:tblW w:w="854" w:type="dxa"/>
+                    <w:tblCellSpacing w:w="15" w:type="dxa"/>
+                    <w:tblCellMar>
+                      <w:top w:w="15" w:type="dxa"/>
+                      <w:left w:w="15" w:type="dxa"/>
+                      <w:bottom w:w="15" w:type="dxa"/>
+                      <w:right w:w="15" w:type="dxa"/>
+                    </w:tblCellMar>
+                    <w:tblLook w:val="04A0" w:firstRow="1" w:lastRow="0" w:firstColumn="1" w:lastColumn="0" w:noHBand="0" w:noVBand="1"/>
+                  </w:tblPr>
+                  <w:tblGrid>
+                    <w:gridCol w:w="854"/>
+                  </w:tblGrid>
+                  <w:tr>
+                    <w:trPr>
+                      <w:trHeight w:val="291"/>
+                      <w:tblCellSpacing w:w="15" w:type="dxa"/>
+                    </w:trPr>
+                    <w:tc>
+                      <w:tcPr>
+                        <w:tcW w:w="0" w:type="auto"/>
+                        <w:vAlign w:val="center"/>
+                        <w:hideMark/>
+                      </w:tcPr>
+                      <w:p>
+                        <w:pPr>
+                          <w:spacing w:before="0" w:line="240" w:lineRule="auto"/>
+                          <w:jc w:val="left"/>
+                          <w:rPr>
+                            <w:sz w:val="28"/>
+                            <w:szCs w:val="28"/>
+                          </w:rPr>
+                        </w:pPr>
+                        <w:r>
+                          <w:rPr>
+                            <w:sz w:val="28"/>
+                            <w:szCs w:val="28"/>
+                          </w:rPr>
+                          <w:t>Height</w:t>
+                        </w:r>
+                      </w:p>
+                    </w:tc>
+                  </w:tr>
+                </w:tbl>
+                <w:p>
+                  <w:pPr>
+                    <w:rPr>
+                      <w:sz w:val="28"/>
+                      <w:szCs w:val="28"/>
+                      <w:lang w:val="en-US"/>
+                    </w:rPr>
+                  </w:pPr>
+                </w:p>
+              </w:tc>
+              <w:tc>
+                <w:tcPr>
+                  <w:tcW w:w="2409" w:type="dxa"/>
+                </w:tcPr>
+                <w:tbl>
+                  <w:tblPr>
+                    <w:tblW w:w="1733" w:type="dxa"/>
+                    <w:tblCellSpacing w:w="15" w:type="dxa"/>
+                    <w:tblCellMar>
+                      <w:top w:w="15" w:type="dxa"/>
+                      <w:left w:w="15" w:type="dxa"/>
+                      <w:bottom w:w="15" w:type="dxa"/>
+                      <w:right w:w="15" w:type="dxa"/>
+                    </w:tblCellMar>
+                    <w:tblLook w:val="04A0" w:firstRow="1" w:lastRow="0" w:firstColumn="1" w:lastColumn="0" w:noHBand="0" w:noVBand="1"/>
+                  </w:tblPr>
+                  <w:tblGrid>
+                    <w:gridCol w:w="1733"/>
+                  </w:tblGrid>
+                  <w:tr>
+                    <w:trPr>
+                      <w:trHeight w:val="291"/>
+                      <w:tblCellSpacing w:w="15" w:type="dxa"/>
+                    </w:trPr>
+                    <w:tc>
+                      <w:tcPr>
+                        <w:tcW w:w="0" w:type="auto"/>
+                        <w:vAlign w:val="center"/>
+                        <w:hideMark/>
+                      </w:tcPr>
+                      <w:p>
+                        <w:pPr>
+                          <w:spacing w:before="0" w:line="240" w:lineRule="auto"/>
+                          <w:jc w:val="left"/>
+                          <w:rPr>
+                            <w:sz w:val="28"/>
+                            <w:szCs w:val="28"/>
+                            <w:lang w:val="vi-VN"/>
+                          </w:rPr>
+                        </w:pPr>
+                        <w:r>
+                          <w:rPr>
+                            <w:sz w:val="28"/>
+                            <w:szCs w:val="28"/>
+                            <w:lang w:val="vi-VN"/>
+                          </w:rPr>
+                          <w:t xml:space="preserve">Product height  </w:t>
+                        </w:r>
+                      </w:p>
+                    </w:tc>
+                  </w:tr>
+                </w:tbl>
+                <w:p>
+                  <w:pPr>
+                    <w:rPr>
+                      <w:sz w:val="28"/>
+                      <w:szCs w:val="28"/>
+                    </w:rPr>
+                  </w:pPr>
+                </w:p>
+              </w:tc>
+              <w:tc>
+                <w:tcPr>
+                  <w:tcW w:w="2255" w:type="dxa"/>
+                </w:tcPr>
+                <w:tbl>
+                  <w:tblPr>
+                    <w:tblW w:w="1601" w:type="dxa"/>
+                    <w:tblCellSpacing w:w="15" w:type="dxa"/>
+                    <w:tblCellMar>
+                      <w:top w:w="15" w:type="dxa"/>
+                      <w:left w:w="15" w:type="dxa"/>
+                      <w:bottom w:w="15" w:type="dxa"/>
+                      <w:right w:w="15" w:type="dxa"/>
+                    </w:tblCellMar>
+                    <w:tblLook w:val="04A0" w:firstRow="1" w:lastRow="0" w:firstColumn="1" w:lastColumn="0" w:noHBand="0" w:noVBand="1"/>
+                  </w:tblPr>
+                  <w:tblGrid>
+                    <w:gridCol w:w="1601"/>
+                  </w:tblGrid>
+                  <w:tr>
+                    <w:trPr>
+                      <w:trHeight w:val="291"/>
+                      <w:tblCellSpacing w:w="15" w:type="dxa"/>
+                    </w:trPr>
+                    <w:tc>
+                      <w:tcPr>
+                        <w:tcW w:w="0" w:type="auto"/>
+                        <w:vAlign w:val="center"/>
+                        <w:hideMark/>
+                      </w:tcPr>
+                      <w:p>
+                        <w:pPr>
+                          <w:spacing w:before="0" w:line="240" w:lineRule="auto"/>
+                          <w:jc w:val="left"/>
+                          <w:rPr>
+                            <w:sz w:val="28"/>
+                            <w:szCs w:val="28"/>
+                            <w:lang w:val="vi-VN"/>
+                          </w:rPr>
+                        </w:pPr>
+                        <w:r>
+                          <w:rPr>
+                            <w:sz w:val="28"/>
+                            <w:szCs w:val="28"/>
+                            <w:lang w:val="vi-VN"/>
+                          </w:rPr>
+                          <w:t>Number/Text</w:t>
+                        </w:r>
+                      </w:p>
+                    </w:tc>
+                  </w:tr>
+                  <w:tr>
+                    <w:trPr>
+                      <w:trHeight w:val="306"/>
+                      <w:tblCellSpacing w:w="15" w:type="dxa"/>
+                    </w:trPr>
+                    <w:tc>
+                      <w:tcPr>
+                        <w:tcW w:w="0" w:type="auto"/>
+                        <w:vAlign w:val="center"/>
+                      </w:tcPr>
+                      <w:p>
+                        <w:pPr>
+                          <w:spacing w:before="0" w:line="240" w:lineRule="auto"/>
+                          <w:jc w:val="left"/>
+                          <w:rPr>
+                            <w:sz w:val="28"/>
+                            <w:szCs w:val="28"/>
+                            <w:lang w:val="vi-VN"/>
+                          </w:rPr>
+                        </w:pPr>
+                      </w:p>
+                    </w:tc>
+                  </w:tr>
+                </w:tbl>
+                <w:p>
+                  <w:pPr>
+                    <w:rPr>
+                      <w:sz w:val="28"/>
+                      <w:szCs w:val="28"/>
+                      <w:lang w:val="en-US"/>
+                    </w:rPr>
+                  </w:pPr>
+                </w:p>
+              </w:tc>
+              <w:tc>
+                <w:tcPr>
+                  <w:tcW w:w="2183" w:type="dxa"/>
+                </w:tcPr>
+                <w:tbl>
+                  <w:tblPr>
+                    <w:tblW w:w="784" w:type="dxa"/>
+                    <w:tblCellSpacing w:w="15" w:type="dxa"/>
+                    <w:tblCellMar>
+                      <w:top w:w="15" w:type="dxa"/>
+                      <w:left w:w="15" w:type="dxa"/>
+                      <w:bottom w:w="15" w:type="dxa"/>
+                      <w:right w:w="15" w:type="dxa"/>
+                    </w:tblCellMar>
+                    <w:tblLook w:val="04A0" w:firstRow="1" w:lastRow="0" w:firstColumn="1" w:lastColumn="0" w:noHBand="0" w:noVBand="1"/>
+                  </w:tblPr>
+                  <w:tblGrid>
+                    <w:gridCol w:w="784"/>
+                  </w:tblGrid>
+                  <w:tr>
+                    <w:trPr>
+                      <w:trHeight w:val="291"/>
+                      <w:tblCellSpacing w:w="15" w:type="dxa"/>
+                    </w:trPr>
+                    <w:tc>
+                      <w:tcPr>
+                        <w:tcW w:w="0" w:type="auto"/>
+                        <w:vAlign w:val="center"/>
+                        <w:hideMark/>
+                      </w:tcPr>
+                      <w:p>
+                        <w:pPr>
+                          <w:spacing w:before="0" w:line="240" w:lineRule="auto"/>
+                          <w:jc w:val="left"/>
+                          <w:rPr>
+                            <w:sz w:val="28"/>
+                            <w:szCs w:val="28"/>
+                            <w:lang w:val="vi-VN"/>
+                          </w:rPr>
+                        </w:pPr>
+                        <w:r>
+                          <w:rPr>
+                            <w:sz w:val="28"/>
+                            <w:szCs w:val="28"/>
+                            <w:lang w:val="vi-VN"/>
+                          </w:rPr>
+                          <w:t>20 cm</w:t>
+                        </w:r>
+                      </w:p>
+                    </w:tc>
+                  </w:tr>
+                </w:tbl>
+                <w:p>
+                  <w:pPr>
+                    <w:rPr>
+                      <w:sz w:val="28"/>
+                      <w:szCs w:val="28"/>
+                      <w:lang w:val="en-US"/>
+                    </w:rPr>
+                  </w:pPr>
+                </w:p>
+              </w:tc>
+            </w:tr>
+            <w:tr>
+              <w:trPr>
+                <w:trHeight w:val="393"/>
+              </w:trPr>
+              <w:tc>
+                <w:tcPr>
+                  <w:tcW w:w="620" w:type="dxa"/>
+                  <w:vAlign w:val="center"/>
+                </w:tcPr>
+                <w:p>
+                  <w:pPr>
+                    <w:pStyle w:val="ListParagraph"/>
+                    <w:numPr>
+                      <w:ilvl w:val="0"/>
+                      <w:numId w:val="35"/>
+                    </w:numPr>
+                    <w:spacing w:before="60" w:line="240" w:lineRule="auto"/>
+                    <w:jc w:val="center"/>
+                    <w:rPr>
+                      <w:sz w:val="28"/>
+                      <w:szCs w:val="28"/>
+                    </w:rPr>
+                  </w:pPr>
+                </w:p>
+              </w:tc>
+              <w:tc>
+                <w:tcPr>
+                  <w:tcW w:w="1630" w:type="dxa"/>
+                </w:tcPr>
+                <w:tbl>
+                  <w:tblPr>
+                    <w:tblW w:w="793" w:type="dxa"/>
+                    <w:tblCellSpacing w:w="15" w:type="dxa"/>
+                    <w:tblCellMar>
+                      <w:top w:w="15" w:type="dxa"/>
+                      <w:left w:w="15" w:type="dxa"/>
+                      <w:bottom w:w="15" w:type="dxa"/>
+                      <w:right w:w="15" w:type="dxa"/>
+                    </w:tblCellMar>
+                    <w:tblLook w:val="04A0" w:firstRow="1" w:lastRow="0" w:firstColumn="1" w:lastColumn="0" w:noHBand="0" w:noVBand="1"/>
+                  </w:tblPr>
+                  <w:tblGrid>
+                    <w:gridCol w:w="793"/>
+                  </w:tblGrid>
+                  <w:tr>
+                    <w:trPr>
+                      <w:trHeight w:val="320"/>
+                      <w:tblCellSpacing w:w="15" w:type="dxa"/>
+                    </w:trPr>
+                    <w:tc>
+                      <w:tcPr>
+                        <w:tcW w:w="0" w:type="auto"/>
+                        <w:vAlign w:val="center"/>
+                        <w:hideMark/>
+                      </w:tcPr>
+                      <w:p>
+                        <w:pPr>
+                          <w:spacing w:before="0" w:line="240" w:lineRule="auto"/>
+                          <w:jc w:val="left"/>
+                          <w:rPr>
+                            <w:sz w:val="28"/>
+                            <w:szCs w:val="28"/>
+                            <w:lang w:val="vi-VN"/>
+                          </w:rPr>
+                        </w:pPr>
+                        <w:r>
+                          <w:rPr>
+                            <w:rFonts w:ascii="Calibri" w:hAnsi="Calibri" w:cs="Calibri"/>
+                            <w:sz w:val="28"/>
+                            <w:szCs w:val="28"/>
+                            <w:lang w:val="vi-VN"/>
+                          </w:rPr>
+                          <w:t>Width</w:t>
+                        </w:r>
+                      </w:p>
+                    </w:tc>
+                  </w:tr>
+                </w:tbl>
+                <w:p>
+                  <w:pPr>
+                    <w:rPr>
+                      <w:sz w:val="28"/>
+                      <w:szCs w:val="28"/>
+                    </w:rPr>
+                  </w:pPr>
+                </w:p>
+              </w:tc>
+              <w:tc>
+                <w:tcPr>
+                  <w:tcW w:w="2409" w:type="dxa"/>
+                </w:tcPr>
+                <w:tbl>
+                  <w:tblPr>
+                    <w:tblW w:w="1671" w:type="dxa"/>
+                    <w:tblCellSpacing w:w="15" w:type="dxa"/>
+                    <w:tblCellMar>
+                      <w:top w:w="15" w:type="dxa"/>
+                      <w:left w:w="15" w:type="dxa"/>
+                      <w:bottom w:w="15" w:type="dxa"/>
+                      <w:right w:w="15" w:type="dxa"/>
+                    </w:tblCellMar>
+                    <w:tblLook w:val="04A0" w:firstRow="1" w:lastRow="0" w:firstColumn="1" w:lastColumn="0" w:noHBand="0" w:noVBand="1"/>
+                  </w:tblPr>
+                  <w:tblGrid>
+                    <w:gridCol w:w="1671"/>
+                  </w:tblGrid>
+                  <w:tr>
+                    <w:trPr>
+                      <w:trHeight w:val="291"/>
+                      <w:tblCellSpacing w:w="15" w:type="dxa"/>
+                    </w:trPr>
+                    <w:tc>
+                      <w:tcPr>
+                        <w:tcW w:w="0" w:type="auto"/>
+                        <w:vAlign w:val="center"/>
+                        <w:hideMark/>
+                      </w:tcPr>
+                      <w:p>
+                        <w:pPr>
+                          <w:spacing w:before="0" w:line="240" w:lineRule="auto"/>
+                          <w:jc w:val="left"/>
+                          <w:rPr>
+                            <w:sz w:val="28"/>
+                            <w:szCs w:val="28"/>
+                            <w:lang w:val="vi-VN"/>
+                          </w:rPr>
+                        </w:pPr>
+                        <w:r>
+                          <w:rPr>
+                            <w:sz w:val="28"/>
+                            <w:szCs w:val="28"/>
+                            <w:lang w:val="vi-VN"/>
+                          </w:rPr>
+                          <w:t>Product width</w:t>
+                        </w:r>
+                      </w:p>
+                    </w:tc>
+                  </w:tr>
+                </w:tbl>
+                <w:p>
+                  <w:pPr>
+                    <w:rPr>
+                      <w:sz w:val="28"/>
+                      <w:szCs w:val="28"/>
+                    </w:rPr>
+                  </w:pPr>
+                </w:p>
+              </w:tc>
+              <w:tc>
+                <w:tcPr>
+                  <w:tcW w:w="2255" w:type="dxa"/>
+                </w:tcPr>
+                <w:tbl>
+                  <w:tblPr>
+                    <w:tblW w:w="1601" w:type="dxa"/>
+                    <w:tblCellSpacing w:w="15" w:type="dxa"/>
+                    <w:tblCellMar>
+                      <w:top w:w="15" w:type="dxa"/>
+                      <w:left w:w="15" w:type="dxa"/>
+                      <w:bottom w:w="15" w:type="dxa"/>
+                      <w:right w:w="15" w:type="dxa"/>
+                    </w:tblCellMar>
+                    <w:tblLook w:val="04A0" w:firstRow="1" w:lastRow="0" w:firstColumn="1" w:lastColumn="0" w:noHBand="0" w:noVBand="1"/>
+                  </w:tblPr>
+                  <w:tblGrid>
+                    <w:gridCol w:w="1601"/>
+                  </w:tblGrid>
+                  <w:tr>
+                    <w:trPr>
+                      <w:trHeight w:val="291"/>
+                      <w:tblCellSpacing w:w="15" w:type="dxa"/>
+                    </w:trPr>
+                    <w:tc>
+                      <w:tcPr>
+                        <w:tcW w:w="0" w:type="auto"/>
+                        <w:vAlign w:val="center"/>
+                        <w:hideMark/>
+                      </w:tcPr>
+                      <w:p>
+                        <w:pPr>
+                          <w:spacing w:before="0" w:line="240" w:lineRule="auto"/>
+                          <w:jc w:val="left"/>
+                          <w:rPr>
+                            <w:sz w:val="28"/>
+                            <w:szCs w:val="28"/>
+                            <w:lang w:val="vi-VN"/>
+                          </w:rPr>
+                        </w:pPr>
+                        <w:r>
+                          <w:rPr>
+                            <w:sz w:val="28"/>
+                            <w:szCs w:val="28"/>
+                            <w:lang w:val="vi-VN"/>
+                          </w:rPr>
+                          <w:t>Number/Text</w:t>
+                        </w:r>
+                      </w:p>
+                    </w:tc>
+                  </w:tr>
+                </w:tbl>
+                <w:p>
+                  <w:pPr>
+                    <w:rPr>
+                      <w:sz w:val="28"/>
+                      <w:szCs w:val="28"/>
+                    </w:rPr>
+                  </w:pPr>
+                </w:p>
+              </w:tc>
+              <w:tc>
+                <w:tcPr>
+                  <w:tcW w:w="2183" w:type="dxa"/>
+                </w:tcPr>
+                <w:tbl>
+                  <w:tblPr>
+                    <w:tblW w:w="784" w:type="dxa"/>
+                    <w:tblCellSpacing w:w="15" w:type="dxa"/>
+                    <w:tblCellMar>
+                      <w:top w:w="15" w:type="dxa"/>
+                      <w:left w:w="15" w:type="dxa"/>
+                      <w:bottom w:w="15" w:type="dxa"/>
+                      <w:right w:w="15" w:type="dxa"/>
+                    </w:tblCellMar>
+                    <w:tblLook w:val="04A0" w:firstRow="1" w:lastRow="0" w:firstColumn="1" w:lastColumn="0" w:noHBand="0" w:noVBand="1"/>
+                  </w:tblPr>
+                  <w:tblGrid>
+                    <w:gridCol w:w="784"/>
+                  </w:tblGrid>
+                  <w:tr>
+                    <w:trPr>
+                      <w:trHeight w:val="291"/>
+                      <w:tblCellSpacing w:w="15" w:type="dxa"/>
+                    </w:trPr>
+                    <w:tc>
+                      <w:tcPr>
+                        <w:tcW w:w="0" w:type="auto"/>
+                        <w:vAlign w:val="center"/>
+                        <w:hideMark/>
+                      </w:tcPr>
+                      <w:p>
+                        <w:pPr>
+                          <w:spacing w:before="0" w:line="240" w:lineRule="auto"/>
+                          <w:jc w:val="left"/>
+                          <w:rPr>
+                            <w:sz w:val="28"/>
+                            <w:szCs w:val="28"/>
+                            <w:lang w:val="vi-VN"/>
+                          </w:rPr>
+                        </w:pPr>
+                        <w:r>
+                          <w:rPr>
+                            <w:sz w:val="28"/>
+                            <w:szCs w:val="28"/>
+                            <w:lang w:val="vi-VN"/>
+                          </w:rPr>
+                          <w:t>15 cm</w:t>
+                        </w:r>
+                      </w:p>
+                    </w:tc>
+                  </w:tr>
+                </w:tbl>
+                <w:p>
+                  <w:pPr>
+                    <w:rPr>
+                      <w:sz w:val="28"/>
+                      <w:szCs w:val="28"/>
+                      <w:lang w:val="en-US"/>
+                    </w:rPr>
+                  </w:pPr>
+                </w:p>
+              </w:tc>
+            </w:tr>
+            <w:tr>
+              <w:trPr>
+                <w:trHeight w:val="641"/>
+              </w:trPr>
+              <w:tc>
+                <w:tcPr>
+                  <w:tcW w:w="620" w:type="dxa"/>
+                  <w:vAlign w:val="center"/>
+                </w:tcPr>
+                <w:p>
+                  <w:pPr>
+                    <w:pStyle w:val="ListParagraph"/>
+                    <w:numPr>
+                      <w:ilvl w:val="0"/>
+                      <w:numId w:val="35"/>
+                    </w:numPr>
+                    <w:spacing w:before="60" w:line="240" w:lineRule="auto"/>
+                    <w:jc w:val="center"/>
+                    <w:rPr>
+                      <w:sz w:val="28"/>
+                      <w:szCs w:val="28"/>
+                    </w:rPr>
+                  </w:pPr>
+                </w:p>
+              </w:tc>
+              <w:tc>
+                <w:tcPr>
+                  <w:tcW w:w="1630" w:type="dxa"/>
+                  <w:vAlign w:val="center"/>
+                </w:tcPr>
+                <w:p>
+                  <w:pPr>
+                    <w:rPr>
+                      <w:sz w:val="28"/>
+                      <w:szCs w:val="28"/>
+                    </w:rPr>
+                  </w:pPr>
+                  <w:r>
+                    <w:rPr>
+                      <w:sz w:val="28"/>
+                      <w:szCs w:val="28"/>
+                    </w:rPr>
+                    <w:t>Length</w:t>
+                  </w:r>
+                </w:p>
+              </w:tc>
+              <w:tc>
+                <w:tcPr>
+                  <w:tcW w:w="2409" w:type="dxa"/>
+                  <w:vAlign w:val="center"/>
+                </w:tcPr>
+                <w:p>
+                  <w:pPr>
+                    <w:rPr>
+                      <w:sz w:val="28"/>
+                      <w:szCs w:val="28"/>
+                    </w:rPr>
+                  </w:pPr>
+                  <w:r>
+                    <w:rPr>
+                      <w:sz w:val="28"/>
+                      <w:szCs w:val="28"/>
+                    </w:rPr>
+                    <w:t>Product length</w:t>
+                  </w:r>
+                </w:p>
+              </w:tc>
+              <w:tc>
+                <w:tcPr>
+                  <w:tcW w:w="2255" w:type="dxa"/>
+                  <w:vAlign w:val="center"/>
+                </w:tcPr>
+                <w:tbl>
+                  <w:tblPr>
+                    <w:tblW w:w="1667" w:type="dxa"/>
+                    <w:tblCellSpacing w:w="15" w:type="dxa"/>
+                    <w:tblCellMar>
+                      <w:top w:w="15" w:type="dxa"/>
+                      <w:left w:w="15" w:type="dxa"/>
+                      <w:bottom w:w="15" w:type="dxa"/>
+                      <w:right w:w="15" w:type="dxa"/>
+                    </w:tblCellMar>
+                    <w:tblLook w:val="04A0" w:firstRow="1" w:lastRow="0" w:firstColumn="1" w:lastColumn="0" w:noHBand="0" w:noVBand="1"/>
+                  </w:tblPr>
+                  <w:tblGrid>
+                    <w:gridCol w:w="1586"/>
+                    <w:gridCol w:w="81"/>
+                  </w:tblGrid>
+                  <w:tr>
+                    <w:trPr>
+                      <w:trHeight w:val="466"/>
+                      <w:tblCellSpacing w:w="15" w:type="dxa"/>
+                    </w:trPr>
+                    <w:tc>
+                      <w:tcPr>
+                        <w:tcW w:w="0" w:type="auto"/>
+                        <w:vAlign w:val="center"/>
+                      </w:tcPr>
+                      <w:p>
+                        <w:pPr>
+                          <w:autoSpaceDE w:val="0"/>
+                          <w:autoSpaceDN w:val="0"/>
+                          <w:rPr>
+                            <w:sz w:val="28"/>
+                            <w:szCs w:val="28"/>
+                            <w:lang w:val="vi-VN" w:eastAsia="vi-VN"/>
+                          </w:rPr>
+                        </w:pPr>
+                        <w:r>
+                          <w:rPr>
+                            <w:sz w:val="28"/>
+                            <w:szCs w:val="28"/>
+                            <w:lang w:val="vi-VN"/>
+                          </w:rPr>
+                          <w:t>Number/Text</w:t>
+                        </w:r>
+                      </w:p>
+                    </w:tc>
+                    <w:tc>
+                      <w:tcPr>
+                        <w:tcW w:w="0" w:type="auto"/>
+                        <w:vAlign w:val="center"/>
+                        <w:hideMark/>
+                      </w:tcPr>
+                      <w:p>
+                        <w:pPr>
+                          <w:autoSpaceDE w:val="0"/>
+                          <w:autoSpaceDN w:val="0"/>
+                          <w:rPr>
+                            <w:sz w:val="28"/>
+                            <w:szCs w:val="28"/>
+                            <w:lang w:val="vi-VN" w:eastAsia="vi-VN"/>
+                          </w:rPr>
+                        </w:pPr>
+                      </w:p>
+                    </w:tc>
+                  </w:tr>
+                </w:tbl>
+                <w:p>
+                  <w:pPr>
+                    <w:rPr>
+                      <w:vanish/>
+                      <w:sz w:val="28"/>
+                      <w:szCs w:val="28"/>
+                      <w:lang w:val="en-US"/>
+                    </w:rPr>
+                  </w:pPr>
+                </w:p>
+                <w:tbl>
+                  <w:tblPr>
+                    <w:tblW w:w="96" w:type="dxa"/>
                     <w:tblCellSpacing w:w="15" w:type="dxa"/>
                     <w:tblCellMar>
                       <w:top w:w="15" w:type="dxa"/>
@@ -950,1392 +2611,42 @@
                 <w:p>
                   <w:pPr>
                     <w:rPr>
-                      <w:vanish/>
                       <w:sz w:val="28"/>
                       <w:szCs w:val="28"/>
                       <w:lang w:val="en-US"/>
                     </w:rPr>
                   </w:pPr>
                 </w:p>
-                <w:tbl>
-                  <w:tblPr>
-                    <w:tblW w:w="0" w:type="auto"/>
-                    <w:tblCellSpacing w:w="15" w:type="dxa"/>
-                    <w:tblCellMar>
-                      <w:top w:w="15" w:type="dxa"/>
-                      <w:left w:w="15" w:type="dxa"/>
-                      <w:bottom w:w="15" w:type="dxa"/>
-                      <w:right w:w="15" w:type="dxa"/>
-                    </w:tblCellMar>
-                    <w:tblLook w:val="04A0" w:firstRow="1" w:lastRow="0" w:firstColumn="1" w:lastColumn="0" w:noHBand="0" w:noVBand="1"/>
-                  </w:tblPr>
-                  <w:tblGrid>
-                    <w:gridCol w:w="1135"/>
-                  </w:tblGrid>
-                  <w:tr>
-                    <w:trPr>
-                      <w:tblCellSpacing w:w="15" w:type="dxa"/>
-                    </w:trPr>
-                    <w:tc>
-                      <w:tcPr>
-                        <w:tcW w:w="0" w:type="auto"/>
-                        <w:vAlign w:val="center"/>
-                        <w:hideMark/>
-                      </w:tcPr>
-                      <w:p>
-                        <w:pPr>
-                          <w:autoSpaceDE w:val="0"/>
-                          <w:autoSpaceDN w:val="0"/>
-                          <w:rPr>
-                            <w:sz w:val="28"/>
-                            <w:szCs w:val="28"/>
-                            <w:lang w:eastAsia="vi-VN"/>
-                          </w:rPr>
-                        </w:pPr>
-                        <w:r>
-                          <w:rPr>
-                            <w:sz w:val="28"/>
-                            <w:szCs w:val="28"/>
-                            <w:lang w:eastAsia="vi-VN"/>
-                          </w:rPr>
-                          <w:t>At Step 3</w:t>
-                        </w:r>
-                      </w:p>
-                    </w:tc>
-                  </w:tr>
-                </w:tbl>
-                <w:p>
-                  <w:pPr>
-                    <w:rPr>
-                      <w:sz w:val="28"/>
-                      <w:szCs w:val="28"/>
-                      <w:lang w:val="en-US"/>
-                    </w:rPr>
-                  </w:pPr>
-                </w:p>
-              </w:tc>
-              <w:tc>
-                <w:tcPr>
-                  <w:tcW w:w="1890" w:type="dxa"/>
-                </w:tcPr>
-                <w:p>
-                  <w:pPr>
-                    <w:rPr>
-                      <w:sz w:val="28"/>
-                      <w:szCs w:val="28"/>
-                      <w:lang w:val="en-US"/>
-                    </w:rPr>
-                  </w:pPr>
-                  <w:r>
-                    <w:rPr>
-                      <w:sz w:val="28"/>
-                      <w:szCs w:val="28"/>
-                      <w:lang w:val="en-US"/>
-                    </w:rPr>
-                    <w:t>If the actor chooses to return the product list</w:t>
-                  </w:r>
-                </w:p>
-              </w:tc>
-              <w:tc>
-                <w:tcPr>
-                  <w:tcW w:w="3240" w:type="dxa"/>
-                </w:tcPr>
-                <w:p>
-                  <w:pPr>
-                    <w:pStyle w:val="ListParagraph"/>
-                    <w:numPr>
-                      <w:ilvl w:val="0"/>
-                      <w:numId w:val="34"/>
-                    </w:numPr>
-                    <w:spacing w:after="120"/>
-                    <w:rPr>
-                      <w:sz w:val="28"/>
-                      <w:szCs w:val="28"/>
-                    </w:rPr>
-                  </w:pPr>
-                  <w:r>
-                    <w:rPr>
-                      <w:sz w:val="28"/>
-                      <w:szCs w:val="28"/>
-                      <w:lang w:val="en-US"/>
-                    </w:rPr>
-                    <w:t>The</w:t>
-                  </w:r>
-                  <w:r>
-                    <w:rPr>
-                      <w:sz w:val="28"/>
-                      <w:szCs w:val="28"/>
-                      <w:lang w:val="en-US"/>
-                    </w:rPr>
-                    <w:t xml:space="preserve"> system returns to the product list screen</w:t>
-                  </w:r>
-                </w:p>
-              </w:tc>
-              <w:tc>
-                <w:tcPr>
-                  <w:tcW w:w="1319" w:type="dxa"/>
-                </w:tcPr>
-                <w:p>
-                  <w:pPr>
-                    <w:rPr>
-                      <w:sz w:val="28"/>
-                      <w:szCs w:val="28"/>
-                    </w:rPr>
-                  </w:pPr>
-                  <w:r>
-                    <w:rPr>
-                      <w:sz w:val="28"/>
-                      <w:szCs w:val="28"/>
-                      <w:lang w:val="en-US"/>
-                    </w:rPr>
-                    <w:t>Use case ends</w:t>
+              </w:tc>
+              <w:tc>
+                <w:tcPr>
+                  <w:tcW w:w="2183" w:type="dxa"/>
+                  <w:vAlign w:val="center"/>
+                </w:tcPr>
+                <w:p>
+                  <w:pPr>
+                    <w:rPr>
+                      <w:sz w:val="28"/>
+                      <w:szCs w:val="28"/>
+                    </w:rPr>
+                  </w:pPr>
+                  <w:r>
+                    <w:rPr>
+                      <w:sz w:val="28"/>
+                      <w:szCs w:val="28"/>
+                    </w:rPr>
+                    <w:t>3 cm</w:t>
                   </w:r>
                 </w:p>
               </w:tc>
             </w:tr>
             <w:tr>
-              <w:tc>
-                <w:tcPr>
-                  <w:tcW w:w="604" w:type="dxa"/>
-                </w:tcPr>
-                <w:p>
-                  <w:pPr>
-                    <w:pStyle w:val="ListParagraph"/>
-                    <w:numPr>
-                      <w:ilvl w:val="0"/>
-                      <w:numId w:val="37"/>
-                    </w:numPr>
-                    <w:spacing w:after="120"/>
-                    <w:rPr>
-                      <w:sz w:val="28"/>
-                      <w:szCs w:val="28"/>
-                    </w:rPr>
-                  </w:pPr>
-                </w:p>
-              </w:tc>
-              <w:tc>
-                <w:tcPr>
-                  <w:tcW w:w="1351" w:type="dxa"/>
-                </w:tcPr>
-                <w:p>
-                  <w:pPr>
-                    <w:rPr>
-                      <w:sz w:val="28"/>
-                      <w:szCs w:val="28"/>
-                      <w:lang w:val="en-US"/>
-                    </w:rPr>
-                  </w:pPr>
-                  <w:r>
-                    <w:rPr>
-                      <w:sz w:val="28"/>
-                      <w:szCs w:val="28"/>
-                    </w:rPr>
-                    <w:t xml:space="preserve">At Step </w:t>
-                  </w:r>
-                  <w:r>
-                    <w:rPr>
-                      <w:sz w:val="28"/>
-                      <w:szCs w:val="28"/>
-                      <w:lang w:val="en-US"/>
-                    </w:rPr>
-                    <w:t>5</w:t>
-                  </w:r>
-                </w:p>
-              </w:tc>
-              <w:tc>
-                <w:tcPr>
-                  <w:tcW w:w="1890" w:type="dxa"/>
-                </w:tcPr>
-                <w:p>
-                  <w:pPr>
-                    <w:rPr>
-                      <w:sz w:val="28"/>
-                      <w:szCs w:val="28"/>
-                      <w:lang w:val="en-US"/>
-                    </w:rPr>
-                  </w:pPr>
-                  <w:r>
-                    <w:rPr>
-                      <w:sz w:val="28"/>
-                      <w:szCs w:val="28"/>
-                    </w:rPr>
-                    <w:t xml:space="preserve">If </w:t>
-                  </w:r>
-                  <w:r>
-                    <w:rPr>
-                      <w:sz w:val="28"/>
-                      <w:szCs w:val="28"/>
-                      <w:lang w:val="en-US"/>
-                    </w:rPr>
-                    <w:t>the product does not exist or has been removed from the system</w:t>
-                  </w:r>
-                </w:p>
-              </w:tc>
-              <w:tc>
-                <w:tcPr>
-                  <w:tcW w:w="3240" w:type="dxa"/>
-                </w:tcPr>
-                <w:p>
-                  <w:pPr>
-                    <w:pStyle w:val="ListParagraph"/>
-                    <w:numPr>
-                      <w:ilvl w:val="0"/>
-                      <w:numId w:val="34"/>
-                    </w:numPr>
-                    <w:spacing w:after="120"/>
-                    <w:rPr>
-                      <w:sz w:val="28"/>
-                      <w:szCs w:val="28"/>
-                    </w:rPr>
-                  </w:pPr>
-                  <w:r>
-                    <w:rPr>
-                      <w:sz w:val="28"/>
-                      <w:szCs w:val="28"/>
-                      <w:lang w:val="en-US"/>
-                    </w:rPr>
-                    <w:t>The system notifies that the product does not exist or its details cannot be viewed</w:t>
-                  </w:r>
-                </w:p>
-              </w:tc>
-              <w:tc>
-                <w:tcPr>
-                  <w:tcW w:w="1319" w:type="dxa"/>
-                </w:tcPr>
-                <w:p>
-                  <w:pPr>
-                    <w:rPr>
-                      <w:sz w:val="28"/>
-                      <w:szCs w:val="28"/>
-                      <w:lang w:val="en-US"/>
-                    </w:rPr>
-                  </w:pPr>
-                  <w:r>
-                    <w:rPr>
-                      <w:sz w:val="28"/>
-                      <w:szCs w:val="28"/>
-                    </w:rPr>
-                    <w:t>Use case ends</w:t>
-                  </w:r>
-                </w:p>
-              </w:tc>
-            </w:tr>
-            <w:tr>
-              <w:tc>
-                <w:tcPr>
-                  <w:tcW w:w="604" w:type="dxa"/>
-                </w:tcPr>
-                <w:p>
-                  <w:pPr>
-                    <w:pStyle w:val="ListParagraph"/>
-                    <w:numPr>
-                      <w:ilvl w:val="0"/>
-                      <w:numId w:val="37"/>
-                    </w:numPr>
-                    <w:spacing w:after="120"/>
-                    <w:rPr>
-                      <w:sz w:val="28"/>
-                      <w:szCs w:val="28"/>
-                    </w:rPr>
-                  </w:pPr>
-                </w:p>
-              </w:tc>
-              <w:tc>
-                <w:tcPr>
-                  <w:tcW w:w="1351" w:type="dxa"/>
-                </w:tcPr>
-                <w:p>
-                  <w:pPr>
-                    <w:rPr>
-                      <w:sz w:val="28"/>
-                      <w:szCs w:val="28"/>
-                    </w:rPr>
-                  </w:pPr>
-                  <w:r>
-                    <w:rPr>
-                      <w:sz w:val="28"/>
-                      <w:szCs w:val="28"/>
-                      <w:lang w:val="en-US"/>
-                    </w:rPr>
-                    <w:t>At Step 5</w:t>
-                  </w:r>
-                </w:p>
-              </w:tc>
-              <w:tc>
-                <w:tcPr>
-                  <w:tcW w:w="1890" w:type="dxa"/>
-                </w:tcPr>
-                <w:p>
-                  <w:pPr>
-                    <w:rPr>
-                      <w:sz w:val="28"/>
-                      <w:szCs w:val="28"/>
-                    </w:rPr>
-                  </w:pPr>
-                  <w:r>
-                    <w:rPr>
-                      <w:sz w:val="28"/>
-                      <w:szCs w:val="28"/>
-                      <w:lang w:val="en-US"/>
-                    </w:rPr>
-                    <w:t>If the detailed product data is missing or contains errors</w:t>
-                  </w:r>
-                </w:p>
-              </w:tc>
-              <w:tc>
-                <w:tcPr>
-                  <w:tcW w:w="3240" w:type="dxa"/>
-                </w:tcPr>
-                <w:p>
-                  <w:pPr>
-                    <w:pStyle w:val="ListParagraph"/>
-                    <w:numPr>
-                      <w:ilvl w:val="0"/>
-                      <w:numId w:val="34"/>
-                    </w:numPr>
-                    <w:spacing w:after="120"/>
-                    <w:rPr>
-                      <w:sz w:val="28"/>
-                      <w:szCs w:val="28"/>
-                    </w:rPr>
-                  </w:pPr>
-                  <w:r>
-                    <w:rPr>
-                      <w:sz w:val="28"/>
-                      <w:szCs w:val="28"/>
-                      <w:lang w:val="en-US"/>
-                    </w:rPr>
-                    <w:t>The system displays the available information and notifies that some detailed information is currently unavailable</w:t>
-                  </w:r>
-                </w:p>
-              </w:tc>
-              <w:tc>
-                <w:tcPr>
-                  <w:tcW w:w="1319" w:type="dxa"/>
-                </w:tcPr>
-                <w:p>
-                  <w:pPr>
-                    <w:rPr>
-                      <w:sz w:val="28"/>
-                      <w:szCs w:val="28"/>
-                    </w:rPr>
-                  </w:pPr>
-                  <w:r>
-                    <w:rPr>
-                      <w:sz w:val="28"/>
-                      <w:szCs w:val="28"/>
-                      <w:lang w:val="en-US"/>
-                    </w:rPr>
-                    <w:t>Resumes at Step 10</w:t>
-                  </w:r>
-                </w:p>
-              </w:tc>
-            </w:tr>
-            <w:tr>
-              <w:tc>
-                <w:tcPr>
-                  <w:tcW w:w="604" w:type="dxa"/>
-                </w:tcPr>
-                <w:p>
-                  <w:pPr>
-                    <w:pStyle w:val="ListParagraph"/>
-                    <w:numPr>
-                      <w:ilvl w:val="0"/>
-                      <w:numId w:val="37"/>
-                    </w:numPr>
-                    <w:spacing w:after="120"/>
-                    <w:rPr>
-                      <w:sz w:val="28"/>
-                      <w:szCs w:val="28"/>
-                    </w:rPr>
-                  </w:pPr>
-                </w:p>
-              </w:tc>
-              <w:tc>
-                <w:tcPr>
-                  <w:tcW w:w="1351" w:type="dxa"/>
-                </w:tcPr>
-                <w:p>
-                  <w:pPr>
-                    <w:rPr>
-                      <w:sz w:val="28"/>
-                      <w:szCs w:val="28"/>
-                    </w:rPr>
-                  </w:pPr>
-                  <w:r>
-                    <w:rPr>
-                      <w:sz w:val="28"/>
-                      <w:szCs w:val="28"/>
-                      <w:lang w:val="en-US"/>
-                    </w:rPr>
-                    <w:t>At Step 8</w:t>
-                  </w:r>
-                </w:p>
-              </w:tc>
-              <w:tc>
-                <w:tcPr>
-                  <w:tcW w:w="1890" w:type="dxa"/>
-                </w:tcPr>
-                <w:p>
-                  <w:pPr>
-                    <w:rPr>
-                      <w:sz w:val="28"/>
-                      <w:szCs w:val="28"/>
-                    </w:rPr>
-                  </w:pPr>
-                  <w:r>
-                    <w:rPr>
-                      <w:sz w:val="28"/>
-                      <w:szCs w:val="28"/>
-                      <w:lang w:val="en-US"/>
-                    </w:rPr>
-                    <w:t>If the product type is unknown or not supported</w:t>
-                  </w:r>
-                </w:p>
-              </w:tc>
-              <w:tc>
-                <w:tcPr>
-                  <w:tcW w:w="3240" w:type="dxa"/>
-                </w:tcPr>
-                <w:p>
-                  <w:pPr>
-                    <w:pStyle w:val="ListParagraph"/>
-                    <w:numPr>
-                      <w:ilvl w:val="0"/>
-                      <w:numId w:val="34"/>
-                    </w:numPr>
-                    <w:spacing w:after="120"/>
-                    <w:rPr>
-                      <w:sz w:val="28"/>
-                      <w:szCs w:val="28"/>
-                    </w:rPr>
-                  </w:pPr>
-                  <w:r>
-                    <w:rPr>
-                      <w:sz w:val="28"/>
-                      <w:szCs w:val="28"/>
-                      <w:lang w:val="en-US"/>
-                    </w:rPr>
-                    <w:t>The system displays only the general information of the product</w:t>
-                  </w:r>
-                </w:p>
-              </w:tc>
-              <w:tc>
-                <w:tcPr>
-                  <w:tcW w:w="1319" w:type="dxa"/>
-                </w:tcPr>
-                <w:p>
-                  <w:pPr>
-                    <w:rPr>
-                      <w:sz w:val="28"/>
-                      <w:szCs w:val="28"/>
-                    </w:rPr>
-                  </w:pPr>
-                  <w:r>
-                    <w:rPr>
-                      <w:sz w:val="28"/>
-                      <w:szCs w:val="28"/>
-                      <w:lang w:val="en-US"/>
-                    </w:rPr>
-                    <w:t>Resumes at Step 10</w:t>
-                  </w:r>
-                </w:p>
-              </w:tc>
-            </w:tr>
-            <w:tr>
-              <w:tc>
-                <w:tcPr>
-                  <w:tcW w:w="604" w:type="dxa"/>
-                </w:tcPr>
-                <w:p>
-                  <w:pPr>
-                    <w:pStyle w:val="ListParagraph"/>
-                    <w:numPr>
-                      <w:ilvl w:val="0"/>
-                      <w:numId w:val="37"/>
-                    </w:numPr>
-                    <w:spacing w:after="120"/>
-                    <w:rPr>
-                      <w:sz w:val="28"/>
-                      <w:szCs w:val="28"/>
-                    </w:rPr>
-                  </w:pPr>
-                </w:p>
-              </w:tc>
-              <w:tc>
-                <w:tcPr>
-                  <w:tcW w:w="1351" w:type="dxa"/>
-                </w:tcPr>
-                <w:p>
-                  <w:pPr>
-                    <w:rPr>
-                      <w:sz w:val="28"/>
-                      <w:szCs w:val="28"/>
-                    </w:rPr>
-                  </w:pPr>
-                  <w:r>
-                    <w:rPr>
-                      <w:sz w:val="28"/>
-                      <w:szCs w:val="28"/>
-                      <w:lang w:val="en-US"/>
-                    </w:rPr>
-                    <w:t>At Step 9</w:t>
-                  </w:r>
-                </w:p>
-              </w:tc>
-              <w:tc>
-                <w:tcPr>
-                  <w:tcW w:w="1890" w:type="dxa"/>
-                </w:tcPr>
-                <w:p>
-                  <w:pPr>
-                    <w:rPr>
-                      <w:sz w:val="28"/>
-                      <w:szCs w:val="28"/>
-                    </w:rPr>
-                  </w:pPr>
-                  <w:r>
-                    <w:rPr>
-                      <w:sz w:val="28"/>
-                      <w:szCs w:val="28"/>
-                      <w:lang w:val="en-US"/>
-                    </w:rPr>
-                    <w:t>If the actor is a Product Manager</w:t>
-                  </w:r>
-                </w:p>
-              </w:tc>
-              <w:tc>
-                <w:tcPr>
-                  <w:tcW w:w="3240" w:type="dxa"/>
-                </w:tcPr>
-                <w:p>
-                  <w:pPr>
-                    <w:pStyle w:val="ListParagraph"/>
-                    <w:numPr>
-                      <w:ilvl w:val="0"/>
-                      <w:numId w:val="34"/>
-                    </w:numPr>
-                    <w:spacing w:after="120"/>
-                    <w:rPr>
-                      <w:sz w:val="28"/>
-                      <w:szCs w:val="28"/>
-                    </w:rPr>
-                  </w:pPr>
-                  <w:r>
-                    <w:rPr>
-                      <w:sz w:val="28"/>
-                      <w:szCs w:val="28"/>
-                      <w:lang w:val="en-US"/>
-                    </w:rPr>
-                    <w:t>The system does not display the Add to Cart function and only allows the actor to view the information</w:t>
-                  </w:r>
-                </w:p>
-              </w:tc>
-              <w:tc>
-                <w:tcPr>
-                  <w:tcW w:w="1319" w:type="dxa"/>
-                </w:tcPr>
-                <w:p>
-                  <w:pPr>
-                    <w:rPr>
-                      <w:sz w:val="28"/>
-                      <w:szCs w:val="28"/>
-                    </w:rPr>
-                  </w:pPr>
-                  <w:r>
-                    <w:rPr>
-                      <w:sz w:val="28"/>
-                      <w:szCs w:val="28"/>
-                      <w:lang w:val="en-US"/>
-                    </w:rPr>
-                    <w:t>Resumes at Step 10</w:t>
-                  </w:r>
-                </w:p>
-              </w:tc>
-            </w:tr>
-            <w:tr>
-              <w:tc>
-                <w:tcPr>
-                  <w:tcW w:w="604" w:type="dxa"/>
-                </w:tcPr>
-                <w:p>
-                  <w:pPr>
-                    <w:pStyle w:val="ListParagraph"/>
-                    <w:numPr>
-                      <w:ilvl w:val="0"/>
-                      <w:numId w:val="37"/>
-                    </w:numPr>
-                    <w:spacing w:after="120"/>
-                    <w:rPr>
-                      <w:sz w:val="28"/>
-                      <w:szCs w:val="28"/>
-                    </w:rPr>
-                  </w:pPr>
-                </w:p>
-              </w:tc>
-              <w:tc>
-                <w:tcPr>
-                  <w:tcW w:w="1351" w:type="dxa"/>
-                </w:tcPr>
-                <w:p>
-                  <w:pPr>
-                    <w:rPr>
-                      <w:sz w:val="28"/>
-                      <w:szCs w:val="28"/>
-                    </w:rPr>
-                  </w:pPr>
-                  <w:r>
-                    <w:rPr>
-                      <w:sz w:val="28"/>
-                      <w:szCs w:val="28"/>
-                      <w:lang w:val="en-US"/>
-                    </w:rPr>
-                    <w:t>At Step 9</w:t>
-                  </w:r>
-                </w:p>
-              </w:tc>
-              <w:tc>
-                <w:tcPr>
-                  <w:tcW w:w="1890" w:type="dxa"/>
-                </w:tcPr>
-                <w:p>
-                  <w:pPr>
-                    <w:rPr>
-                      <w:sz w:val="28"/>
-                      <w:szCs w:val="28"/>
-                    </w:rPr>
-                  </w:pPr>
-                  <w:r>
-                    <w:rPr>
-                      <w:sz w:val="28"/>
-                      <w:szCs w:val="28"/>
-                      <w:lang w:val="en-US"/>
-                    </w:rPr>
-                    <w:t>If the Customer selects Add to Cart</w:t>
-                  </w:r>
-                </w:p>
-              </w:tc>
-              <w:tc>
-                <w:tcPr>
-                  <w:tcW w:w="3240" w:type="dxa"/>
-                </w:tcPr>
-                <w:p>
-                  <w:pPr>
-                    <w:pStyle w:val="ListParagraph"/>
-                    <w:numPr>
-                      <w:ilvl w:val="0"/>
-                      <w:numId w:val="34"/>
-                    </w:numPr>
-                    <w:spacing w:after="120"/>
-                    <w:rPr>
-                      <w:sz w:val="28"/>
-                      <w:szCs w:val="28"/>
-                    </w:rPr>
-                  </w:pPr>
-                  <w:r>
-                    <w:rPr>
-                      <w:sz w:val="28"/>
-                      <w:szCs w:val="28"/>
-                      <w:lang w:val="en-US"/>
-                    </w:rPr>
-                    <w:t>The system proceeds to the Add Product to Cart use case</w:t>
-                  </w:r>
-                </w:p>
-              </w:tc>
-              <w:tc>
-                <w:tcPr>
-                  <w:tcW w:w="1319" w:type="dxa"/>
-                </w:tcPr>
-                <w:p>
-                  <w:pPr>
-                    <w:rPr>
-                      <w:sz w:val="28"/>
-                      <w:szCs w:val="28"/>
-                    </w:rPr>
-                  </w:pPr>
-                  <w:r>
-                    <w:rPr>
-                      <w:sz w:val="28"/>
-                      <w:szCs w:val="28"/>
-                      <w:lang w:val="en-US"/>
-                    </w:rPr>
-                    <w:t>Use case ends</w:t>
-                  </w:r>
-                </w:p>
-              </w:tc>
-            </w:tr>
-          </w:tbl>
-          <w:p>
-            <w:pPr>
-              <w:pStyle w:val="ListParagraph"/>
-              <w:numPr>
-                <w:ilvl w:val="0"/>
-                <w:numId w:val="38"/>
-              </w:numPr>
-              <w:spacing w:after="120"/>
-              <w:rPr>
-                <w:b/>
-                <w:bCs/>
-                <w:sz w:val="28"/>
-                <w:szCs w:val="28"/>
-              </w:rPr>
-            </w:pPr>
-            <w:r>
-              <w:rPr>
-                <w:b/>
-                <w:bCs/>
-                <w:sz w:val="28"/>
-                <w:szCs w:val="28"/>
-              </w:rPr>
-              <w:t>Input data</w:t>
-            </w:r>
-          </w:p>
-          <w:p>
-            <w:pPr>
-              <w:pStyle w:val="Caption"/>
-              <w:keepNext/>
-              <w:rPr>
-                <w:sz w:val="28"/>
-                <w:szCs w:val="28"/>
-              </w:rPr>
-            </w:pPr>
-            <w:r>
-              <w:rPr>
-                <w:sz w:val="28"/>
-                <w:szCs w:val="28"/>
-              </w:rPr>
-              <w:t>Table A-Input data of …</w:t>
-            </w:r>
-          </w:p>
-          <w:tbl>
-            <w:tblPr>
-              <w:tblStyle w:val="TableGrid"/>
-              <w:tblW w:w="9085" w:type="dxa"/>
-              <w:tblLook w:val="04A0" w:firstRow="1" w:lastRow="0" w:firstColumn="1" w:lastColumn="0" w:noHBand="0" w:noVBand="1"/>
-            </w:tblPr>
-            <w:tblGrid>
-              <w:gridCol w:w="559"/>
-              <w:gridCol w:w="1298"/>
-              <w:gridCol w:w="1601"/>
-              <w:gridCol w:w="1570"/>
-              <w:gridCol w:w="1854"/>
-              <w:gridCol w:w="2203"/>
-            </w:tblGrid>
-            <w:tr>
-              <w:tc>
-                <w:tcPr>
-                  <w:tcW w:w="535" w:type="dxa"/>
-                  <w:shd w:val="clear" w:color="auto" w:fill="FABF8F" w:themeFill="accent6" w:themeFillTint="99"/>
-                  <w:vAlign w:val="center"/>
-                </w:tcPr>
-                <w:p>
-                  <w:pPr>
-                    <w:rPr>
-                      <w:b/>
-                      <w:bCs/>
-                      <w:sz w:val="28"/>
-                      <w:szCs w:val="28"/>
-                    </w:rPr>
-                  </w:pPr>
-                  <w:r>
-                    <w:rPr>
-                      <w:b/>
-                      <w:bCs/>
-                      <w:sz w:val="28"/>
-                      <w:szCs w:val="28"/>
-                    </w:rPr>
-                    <w:t>No</w:t>
-                  </w:r>
-                </w:p>
-              </w:tc>
-              <w:tc>
-                <w:tcPr>
-                  <w:tcW w:w="1350" w:type="dxa"/>
-                  <w:shd w:val="clear" w:color="auto" w:fill="FABF8F" w:themeFill="accent6" w:themeFillTint="99"/>
-                  <w:vAlign w:val="center"/>
-                </w:tcPr>
-                <w:p>
-                  <w:pPr>
-                    <w:rPr>
-                      <w:b/>
-                      <w:bCs/>
-                      <w:sz w:val="28"/>
-                      <w:szCs w:val="28"/>
-                    </w:rPr>
-                  </w:pPr>
-                  <w:r>
-                    <w:rPr>
-                      <w:b/>
-                      <w:bCs/>
-                      <w:sz w:val="28"/>
-                      <w:szCs w:val="28"/>
-                    </w:rPr>
-                    <w:t>Data fields</w:t>
-                  </w:r>
-                </w:p>
-              </w:tc>
-              <w:tc>
-                <w:tcPr>
-                  <w:tcW w:w="1440" w:type="dxa"/>
-                  <w:shd w:val="clear" w:color="auto" w:fill="FABF8F" w:themeFill="accent6" w:themeFillTint="99"/>
-                  <w:vAlign w:val="center"/>
-                </w:tcPr>
-                <w:p>
-                  <w:pPr>
-                    <w:rPr>
-                      <w:b/>
-                      <w:bCs/>
-                      <w:sz w:val="28"/>
-                      <w:szCs w:val="28"/>
-                    </w:rPr>
-                  </w:pPr>
-                  <w:r>
-                    <w:rPr>
-                      <w:b/>
-                      <w:bCs/>
-                      <w:sz w:val="28"/>
-                      <w:szCs w:val="28"/>
-                    </w:rPr>
-                    <w:t>Description</w:t>
-                  </w:r>
-                </w:p>
-              </w:tc>
-              <w:tc>
-                <w:tcPr>
-                  <w:tcW w:w="1350" w:type="dxa"/>
-                  <w:shd w:val="clear" w:color="auto" w:fill="FABF8F" w:themeFill="accent6" w:themeFillTint="99"/>
-                  <w:vAlign w:val="center"/>
-                </w:tcPr>
-                <w:p>
-                  <w:pPr>
-                    <w:rPr>
-                      <w:b/>
-                      <w:bCs/>
-                      <w:sz w:val="28"/>
-                      <w:szCs w:val="28"/>
-                    </w:rPr>
-                  </w:pPr>
-                  <w:r>
-                    <w:rPr>
-                      <w:b/>
-                      <w:bCs/>
-                      <w:sz w:val="28"/>
-                      <w:szCs w:val="28"/>
-                    </w:rPr>
-                    <w:t>Mandatory</w:t>
-                  </w:r>
-                </w:p>
-              </w:tc>
-              <w:tc>
-                <w:tcPr>
-                  <w:tcW w:w="1980" w:type="dxa"/>
-                  <w:shd w:val="clear" w:color="auto" w:fill="FABF8F" w:themeFill="accent6" w:themeFillTint="99"/>
-                  <w:vAlign w:val="center"/>
-                </w:tcPr>
-                <w:p>
-                  <w:pPr>
-                    <w:rPr>
-                      <w:b/>
-                      <w:bCs/>
-                      <w:sz w:val="28"/>
-                      <w:szCs w:val="28"/>
-                    </w:rPr>
-                  </w:pPr>
-                  <w:r>
-                    <w:rPr>
-                      <w:b/>
-                      <w:bCs/>
-                      <w:sz w:val="28"/>
-                      <w:szCs w:val="28"/>
-                    </w:rPr>
-                    <w:t>Valid condition</w:t>
-                  </w:r>
-                </w:p>
-              </w:tc>
-              <w:tc>
-                <w:tcPr>
-                  <w:tcW w:w="2430" w:type="dxa"/>
-                  <w:shd w:val="clear" w:color="auto" w:fill="FABF8F" w:themeFill="accent6" w:themeFillTint="99"/>
-                  <w:vAlign w:val="center"/>
-                </w:tcPr>
-                <w:p>
-                  <w:pPr>
-                    <w:rPr>
-                      <w:b/>
-                      <w:bCs/>
-                      <w:sz w:val="28"/>
-                      <w:szCs w:val="28"/>
-                    </w:rPr>
-                  </w:pPr>
-                  <w:r>
-                    <w:rPr>
-                      <w:b/>
-                      <w:bCs/>
-                      <w:sz w:val="28"/>
-                      <w:szCs w:val="28"/>
-                    </w:rPr>
-                    <w:t>Example</w:t>
-                  </w:r>
-                </w:p>
-              </w:tc>
-            </w:tr>
-            <w:tr>
-              <w:tc>
-                <w:tcPr>
-                  <w:tcW w:w="535" w:type="dxa"/>
-                  <w:vAlign w:val="center"/>
-                </w:tcPr>
-                <w:p>
-                  <w:pPr>
-                    <w:numPr>
-                      <w:ilvl w:val="0"/>
-                      <w:numId w:val="36"/>
-                    </w:numPr>
-                    <w:spacing w:after="120"/>
-                    <w:rPr>
-                      <w:sz w:val="28"/>
-                      <w:szCs w:val="28"/>
-                    </w:rPr>
-                  </w:pPr>
-                </w:p>
-              </w:tc>
-              <w:tc>
-                <w:tcPr>
-                  <w:tcW w:w="1350" w:type="dxa"/>
-                  <w:vAlign w:val="center"/>
-                </w:tcPr>
-                <w:p>
-                  <w:pPr>
-                    <w:rPr>
-                      <w:sz w:val="28"/>
-                      <w:szCs w:val="28"/>
-                    </w:rPr>
-                  </w:pPr>
-                  <w:r>
-                    <w:rPr>
-                      <w:sz w:val="28"/>
-                      <w:szCs w:val="28"/>
-                      <w:lang w:val="en-US"/>
-                    </w:rPr>
-                    <w:t>Product ID</w:t>
-                  </w:r>
-                </w:p>
-              </w:tc>
-              <w:tc>
-                <w:tcPr>
-                  <w:tcW w:w="1440" w:type="dxa"/>
-                  <w:vAlign w:val="center"/>
-                </w:tcPr>
-                <w:p>
-                  <w:pPr>
-                    <w:rPr>
-                      <w:sz w:val="28"/>
-                      <w:szCs w:val="28"/>
-                    </w:rPr>
-                  </w:pPr>
-                  <w:r>
-                    <w:rPr>
-                      <w:sz w:val="28"/>
-                      <w:szCs w:val="28"/>
-                      <w:lang w:val="en-US"/>
-                    </w:rPr>
-                    <w:t>The identifier of the product selected for viewing details</w:t>
-                  </w:r>
-                </w:p>
-              </w:tc>
-              <w:tc>
-                <w:tcPr>
-                  <w:tcW w:w="1350" w:type="dxa"/>
-                  <w:vAlign w:val="center"/>
-                </w:tcPr>
-                <w:p>
-                  <w:pPr>
-                    <w:rPr>
-                      <w:sz w:val="28"/>
-                      <w:szCs w:val="28"/>
-                      <w:lang w:val="en-US"/>
-                    </w:rPr>
-                  </w:pPr>
-                  <w:r>
-                    <w:rPr>
-                      <w:sz w:val="28"/>
-                      <w:szCs w:val="28"/>
-                      <w:lang w:val="en-US"/>
-                    </w:rPr>
-                    <w:t>Yes</w:t>
-                  </w:r>
-                </w:p>
-              </w:tc>
-              <w:tc>
-                <w:tcPr>
-                  <w:tcW w:w="1980" w:type="dxa"/>
-                  <w:vAlign w:val="center"/>
-                </w:tcPr>
-                <w:p>
-                  <w:pPr>
-                    <w:rPr>
-                      <w:sz w:val="28"/>
-                      <w:szCs w:val="28"/>
-                    </w:rPr>
-                  </w:pPr>
-                  <w:r>
-                    <w:rPr>
-                      <w:sz w:val="28"/>
-                      <w:szCs w:val="28"/>
-                      <w:lang w:val="en-US"/>
-                    </w:rPr>
-                    <w:t>Must exist in the system</w:t>
-                  </w:r>
-                </w:p>
-              </w:tc>
-              <w:tc>
-                <w:tcPr>
-                  <w:tcW w:w="2430" w:type="dxa"/>
-                  <w:vAlign w:val="center"/>
-                </w:tcPr>
-                <w:p>
-                  <w:pPr>
-                    <w:rPr>
-                      <w:sz w:val="28"/>
-                      <w:szCs w:val="28"/>
-                      <w:lang w:val="en-US"/>
-                    </w:rPr>
-                  </w:pPr>
-                  <w:r>
-                    <w:rPr>
-                      <w:sz w:val="28"/>
-                      <w:szCs w:val="28"/>
-                      <w:lang w:val="en-US"/>
-                    </w:rPr>
-                    <w:t>A12345</w:t>
-                  </w:r>
-                </w:p>
-              </w:tc>
-            </w:tr>
-          </w:tbl>
-          <w:p>
-            <w:pPr>
-              <w:pStyle w:val="ListParagraph"/>
-              <w:numPr>
-                <w:ilvl w:val="0"/>
-                <w:numId w:val="38"/>
-              </w:numPr>
-              <w:spacing w:after="120"/>
-              <w:rPr>
-                <w:b/>
-                <w:bCs/>
-                <w:sz w:val="28"/>
-                <w:szCs w:val="28"/>
-              </w:rPr>
-            </w:pPr>
-            <w:r>
-              <w:rPr>
-                <w:b/>
-                <w:bCs/>
-                <w:sz w:val="28"/>
-                <w:szCs w:val="28"/>
-              </w:rPr>
-              <w:t>Output data</w:t>
-            </w:r>
-          </w:p>
-          <w:p>
-            <w:pPr>
-              <w:pStyle w:val="Caption"/>
-              <w:keepNext/>
-              <w:rPr>
-                <w:sz w:val="28"/>
-                <w:szCs w:val="28"/>
-              </w:rPr>
-            </w:pPr>
-            <w:r>
-              <w:rPr>
-                <w:sz w:val="28"/>
-                <w:szCs w:val="28"/>
-              </w:rPr>
-              <w:t>Table B-Output data of …</w:t>
-            </w:r>
-          </w:p>
-          <w:tbl>
-            <w:tblPr>
-              <w:tblStyle w:val="TableGrid"/>
-              <w:tblW w:w="9085" w:type="dxa"/>
-              <w:tblLook w:val="04A0" w:firstRow="1" w:lastRow="0" w:firstColumn="1" w:lastColumn="0" w:noHBand="0" w:noVBand="1"/>
-            </w:tblPr>
-            <w:tblGrid>
-              <w:gridCol w:w="619"/>
-              <w:gridCol w:w="1628"/>
-              <w:gridCol w:w="2406"/>
-              <w:gridCol w:w="2252"/>
-              <w:gridCol w:w="2180"/>
-            </w:tblGrid>
-            <w:tr>
-              <w:tc>
-                <w:tcPr>
-                  <w:tcW w:w="619" w:type="dxa"/>
-                  <w:shd w:val="clear" w:color="auto" w:fill="D99594" w:themeFill="accent2" w:themeFillTint="99"/>
-                  <w:vAlign w:val="center"/>
-                </w:tcPr>
-                <w:p>
-                  <w:pPr>
-                    <w:widowControl w:val="0"/>
-                    <w:ind w:left="4"/>
-                    <w:jc w:val="center"/>
-                    <w:rPr>
-                      <w:b/>
-                      <w:bCs/>
-                      <w:sz w:val="28"/>
-                      <w:szCs w:val="28"/>
-                    </w:rPr>
-                  </w:pPr>
-                  <w:r>
-                    <w:rPr>
-                      <w:b/>
-                      <w:bCs/>
-                      <w:sz w:val="28"/>
-                      <w:szCs w:val="28"/>
-                    </w:rPr>
-                    <w:t>No</w:t>
-                  </w:r>
-                </w:p>
-              </w:tc>
-              <w:tc>
-                <w:tcPr>
-                  <w:tcW w:w="1628" w:type="dxa"/>
-                  <w:shd w:val="clear" w:color="auto" w:fill="D99594" w:themeFill="accent2" w:themeFillTint="99"/>
-                  <w:vAlign w:val="center"/>
-                </w:tcPr>
-                <w:p>
-                  <w:pPr>
-                    <w:widowControl w:val="0"/>
-                    <w:ind w:left="4"/>
-                    <w:jc w:val="center"/>
-                    <w:rPr>
-                      <w:b/>
-                      <w:bCs/>
-                      <w:sz w:val="28"/>
-                      <w:szCs w:val="28"/>
-                    </w:rPr>
-                  </w:pPr>
-                  <w:r>
-                    <w:rPr>
-                      <w:b/>
-                      <w:bCs/>
-                      <w:sz w:val="28"/>
-                      <w:szCs w:val="28"/>
-                    </w:rPr>
-                    <w:t>Data fields</w:t>
-                  </w:r>
-                </w:p>
-              </w:tc>
-              <w:tc>
-                <w:tcPr>
-                  <w:tcW w:w="2406" w:type="dxa"/>
-                  <w:shd w:val="clear" w:color="auto" w:fill="D99594" w:themeFill="accent2" w:themeFillTint="99"/>
-                  <w:vAlign w:val="center"/>
-                </w:tcPr>
-                <w:p>
-                  <w:pPr>
-                    <w:widowControl w:val="0"/>
-                    <w:ind w:left="4"/>
-                    <w:jc w:val="center"/>
-                    <w:rPr>
-                      <w:b/>
-                      <w:bCs/>
-                      <w:sz w:val="28"/>
-                      <w:szCs w:val="28"/>
-                    </w:rPr>
-                  </w:pPr>
-                  <w:r>
-                    <w:rPr>
-                      <w:b/>
-                      <w:bCs/>
-                      <w:sz w:val="28"/>
-                      <w:szCs w:val="28"/>
-                    </w:rPr>
-                    <w:t>Description</w:t>
-                  </w:r>
-                </w:p>
-              </w:tc>
-              <w:tc>
-                <w:tcPr>
-                  <w:tcW w:w="2252" w:type="dxa"/>
-                  <w:shd w:val="clear" w:color="auto" w:fill="D99594" w:themeFill="accent2" w:themeFillTint="99"/>
-                  <w:vAlign w:val="center"/>
-                </w:tcPr>
-                <w:p>
-                  <w:pPr>
-                    <w:widowControl w:val="0"/>
-                    <w:ind w:left="4"/>
-                    <w:jc w:val="center"/>
-                    <w:rPr>
-                      <w:b/>
-                      <w:bCs/>
-                      <w:sz w:val="28"/>
-                      <w:szCs w:val="28"/>
-                    </w:rPr>
-                  </w:pPr>
-                  <w:r>
-                    <w:rPr>
-                      <w:b/>
-                      <w:bCs/>
-                      <w:sz w:val="28"/>
-                      <w:szCs w:val="28"/>
-                    </w:rPr>
-                    <w:t>Display format</w:t>
-                  </w:r>
-                </w:p>
-              </w:tc>
-              <w:tc>
-                <w:tcPr>
-                  <w:tcW w:w="2180" w:type="dxa"/>
-                  <w:shd w:val="clear" w:color="auto" w:fill="D99594" w:themeFill="accent2" w:themeFillTint="99"/>
-                  <w:vAlign w:val="center"/>
-                </w:tcPr>
-                <w:p>
-                  <w:pPr>
-                    <w:widowControl w:val="0"/>
-                    <w:ind w:left="4"/>
-                    <w:jc w:val="center"/>
-                    <w:rPr>
-                      <w:b/>
-                      <w:bCs/>
-                      <w:sz w:val="28"/>
-                      <w:szCs w:val="28"/>
-                    </w:rPr>
-                  </w:pPr>
-                  <w:r>
-                    <w:rPr>
-                      <w:b/>
-                      <w:bCs/>
-                      <w:sz w:val="28"/>
-                      <w:szCs w:val="28"/>
-                    </w:rPr>
-                    <w:t>Example</w:t>
-                  </w:r>
-                </w:p>
-              </w:tc>
-            </w:tr>
-            <w:tr>
-              <w:tc>
-                <w:tcPr>
-                  <w:tcW w:w="619" w:type="dxa"/>
-                  <w:vAlign w:val="center"/>
-                </w:tcPr>
-                <w:p>
-                  <w:pPr>
-                    <w:pStyle w:val="ListParagraph"/>
-                    <w:numPr>
-                      <w:ilvl w:val="0"/>
-                      <w:numId w:val="35"/>
-                    </w:numPr>
-                    <w:autoSpaceDE/>
-                    <w:autoSpaceDN/>
-                    <w:spacing w:before="60" w:line="240" w:lineRule="auto"/>
-                    <w:jc w:val="center"/>
-                    <w:rPr>
-                      <w:sz w:val="28"/>
-                      <w:szCs w:val="28"/>
-                    </w:rPr>
-                  </w:pPr>
-                </w:p>
-              </w:tc>
-              <w:tc>
-                <w:tcPr>
-                  <w:tcW w:w="1628" w:type="dxa"/>
-                  <w:vAlign w:val="center"/>
-                </w:tcPr>
-                <w:p>
-                  <w:pPr>
-                    <w:rPr>
-                      <w:sz w:val="28"/>
-                      <w:szCs w:val="28"/>
-                      <w:lang w:val="en-US"/>
-                    </w:rPr>
-                  </w:pPr>
-                  <w:r>
-                    <w:rPr>
-                      <w:sz w:val="28"/>
-                      <w:szCs w:val="28"/>
-                      <w:lang w:val="en-US"/>
-                    </w:rPr>
-                    <w:t xml:space="preserve">Title </w:t>
-                  </w:r>
-                </w:p>
-              </w:tc>
-              <w:tc>
-                <w:tcPr>
-                  <w:tcW w:w="2406" w:type="dxa"/>
-                  <w:vAlign w:val="center"/>
-                </w:tcPr>
-                <w:p>
-                  <w:pPr>
-                    <w:rPr>
-                      <w:sz w:val="28"/>
-                      <w:szCs w:val="28"/>
-                      <w:lang w:val="en-US"/>
-                    </w:rPr>
-                  </w:pPr>
-                  <w:r>
-                    <w:rPr>
-                      <w:sz w:val="28"/>
-                      <w:szCs w:val="28"/>
-                      <w:lang w:val="en-US"/>
-                    </w:rPr>
-                    <w:t>Product title</w:t>
-                  </w:r>
-                </w:p>
-              </w:tc>
-              <w:tc>
-                <w:tcPr>
-                  <w:tcW w:w="2252" w:type="dxa"/>
-                  <w:vAlign w:val="center"/>
-                </w:tcPr>
-                <w:p>
-                  <w:pPr>
-                    <w:rPr>
-                      <w:sz w:val="28"/>
-                      <w:szCs w:val="28"/>
-                      <w:lang w:val="en-US"/>
-                    </w:rPr>
-                  </w:pPr>
-                  <w:r>
-                    <w:rPr>
-                      <w:sz w:val="28"/>
-                      <w:szCs w:val="28"/>
-                      <w:lang w:val="en-US"/>
-                    </w:rPr>
-                    <w:t xml:space="preserve">Text </w:t>
-                  </w:r>
-                </w:p>
-              </w:tc>
-              <w:tc>
-                <w:tcPr>
-                  <w:tcW w:w="2180" w:type="dxa"/>
-                  <w:vAlign w:val="center"/>
-                </w:tcPr>
-                <w:p>
-                  <w:pPr>
-                    <w:rPr>
-                      <w:sz w:val="28"/>
-                      <w:szCs w:val="28"/>
-                      <w:lang w:val="en-US"/>
-                    </w:rPr>
-                  </w:pPr>
-                  <w:r>
-                    <w:rPr>
-                      <w:sz w:val="28"/>
-                      <w:szCs w:val="28"/>
-                      <w:lang w:val="en-US"/>
-                    </w:rPr>
-                    <w:t>One piece</w:t>
-                  </w:r>
-                </w:p>
-              </w:tc>
-            </w:tr>
-            <w:tr>
-              <w:tc>
-                <w:tcPr>
-                  <w:tcW w:w="619" w:type="dxa"/>
+              <w:trPr>
+                <w:trHeight w:val="481"/>
+              </w:trPr>
+              <w:tc>
+                <w:tcPr>
+                  <w:tcW w:w="620" w:type="dxa"/>
                   <w:vAlign w:val="center"/>
                 </w:tcPr>
                 <w:p>
@@ -2356,101 +2667,98 @@
               </w:tc>
               <w:tc>
                 <w:tcPr>
-                  <w:tcW w:w="1628" w:type="dxa"/>
-                  <w:vAlign w:val="center"/>
-                </w:tcPr>
-                <w:p>
-                  <w:pPr>
-                    <w:rPr>
-                      <w:sz w:val="28"/>
-                      <w:szCs w:val="28"/>
-                      <w:lang w:val="en-US"/>
-                    </w:rPr>
-                  </w:pPr>
-                  <w:r>
-                    <w:rPr>
-                      <w:sz w:val="28"/>
-                      <w:szCs w:val="28"/>
-                      <w:lang w:val="en-US"/>
-                    </w:rPr>
-                    <w:t xml:space="preserve">Barcode </w:t>
-                  </w:r>
-                </w:p>
-              </w:tc>
-              <w:tc>
-                <w:tcPr>
-                  <w:tcW w:w="2406" w:type="dxa"/>
-                  <w:vAlign w:val="center"/>
-                </w:tcPr>
-                <w:p>
-                  <w:pPr>
-                    <w:rPr>
-                      <w:sz w:val="28"/>
-                      <w:szCs w:val="28"/>
-                      <w:lang w:val="en-US"/>
-                    </w:rPr>
-                  </w:pPr>
-                  <w:r>
-                    <w:rPr>
-                      <w:sz w:val="28"/>
-                      <w:szCs w:val="28"/>
-                      <w:lang w:val="en-US"/>
-                    </w:rPr>
-                    <w:t xml:space="preserve">Product barcode </w:t>
-                  </w:r>
-                </w:p>
-              </w:tc>
-              <w:tc>
-                <w:tcPr>
-                  <w:tcW w:w="2252" w:type="dxa"/>
-                  <w:vAlign w:val="center"/>
-                </w:tcPr>
-                <w:p>
-                  <w:pPr>
-                    <w:rPr>
-                      <w:sz w:val="28"/>
-                      <w:szCs w:val="28"/>
-                      <w:lang w:val="en-US"/>
-                    </w:rPr>
-                  </w:pPr>
-                  <w:r>
-                    <w:rPr>
-                      <w:sz w:val="28"/>
-                      <w:szCs w:val="28"/>
-                      <w:lang w:val="en-US"/>
-                    </w:rPr>
-                    <w:t xml:space="preserve">Numeric string </w:t>
-                  </w:r>
-                </w:p>
-              </w:tc>
-              <w:tc>
-                <w:tcPr>
-                  <w:tcW w:w="2180" w:type="dxa"/>
-                  <w:vAlign w:val="center"/>
-                </w:tcPr>
-                <w:p>
-                  <w:pPr>
-                    <w:rPr>
-                      <w:sz w:val="28"/>
-                      <w:szCs w:val="28"/>
-                      <w:lang w:val="en-US"/>
-                    </w:rPr>
-                  </w:pPr>
-                  <w:r>
-                    <w:rPr>
-                      <w:sz w:val="28"/>
-                      <w:szCs w:val="28"/>
-                      <w:lang w:val="en-US"/>
-                    </w:rPr>
-                    <w:t>012345678</w:t>
+                  <w:tcW w:w="1630" w:type="dxa"/>
+                  <w:vAlign w:val="center"/>
+                </w:tcPr>
+                <w:p>
+                  <w:pPr>
+                    <w:rPr>
+                      <w:sz w:val="28"/>
+                      <w:szCs w:val="28"/>
+                    </w:rPr>
+                  </w:pPr>
+                  <w:r>
+                    <w:rPr>
+                      <w:rFonts w:ascii="Calibri" w:hAnsi="Calibri" w:cs="Calibri"/>
+                      <w:sz w:val="28"/>
+                      <w:szCs w:val="28"/>
+                    </w:rPr>
+                    <w:t>Weight</w:t>
+                  </w:r>
+                </w:p>
+              </w:tc>
+              <w:tc>
+                <w:tcPr>
+                  <w:tcW w:w="2409" w:type="dxa"/>
+                  <w:vAlign w:val="center"/>
+                </w:tcPr>
+                <w:p>
+                  <w:pPr>
+                    <w:rPr>
+                      <w:sz w:val="28"/>
+                      <w:szCs w:val="28"/>
+                    </w:rPr>
+                  </w:pPr>
+                  <w:r>
+                    <w:rPr>
+                      <w:sz w:val="28"/>
+                      <w:szCs w:val="28"/>
+                    </w:rPr>
+                    <w:t>Product weight</w:t>
+                  </w:r>
+                </w:p>
+              </w:tc>
+              <w:tc>
+                <w:tcPr>
+                  <w:tcW w:w="2255" w:type="dxa"/>
+                  <w:vAlign w:val="center"/>
+                </w:tcPr>
+                <w:p>
+                  <w:pPr>
+                    <w:spacing w:before="0" w:line="240" w:lineRule="auto"/>
+                    <w:rPr>
+                      <w:sz w:val="28"/>
+                      <w:szCs w:val="28"/>
+                    </w:rPr>
+                  </w:pPr>
+                  <w:r>
+                    <w:rPr>
+                      <w:sz w:val="28"/>
+                      <w:szCs w:val="28"/>
+                    </w:rPr>
+                    <w:t>Number/Text</w:t>
+                  </w:r>
+                </w:p>
+              </w:tc>
+              <w:tc>
+                <w:tcPr>
+                  <w:tcW w:w="2183" w:type="dxa"/>
+                  <w:vAlign w:val="center"/>
+                </w:tcPr>
+                <w:p>
+                  <w:pPr>
+                    <w:rPr>
+                      <w:sz w:val="28"/>
+                      <w:szCs w:val="28"/>
+                    </w:rPr>
+                  </w:pPr>
+                  <w:r>
+                    <w:rPr>
+                      <w:sz w:val="28"/>
+                      <w:szCs w:val="28"/>
+                    </w:rPr>
+                    <w:t>0.5 kg</w:t>
                   </w:r>
                 </w:p>
               </w:tc>
             </w:tr>
             <w:tr>
-              <w:tc>
-                <w:tcPr>
-                  <w:tcW w:w="619" w:type="dxa"/>
+              <w:trPr>
+                <w:trHeight w:val="466"/>
+              </w:trPr>
+              <w:tc>
+                <w:tcPr>
+                  <w:tcW w:w="620" w:type="dxa"/>
                   <w:vAlign w:val="center"/>
                 </w:tcPr>
                 <w:p>
@@ -2471,109 +2779,105 @@
               </w:tc>
               <w:tc>
                 <w:tcPr>
-                  <w:tcW w:w="1628" w:type="dxa"/>
-                  <w:vAlign w:val="center"/>
-                </w:tcPr>
-                <w:p>
-                  <w:pPr>
+                  <w:tcW w:w="1630" w:type="dxa"/>
+                  <w:vAlign w:val="center"/>
+                </w:tcPr>
+                <w:p>
+                  <w:pPr>
+                    <w:rPr>
+                      <w:sz w:val="28"/>
+                      <w:szCs w:val="28"/>
+                    </w:rPr>
+                  </w:pPr>
+                  <w:r>
+                    <w:rPr>
+                      <w:sz w:val="28"/>
+                      <w:szCs w:val="28"/>
+                    </w:rPr>
+                    <w:t>Barcode</w:t>
+                  </w:r>
+                </w:p>
+              </w:tc>
+              <w:tc>
+                <w:tcPr>
+                  <w:tcW w:w="2409" w:type="dxa"/>
+                  <w:vAlign w:val="center"/>
+                </w:tcPr>
+                <w:p>
+                  <w:pPr>
+                    <w:rPr>
+                      <w:sz w:val="28"/>
+                      <w:szCs w:val="28"/>
+                    </w:rPr>
+                  </w:pPr>
+                  <w:r>
                     <w:rPr>
                       <w:sz w:val="28"/>
                       <w:szCs w:val="28"/>
                       <w:lang w:val="en-US"/>
                     </w:rPr>
-                  </w:pPr>
+                    <w:t xml:space="preserve">Product </w:t>
+                  </w:r>
                   <w:r>
                     <w:rPr>
                       <w:sz w:val="28"/>
                       <w:szCs w:val="28"/>
                       <w:lang w:val="en-US"/>
                     </w:rPr>
-                    <w:t>Category</w:t>
-                  </w:r>
-                </w:p>
-              </w:tc>
-              <w:tc>
-                <w:tcPr>
-                  <w:tcW w:w="2406" w:type="dxa"/>
-                  <w:vAlign w:val="center"/>
-                </w:tcPr>
-                <w:p>
-                  <w:pPr>
-                    <w:rPr>
-                      <w:sz w:val="28"/>
-                      <w:szCs w:val="28"/>
-                      <w:lang w:val="en-US"/>
-                    </w:rPr>
-                  </w:pPr>
-                  <w:r>
-                    <w:rPr>
-                      <w:sz w:val="28"/>
-                      <w:szCs w:val="28"/>
-                      <w:lang w:val="en-US"/>
-                    </w:rPr>
-                    <w:t>Product category</w:t>
-                  </w:r>
-                </w:p>
-              </w:tc>
-              <w:tc>
-                <w:tcPr>
-                  <w:tcW w:w="2252" w:type="dxa"/>
-                  <w:vAlign w:val="center"/>
-                </w:tcPr>
-                <w:p>
-                  <w:pPr>
-                    <w:rPr>
-                      <w:sz w:val="28"/>
-                      <w:szCs w:val="28"/>
-                      <w:lang w:val="en-US"/>
-                    </w:rPr>
-                  </w:pPr>
-                  <w:r>
-                    <w:rPr>
-                      <w:sz w:val="28"/>
-                      <w:szCs w:val="28"/>
-                      <w:lang w:val="en-US"/>
-                    </w:rPr>
-                    <w:t>Text</w:t>
-                  </w:r>
-                </w:p>
-              </w:tc>
-              <w:tc>
-                <w:tcPr>
-                  <w:tcW w:w="2180" w:type="dxa"/>
-                  <w:vAlign w:val="center"/>
-                </w:tcPr>
-                <w:p>
-                  <w:pPr>
-                    <w:rPr>
-                      <w:sz w:val="28"/>
-                      <w:szCs w:val="28"/>
-                      <w:lang w:val="en-US"/>
-                    </w:rPr>
-                  </w:pPr>
-                  <w:r>
-                    <w:rPr>
-                      <w:sz w:val="28"/>
-                      <w:szCs w:val="28"/>
-                      <w:lang w:val="en"/>
-                    </w:rPr>
-                    <w:t>D</w:t>
-                  </w:r>
-                  <w:r>
-                    <w:rPr>
-                      <w:sz w:val="28"/>
-                      <w:szCs w:val="28"/>
-                      <w:lang w:val="en"/>
-                    </w:rPr>
-                    <w:t>ramatic</w:t>
+                    <w:t>barcode</w:t>
+                  </w:r>
+                </w:p>
+              </w:tc>
+              <w:tc>
+                <w:tcPr>
+                  <w:tcW w:w="2255" w:type="dxa"/>
+                  <w:vAlign w:val="center"/>
+                </w:tcPr>
+                <w:p>
+                  <w:pPr>
+                    <w:rPr>
+                      <w:sz w:val="28"/>
+                      <w:szCs w:val="28"/>
+                    </w:rPr>
+                  </w:pPr>
+                  <w:r>
+                    <w:rPr>
+                      <w:sz w:val="28"/>
+                      <w:szCs w:val="28"/>
+                    </w:rPr>
+                    <w:t xml:space="preserve">Numeric string </w:t>
+                  </w:r>
+                </w:p>
+              </w:tc>
+              <w:tc>
+                <w:tcPr>
+                  <w:tcW w:w="2183" w:type="dxa"/>
+                  <w:vAlign w:val="center"/>
+                </w:tcPr>
+                <w:p>
+                  <w:pPr>
+                    <w:rPr>
+                      <w:sz w:val="28"/>
+                      <w:szCs w:val="28"/>
+                    </w:rPr>
+                  </w:pPr>
+                  <w:r>
+                    <w:rPr>
+                      <w:sz w:val="28"/>
+                      <w:szCs w:val="28"/>
+                    </w:rPr>
+                    <w:t>012345678</w:t>
                   </w:r>
                 </w:p>
               </w:tc>
             </w:tr>
             <w:tr>
-              <w:tc>
-                <w:tcPr>
-                  <w:tcW w:w="619" w:type="dxa"/>
+              <w:trPr>
+                <w:trHeight w:val="1544"/>
+              </w:trPr>
+              <w:tc>
+                <w:tcPr>
+                  <w:tcW w:w="620" w:type="dxa"/>
                   <w:vAlign w:val="center"/>
                 </w:tcPr>
                 <w:p>
@@ -2594,370 +2898,12 @@
               </w:tc>
               <w:tc>
                 <w:tcPr>
-                  <w:tcW w:w="1628" w:type="dxa"/>
-                  <w:vAlign w:val="center"/>
-                </w:tcPr>
-                <w:p>
-                  <w:pPr>
-                    <w:rPr>
-                      <w:sz w:val="28"/>
-                      <w:szCs w:val="28"/>
-                      <w:lang w:val="en-US"/>
-                    </w:rPr>
-                  </w:pPr>
-                  <w:r>
-                    <w:rPr>
-                      <w:sz w:val="28"/>
-                      <w:szCs w:val="28"/>
-                      <w:lang w:val="en-US"/>
-                    </w:rPr>
-                    <w:t>Original price</w:t>
-                  </w:r>
-                </w:p>
-              </w:tc>
-              <w:tc>
-                <w:tcPr>
-                  <w:tcW w:w="2406" w:type="dxa"/>
-                  <w:vAlign w:val="center"/>
-                </w:tcPr>
-                <w:p>
-                  <w:pPr>
-                    <w:rPr>
-                      <w:sz w:val="28"/>
-                      <w:szCs w:val="28"/>
-                    </w:rPr>
-                  </w:pPr>
-                  <w:r>
-                    <w:rPr>
-                      <w:sz w:val="28"/>
-                      <w:szCs w:val="28"/>
-                      <w:lang w:val="en-US"/>
-                    </w:rPr>
-                    <w:t xml:space="preserve">The original value of the product </w:t>
-                  </w:r>
-                  <w:r>
-                    <w:rPr>
-                      <w:sz w:val="28"/>
-                      <w:szCs w:val="28"/>
-                      <w:lang w:val="en-US"/>
-                    </w:rPr>
-                    <w:lastRenderedPageBreak/>
-                    <w:t>(without 10% VAT)</w:t>
-                  </w:r>
-                </w:p>
-              </w:tc>
-              <w:tc>
-                <w:tcPr>
-                  <w:tcW w:w="2252" w:type="dxa"/>
-                  <w:vAlign w:val="center"/>
-                </w:tcPr>
-                <w:p>
-                  <w:pPr>
-                    <w:rPr>
-                      <w:sz w:val="28"/>
-                      <w:szCs w:val="28"/>
-                      <w:lang w:val="en-US"/>
-                    </w:rPr>
-                  </w:pPr>
-                  <w:proofErr w:type="gramStart"/>
-                  <w:r>
-                    <w:rPr>
-                      <w:sz w:val="28"/>
-                      <w:szCs w:val="28"/>
-                      <w:lang w:val="en-US"/>
-                    </w:rPr>
-                    <w:lastRenderedPageBreak/>
-                    <w:t>Currency( VNĐ</w:t>
-                  </w:r>
-                  <w:proofErr w:type="gramEnd"/>
-                  <w:r>
-                    <w:rPr>
-                      <w:sz w:val="28"/>
-                      <w:szCs w:val="28"/>
-                      <w:lang w:val="en-US"/>
-                    </w:rPr>
-                    <w:t>)</w:t>
-                  </w:r>
-                </w:p>
-              </w:tc>
-              <w:tc>
-                <w:tcPr>
-                  <w:tcW w:w="2180" w:type="dxa"/>
-                  <w:vAlign w:val="center"/>
-                </w:tcPr>
-                <w:p>
-                  <w:pPr>
-                    <w:rPr>
-                      <w:sz w:val="28"/>
-                      <w:szCs w:val="28"/>
-                      <w:lang w:val="en-US"/>
-                    </w:rPr>
-                  </w:pPr>
-                  <w:r>
-                    <w:rPr>
-                      <w:sz w:val="28"/>
-                      <w:szCs w:val="28"/>
-                      <w:lang w:val="en-US"/>
-                    </w:rPr>
-                    <w:t>123.456 VNĐ</w:t>
-                  </w:r>
-                </w:p>
-              </w:tc>
-            </w:tr>
-            <w:tr>
-              <w:tc>
-                <w:tcPr>
-                  <w:tcW w:w="619" w:type="dxa"/>
-                  <w:vAlign w:val="center"/>
-                </w:tcPr>
-                <w:p>
-                  <w:pPr>
-                    <w:pStyle w:val="ListParagraph"/>
-                    <w:numPr>
-                      <w:ilvl w:val="0"/>
-                      <w:numId w:val="35"/>
-                    </w:numPr>
-                    <w:spacing w:before="60" w:line="240" w:lineRule="auto"/>
-                    <w:jc w:val="center"/>
-                    <w:rPr>
-                      <w:sz w:val="28"/>
-                      <w:szCs w:val="28"/>
-                    </w:rPr>
-                  </w:pPr>
-                </w:p>
-              </w:tc>
-              <w:tc>
-                <w:tcPr>
-                  <w:tcW w:w="1628" w:type="dxa"/>
-                  <w:vAlign w:val="center"/>
-                </w:tcPr>
-                <w:p>
-                  <w:pPr>
-                    <w:rPr>
-                      <w:sz w:val="28"/>
-                      <w:szCs w:val="28"/>
-                    </w:rPr>
-                  </w:pPr>
-                  <w:r>
-                    <w:rPr>
-                      <w:sz w:val="28"/>
-                      <w:szCs w:val="28"/>
-                      <w:lang w:val="en-US"/>
-                    </w:rPr>
-                    <w:t>Current price</w:t>
-                  </w:r>
-                </w:p>
-              </w:tc>
-              <w:tc>
-                <w:tcPr>
-                  <w:tcW w:w="2406" w:type="dxa"/>
-                  <w:vAlign w:val="center"/>
-                </w:tcPr>
-                <w:p>
-                  <w:pPr>
-                    <w:rPr>
-                      <w:sz w:val="28"/>
-                      <w:szCs w:val="28"/>
-                    </w:rPr>
-                  </w:pPr>
-                  <w:r>
-                    <w:rPr>
-                      <w:sz w:val="28"/>
-                      <w:szCs w:val="28"/>
-                      <w:lang w:val="en-US"/>
-                    </w:rPr>
-                    <w:t>The current selling price of the product (displayed without 10% VAT)</w:t>
-                  </w:r>
-                </w:p>
-              </w:tc>
-              <w:tc>
-                <w:tcPr>
-                  <w:tcW w:w="2252" w:type="dxa"/>
-                  <w:vAlign w:val="center"/>
-                </w:tcPr>
-                <w:p>
-                  <w:pPr>
-                    <w:rPr>
-                      <w:sz w:val="28"/>
-                      <w:szCs w:val="28"/>
-                    </w:rPr>
-                  </w:pPr>
-                  <w:proofErr w:type="gramStart"/>
-                  <w:r>
-                    <w:rPr>
-                      <w:sz w:val="28"/>
-                      <w:szCs w:val="28"/>
-                      <w:lang w:val="en-US"/>
-                    </w:rPr>
-                    <w:t>Currency( VNĐ</w:t>
-                  </w:r>
-                  <w:proofErr w:type="gramEnd"/>
-                  <w:r>
-                    <w:rPr>
-                      <w:sz w:val="28"/>
-                      <w:szCs w:val="28"/>
-                      <w:lang w:val="en-US"/>
-                    </w:rPr>
-                    <w:t>)</w:t>
-                  </w:r>
-                </w:p>
-              </w:tc>
-              <w:tc>
-                <w:tcPr>
-                  <w:tcW w:w="2180" w:type="dxa"/>
-                  <w:vAlign w:val="center"/>
-                </w:tcPr>
-                <w:p>
-                  <w:pPr>
-                    <w:rPr>
-                      <w:sz w:val="28"/>
-                      <w:szCs w:val="28"/>
-                      <w:lang w:val="en-US"/>
-                    </w:rPr>
-                  </w:pPr>
-                  <w:r>
-                    <w:rPr>
-                      <w:sz w:val="28"/>
-                      <w:szCs w:val="28"/>
-                      <w:lang w:val="en-US"/>
-                    </w:rPr>
-                    <w:t>234.567 VNĐ</w:t>
-                  </w:r>
-                </w:p>
-              </w:tc>
-            </w:tr>
-            <w:tr>
-              <w:tc>
-                <w:tcPr>
-                  <w:tcW w:w="619" w:type="dxa"/>
-                  <w:vAlign w:val="center"/>
-                </w:tcPr>
-                <w:p>
-                  <w:pPr>
-                    <w:pStyle w:val="ListParagraph"/>
-                    <w:numPr>
-                      <w:ilvl w:val="0"/>
-                      <w:numId w:val="35"/>
-                    </w:numPr>
-                    <w:spacing w:before="60" w:line="240" w:lineRule="auto"/>
-                    <w:jc w:val="center"/>
-                    <w:rPr>
-                      <w:sz w:val="28"/>
-                      <w:szCs w:val="28"/>
-                    </w:rPr>
-                  </w:pPr>
-                </w:p>
-              </w:tc>
-              <w:tc>
-                <w:tcPr>
-                  <w:tcW w:w="1628" w:type="dxa"/>
-                  <w:vAlign w:val="center"/>
-                </w:tcPr>
-                <w:p>
-                  <w:pPr>
-                    <w:rPr>
-                      <w:sz w:val="28"/>
-                      <w:szCs w:val="28"/>
-                      <w:lang w:val="en-US"/>
-                    </w:rPr>
-                  </w:pPr>
-                  <w:r>
-                    <w:rPr>
-                      <w:sz w:val="28"/>
-                      <w:szCs w:val="28"/>
-                      <w:lang w:val="en-US"/>
-                    </w:rPr>
-                    <w:t>Description</w:t>
-                  </w:r>
-                </w:p>
-              </w:tc>
-              <w:tc>
-                <w:tcPr>
-                  <w:tcW w:w="2406" w:type="dxa"/>
-                  <w:vAlign w:val="center"/>
-                </w:tcPr>
-                <w:p>
-                  <w:pPr>
-                    <w:rPr>
-                      <w:sz w:val="28"/>
-                      <w:szCs w:val="28"/>
-                    </w:rPr>
-                  </w:pPr>
-                  <w:r>
-                    <w:rPr>
-                      <w:sz w:val="28"/>
-                      <w:szCs w:val="28"/>
-                      <w:lang w:val="en-US"/>
-                    </w:rPr>
-                    <w:t>General description of the product</w:t>
-                  </w:r>
-                </w:p>
-              </w:tc>
-              <w:tc>
-                <w:tcPr>
-                  <w:tcW w:w="2252" w:type="dxa"/>
+                  <w:tcW w:w="1630" w:type="dxa"/>
                   <w:vAlign w:val="center"/>
                 </w:tcPr>
                 <w:tbl>
                   <w:tblPr>
-                    <w:tblW w:w="0" w:type="auto"/>
-                    <w:tblCellSpacing w:w="15" w:type="dxa"/>
-                    <w:tblCellMar>
-                      <w:top w:w="15" w:type="dxa"/>
-                      <w:left w:w="15" w:type="dxa"/>
-                      <w:bottom w:w="15" w:type="dxa"/>
-                      <w:right w:w="15" w:type="dxa"/>
-                    </w:tblCellMar>
-                    <w:tblLook w:val="04A0" w:firstRow="1" w:lastRow="0" w:firstColumn="1" w:lastColumn="0" w:noHBand="0" w:noVBand="1"/>
-                  </w:tblPr>
-                  <w:tblGrid>
-                    <w:gridCol w:w="1715"/>
-                  </w:tblGrid>
-                  <w:tr>
-                    <w:trPr>
-                      <w:tblCellSpacing w:w="15" w:type="dxa"/>
-                    </w:trPr>
-                    <w:tc>
-                      <w:tcPr>
-                        <w:tcW w:w="0" w:type="auto"/>
-                        <w:vAlign w:val="center"/>
-                        <w:hideMark/>
-                      </w:tcPr>
-                      <w:p>
-                        <w:pPr>
-                          <w:autoSpaceDE w:val="0"/>
-                          <w:autoSpaceDN w:val="0"/>
-                          <w:rPr>
-                            <w:sz w:val="28"/>
-                            <w:szCs w:val="28"/>
-                            <w:lang w:eastAsia="vi-VN"/>
-                          </w:rPr>
-                        </w:pPr>
-                        <w:r>
-                          <w:rPr>
-                            <w:sz w:val="28"/>
-                            <w:szCs w:val="28"/>
-                            <w:lang w:eastAsia="vi-VN"/>
-                          </w:rPr>
-                          <w:t>Paragraph text</w:t>
-                        </w:r>
-                      </w:p>
-                    </w:tc>
-                  </w:tr>
-                </w:tbl>
-                <w:p>
-                  <w:pPr>
-                    <w:rPr>
-                      <w:vanish/>
-                      <w:sz w:val="28"/>
-                      <w:szCs w:val="28"/>
-                      <w:lang w:val="en-US"/>
-                    </w:rPr>
-                  </w:pPr>
-                </w:p>
-                <w:tbl>
-                  <w:tblPr>
-                    <w:tblW w:w="0" w:type="auto"/>
+                    <w:tblW w:w="96" w:type="dxa"/>
                     <w:tblCellSpacing w:w="15" w:type="dxa"/>
                     <w:tblCellMar>
                       <w:top w:w="15" w:type="dxa"/>
@@ -2997,51 +2943,141 @@
                 <w:p>
                   <w:pPr>
                     <w:rPr>
+                      <w:vanish/>
                       <w:sz w:val="28"/>
                       <w:szCs w:val="28"/>
                       <w:lang w:val="en-US"/>
                     </w:rPr>
                   </w:pPr>
                 </w:p>
-              </w:tc>
-              <w:tc>
-                <w:tcPr>
-                  <w:tcW w:w="2180" w:type="dxa"/>
-                  <w:vAlign w:val="center"/>
-                </w:tcPr>
-                <w:p>
-                  <w:pPr>
-                    <w:rPr>
-                      <w:sz w:val="28"/>
-                      <w:szCs w:val="28"/>
-                      <w:lang w:val="en-US"/>
-                    </w:rPr>
-                  </w:pPr>
-                  <w:r>
-                    <w:rPr>
-                      <w:sz w:val="28"/>
-                      <w:szCs w:val="28"/>
-                      <w:lang w:val="en-US"/>
-                    </w:rPr>
-                    <w:t xml:space="preserve">New </w:t>
-                  </w:r>
-                  <w:proofErr w:type="gramStart"/>
-                  <w:r>
-                    <w:rPr>
-                      <w:sz w:val="28"/>
-                      <w:szCs w:val="28"/>
-                      <w:lang w:val="en-US"/>
-                    </w:rPr>
-                    <w:t>book,…</w:t>
-                  </w:r>
-                  <w:proofErr w:type="gramEnd"/>
+                <w:tbl>
+                  <w:tblPr>
+                    <w:tblW w:w="1414" w:type="dxa"/>
+                    <w:tblCellSpacing w:w="15" w:type="dxa"/>
+                    <w:tblCellMar>
+                      <w:top w:w="15" w:type="dxa"/>
+                      <w:left w:w="15" w:type="dxa"/>
+                      <w:bottom w:w="15" w:type="dxa"/>
+                      <w:right w:w="15" w:type="dxa"/>
+                    </w:tblCellMar>
+                    <w:tblLook w:val="04A0" w:firstRow="1" w:lastRow="0" w:firstColumn="1" w:lastColumn="0" w:noHBand="0" w:noVBand="1"/>
+                  </w:tblPr>
+                  <w:tblGrid>
+                    <w:gridCol w:w="1414"/>
+                  </w:tblGrid>
+                  <w:tr>
+                    <w:trPr>
+                      <w:trHeight w:val="830"/>
+                      <w:tblCellSpacing w:w="15" w:type="dxa"/>
+                    </w:trPr>
+                    <w:tc>
+                      <w:tcPr>
+                        <w:tcW w:w="0" w:type="auto"/>
+                        <w:vAlign w:val="center"/>
+                        <w:hideMark/>
+                      </w:tcPr>
+                      <w:p>
+                        <w:pPr>
+                          <w:autoSpaceDE w:val="0"/>
+                          <w:autoSpaceDN w:val="0"/>
+                          <w:rPr>
+                            <w:sz w:val="28"/>
+                            <w:szCs w:val="28"/>
+                            <w:lang w:val="vi-VN" w:eastAsia="vi-VN"/>
+                          </w:rPr>
+                        </w:pPr>
+                        <w:r>
+                          <w:rPr>
+                            <w:sz w:val="28"/>
+                            <w:szCs w:val="28"/>
+                            <w:lang w:val="vi-VN" w:eastAsia="vi-VN"/>
+                          </w:rPr>
+                          <w:t>Original value</w:t>
+                        </w:r>
+                      </w:p>
+                    </w:tc>
+                  </w:tr>
+                </w:tbl>
+                <w:p>
+                  <w:pPr>
+                    <w:rPr>
+                      <w:sz w:val="28"/>
+                      <w:szCs w:val="28"/>
+                    </w:rPr>
+                  </w:pPr>
+                </w:p>
+              </w:tc>
+              <w:tc>
+                <w:tcPr>
+                  <w:tcW w:w="2409" w:type="dxa"/>
+                  <w:vAlign w:val="center"/>
+                </w:tcPr>
+                <w:p>
+                  <w:pPr>
+                    <w:rPr>
+                      <w:sz w:val="28"/>
+                      <w:szCs w:val="28"/>
+                    </w:rPr>
+                  </w:pPr>
+                  <w:r>
+                    <w:rPr>
+                      <w:sz w:val="28"/>
+                      <w:szCs w:val="28"/>
+                    </w:rPr>
+                    <w:t>Original value of the product (without 10% VAT)</w:t>
+                  </w:r>
+                </w:p>
+              </w:tc>
+              <w:tc>
+                <w:tcPr>
+                  <w:tcW w:w="2255" w:type="dxa"/>
+                  <w:vAlign w:val="center"/>
+                </w:tcPr>
+                <w:p>
+                  <w:pPr>
+                    <w:rPr>
+                      <w:sz w:val="28"/>
+                      <w:szCs w:val="28"/>
+                    </w:rPr>
+                  </w:pPr>
+                  <w:r>
+                    <w:rPr>
+                      <w:sz w:val="28"/>
+                      <w:szCs w:val="28"/>
+                    </w:rPr>
+                    <w:t>Currency ( VNĐ)</w:t>
+                  </w:r>
+                </w:p>
+              </w:tc>
+              <w:tc>
+                <w:tcPr>
+                  <w:tcW w:w="2183" w:type="dxa"/>
+                  <w:vAlign w:val="center"/>
+                </w:tcPr>
+                <w:p>
+                  <w:pPr>
+                    <w:rPr>
+                      <w:sz w:val="28"/>
+                      <w:szCs w:val="28"/>
+                    </w:rPr>
+                  </w:pPr>
+                  <w:r>
+                    <w:rPr>
+                      <w:sz w:val="28"/>
+                      <w:szCs w:val="28"/>
+                    </w:rPr>
+                    <w:t>120 000 VNĐ</w:t>
+                  </w:r>
                 </w:p>
               </w:tc>
             </w:tr>
             <w:tr>
-              <w:tc>
-                <w:tcPr>
-                  <w:tcW w:w="619" w:type="dxa"/>
+              <w:trPr>
+                <w:trHeight w:val="1559"/>
+              </w:trPr>
+              <w:tc>
+                <w:tcPr>
+                  <w:tcW w:w="620" w:type="dxa"/>
                   <w:vAlign w:val="center"/>
                 </w:tcPr>
                 <w:p>
@@ -3062,7 +3098,28 @@
               </w:tc>
               <w:tc>
                 <w:tcPr>
-                  <w:tcW w:w="1628" w:type="dxa"/>
+                  <w:tcW w:w="1630" w:type="dxa"/>
+                  <w:vAlign w:val="center"/>
+                </w:tcPr>
+                <w:p>
+                  <w:pPr>
+                    <w:rPr>
+                      <w:sz w:val="28"/>
+                      <w:szCs w:val="28"/>
+                    </w:rPr>
+                  </w:pPr>
+                  <w:r>
+                    <w:rPr>
+                      <w:sz w:val="28"/>
+                      <w:szCs w:val="28"/>
+                    </w:rPr>
+                    <w:t>Current price</w:t>
+                  </w:r>
+                </w:p>
+              </w:tc>
+              <w:tc>
+                <w:tcPr>
+                  <w:tcW w:w="2409" w:type="dxa"/>
                   <w:vAlign w:val="center"/>
                 </w:tcPr>
                 <w:p>
@@ -3078,83 +3135,111 @@
                       <w:szCs w:val="28"/>
                       <w:lang w:val="en-US"/>
                     </w:rPr>
-                    <w:t>Dimensions</w:t>
-                  </w:r>
-                </w:p>
-              </w:tc>
-              <w:tc>
-                <w:tcPr>
-                  <w:tcW w:w="2406" w:type="dxa"/>
-                  <w:vAlign w:val="center"/>
-                </w:tcPr>
-                <w:p>
-                  <w:pPr>
-                    <w:rPr>
-                      <w:sz w:val="28"/>
-                      <w:szCs w:val="28"/>
-                    </w:rPr>
-                  </w:pPr>
-                  <w:r>
+                    <w:t>Current</w:t>
+                  </w:r>
+                  <w:r>
+                    <w:rPr>
+                      <w:sz w:val="28"/>
+                      <w:szCs w:val="28"/>
+                    </w:rPr>
+                    <w:t xml:space="preserve"> selling price of product </w:t>
+                  </w:r>
+                  <w:proofErr w:type="gramStart"/>
+                  <w:r>
+                    <w:rPr>
+                      <w:sz w:val="28"/>
+                      <w:szCs w:val="28"/>
+                    </w:rPr>
+                    <w:t>( without</w:t>
+                  </w:r>
+                  <w:proofErr w:type="gramEnd"/>
+                  <w:r>
+                    <w:rPr>
+                      <w:sz w:val="28"/>
+                      <w:szCs w:val="28"/>
+                    </w:rPr>
+                    <w:t xml:space="preserve"> 10% VAT) </w:t>
+                  </w:r>
+                </w:p>
+              </w:tc>
+              <w:tc>
+                <w:tcPr>
+                  <w:tcW w:w="2255" w:type="dxa"/>
+                  <w:vAlign w:val="center"/>
+                </w:tcPr>
+                <w:p>
+                  <w:pPr>
                     <w:rPr>
                       <w:sz w:val="28"/>
                       <w:szCs w:val="28"/>
                       <w:lang w:val="en-US"/>
                     </w:rPr>
-                    <w:t>Product dimensions</w:t>
-                  </w:r>
-                </w:p>
-              </w:tc>
-              <w:tc>
-                <w:tcPr>
-                  <w:tcW w:w="2252" w:type="dxa"/>
-                  <w:vAlign w:val="center"/>
-                </w:tcPr>
-                <w:p>
-                  <w:pPr>
+                  </w:pPr>
+                  <w:proofErr w:type="spellStart"/>
+                  <w:proofErr w:type="gramStart"/>
+                  <w:r>
                     <w:rPr>
                       <w:sz w:val="28"/>
                       <w:szCs w:val="28"/>
                       <w:lang w:val="en-US"/>
                     </w:rPr>
-                  </w:pPr>
+                    <w:t>Currenct</w:t>
+                  </w:r>
+                  <w:proofErr w:type="spellEnd"/>
+                  <w:r>
+                    <w:rPr>
+                      <w:sz w:val="28"/>
+                      <w:szCs w:val="28"/>
+                    </w:rPr>
+                    <w:t>( VNĐ</w:t>
+                  </w:r>
+                  <w:proofErr w:type="gramEnd"/>
+                  <w:r>
+                    <w:rPr>
+                      <w:sz w:val="28"/>
+                      <w:szCs w:val="28"/>
+                    </w:rPr>
+                    <w:t>)</w:t>
+                  </w:r>
                   <w:r>
                     <w:rPr>
                       <w:sz w:val="28"/>
                       <w:szCs w:val="28"/>
                       <w:lang w:val="en-US"/>
                     </w:rPr>
-                    <w:t>Text</w:t>
-                  </w:r>
-                </w:p>
-              </w:tc>
-              <w:tc>
-                <w:tcPr>
-                  <w:tcW w:w="2180" w:type="dxa"/>
-                  <w:vAlign w:val="center"/>
-                </w:tcPr>
-                <w:p>
-                  <w:pPr>
-                    <w:rPr>
-                      <w:sz w:val="28"/>
-                      <w:szCs w:val="28"/>
-                      <w:lang w:val="en-US"/>
-                    </w:rPr>
-                  </w:pPr>
-                  <w:r>
-                    <w:rPr>
-                      <w:sz w:val="28"/>
-                      <w:szCs w:val="28"/>
-                      <w:lang w:val="en-US"/>
-                    </w:rPr>
-                    <w:t>20x15x10 cm</w:t>
+                    <w:t xml:space="preserve"> </w:t>
+                  </w:r>
+                </w:p>
+              </w:tc>
+              <w:tc>
+                <w:tcPr>
+                  <w:tcW w:w="2183" w:type="dxa"/>
+                  <w:vAlign w:val="center"/>
+                </w:tcPr>
+                <w:p>
+                  <w:pPr>
+                    <w:rPr>
+                      <w:sz w:val="28"/>
+                      <w:szCs w:val="28"/>
+                    </w:rPr>
+                  </w:pPr>
+                  <w:r>
+                    <w:rPr>
+                      <w:sz w:val="28"/>
+                      <w:szCs w:val="28"/>
+                    </w:rPr>
+                    <w:t>100 000 VNĐ</w:t>
                   </w:r>
                 </w:p>
               </w:tc>
             </w:tr>
             <w:tr>
-              <w:tc>
-                <w:tcPr>
-                  <w:tcW w:w="619" w:type="dxa"/>
+              <w:trPr>
+                <w:trHeight w:val="816"/>
+              </w:trPr>
+              <w:tc>
+                <w:tcPr>
+                  <w:tcW w:w="620" w:type="dxa"/>
                   <w:vAlign w:val="center"/>
                 </w:tcPr>
                 <w:p>
@@ -3175,126 +3260,33 @@
               </w:tc>
               <w:tc>
                 <w:tcPr>
-                  <w:tcW w:w="1628" w:type="dxa"/>
-                  <w:vAlign w:val="center"/>
-                </w:tcPr>
-                <w:p>
-                  <w:pPr>
-                    <w:rPr>
-                      <w:sz w:val="28"/>
-                      <w:szCs w:val="28"/>
-                      <w:lang w:val="en-US"/>
-                    </w:rPr>
-                  </w:pPr>
-                  <w:r>
-                    <w:rPr>
-                      <w:sz w:val="28"/>
-                      <w:szCs w:val="28"/>
-                      <w:lang w:val="en-US"/>
-                    </w:rPr>
-                    <w:t>Weight</w:t>
-                  </w:r>
-                </w:p>
-              </w:tc>
-              <w:tc>
-                <w:tcPr>
-                  <w:tcW w:w="2406" w:type="dxa"/>
-                  <w:vAlign w:val="center"/>
-                </w:tcPr>
-                <w:p>
-                  <w:pPr>
-                    <w:rPr>
-                      <w:sz w:val="28"/>
-                      <w:szCs w:val="28"/>
-                    </w:rPr>
-                  </w:pPr>
-                  <w:r>
-                    <w:rPr>
-                      <w:sz w:val="28"/>
-                      <w:szCs w:val="28"/>
-                      <w:lang w:val="en-US"/>
-                    </w:rPr>
-                    <w:t>Product weight</w:t>
-                  </w:r>
-                </w:p>
-              </w:tc>
-              <w:tc>
-                <w:tcPr>
-                  <w:tcW w:w="2252" w:type="dxa"/>
-                  <w:vAlign w:val="center"/>
-                </w:tcPr>
-                <w:p>
-                  <w:pPr>
-                    <w:rPr>
-                      <w:sz w:val="28"/>
-                      <w:szCs w:val="28"/>
-                      <w:lang w:val="en-US"/>
-                    </w:rPr>
-                  </w:pPr>
-                  <w:r>
-                    <w:rPr>
-                      <w:sz w:val="28"/>
-                      <w:szCs w:val="28"/>
-                      <w:lang w:val="en-US"/>
-                    </w:rPr>
-                    <w:t>Text</w:t>
-                  </w:r>
-                </w:p>
-              </w:tc>
-              <w:tc>
-                <w:tcPr>
-                  <w:tcW w:w="2180" w:type="dxa"/>
-                  <w:vAlign w:val="center"/>
-                </w:tcPr>
-                <w:p>
-                  <w:pPr>
-                    <w:rPr>
-                      <w:sz w:val="28"/>
-                      <w:szCs w:val="28"/>
-                      <w:lang w:val="en-US"/>
-                    </w:rPr>
-                  </w:pPr>
-                  <w:r>
-                    <w:rPr>
-                      <w:sz w:val="28"/>
-                      <w:szCs w:val="28"/>
-                      <w:lang w:val="en-US"/>
-                    </w:rPr>
-                    <w:t>1 kg</w:t>
-                  </w:r>
-                </w:p>
-              </w:tc>
-            </w:tr>
-            <w:tr>
-              <w:tc>
-                <w:tcPr>
-                  <w:tcW w:w="619" w:type="dxa"/>
-                  <w:vAlign w:val="center"/>
-                </w:tcPr>
-                <w:p>
-                  <w:pPr>
-                    <w:pStyle w:val="ListParagraph"/>
-                    <w:numPr>
-                      <w:ilvl w:val="0"/>
-                      <w:numId w:val="35"/>
-                    </w:numPr>
-                    <w:spacing w:before="60" w:line="240" w:lineRule="auto"/>
-                    <w:jc w:val="center"/>
-                    <w:rPr>
-                      <w:sz w:val="28"/>
-                      <w:szCs w:val="28"/>
-                    </w:rPr>
-                  </w:pPr>
-                </w:p>
-              </w:tc>
-              <w:tc>
-                <w:tcPr>
-                  <w:tcW w:w="1628" w:type="dxa"/>
+                  <w:tcW w:w="1630" w:type="dxa"/>
+                  <w:vAlign w:val="center"/>
+                </w:tcPr>
+                <w:p>
+                  <w:pPr>
+                    <w:rPr>
+                      <w:sz w:val="28"/>
+                      <w:szCs w:val="28"/>
+                    </w:rPr>
+                  </w:pPr>
+                  <w:r>
+                    <w:rPr>
+                      <w:sz w:val="28"/>
+                      <w:szCs w:val="28"/>
+                    </w:rPr>
+                    <w:t>Author</w:t>
+                  </w:r>
+                </w:p>
+              </w:tc>
+              <w:tc>
+                <w:tcPr>
+                  <w:tcW w:w="2409" w:type="dxa"/>
                   <w:vAlign w:val="center"/>
                 </w:tcPr>
                 <w:tbl>
                   <w:tblPr>
-                    <w:tblW w:w="0" w:type="auto"/>
+                    <w:tblW w:w="96" w:type="dxa"/>
                     <w:tblCellSpacing w:w="15" w:type="dxa"/>
                     <w:tblCellMar>
                       <w:top w:w="15" w:type="dxa"/>
@@ -3343,7 +3335,7 @@
                 </w:p>
                 <w:tbl>
                   <w:tblPr>
-                    <w:tblW w:w="0" w:type="auto"/>
+                    <w:tblW w:w="2193" w:type="dxa"/>
                     <w:tblCellSpacing w:w="15" w:type="dxa"/>
                     <w:tblCellMar>
                       <w:top w:w="15" w:type="dxa"/>
@@ -3354,10 +3346,11 @@
                     <w:tblLook w:val="04A0" w:firstRow="1" w:lastRow="0" w:firstColumn="1" w:lastColumn="0" w:noHBand="0" w:noVBand="1"/>
                   </w:tblPr>
                   <w:tblGrid>
-                    <w:gridCol w:w="1412"/>
+                    <w:gridCol w:w="2193"/>
                   </w:tblGrid>
                   <w:tr>
                     <w:trPr>
+                      <w:trHeight w:val="466"/>
                       <w:tblCellSpacing w:w="15" w:type="dxa"/>
                     </w:trPr>
                     <w:tc>
@@ -3373,16 +3366,16 @@
                           <w:rPr>
                             <w:sz w:val="28"/>
                             <w:szCs w:val="28"/>
-                            <w:lang w:eastAsia="vi-VN"/>
+                            <w:lang w:val="vi-VN" w:eastAsia="vi-VN"/>
                           </w:rPr>
                         </w:pPr>
                         <w:r>
                           <w:rPr>
                             <w:sz w:val="28"/>
                             <w:szCs w:val="28"/>
-                            <w:lang w:eastAsia="vi-VN"/>
+                            <w:lang w:val="vi-VN" w:eastAsia="vi-VN"/>
                           </w:rPr>
-                          <w:t>Stock information</w:t>
+                          <w:t>Author of the book</w:t>
                         </w:r>
                       </w:p>
                     </w:tc>
@@ -3393,46 +3386,31 @@
                     <w:rPr>
                       <w:sz w:val="28"/>
                       <w:szCs w:val="28"/>
-                    </w:rPr>
-                  </w:pPr>
-                </w:p>
-              </w:tc>
-              <w:tc>
-                <w:tcPr>
-                  <w:tcW w:w="2406" w:type="dxa"/>
-                  <w:vAlign w:val="center"/>
-                </w:tcPr>
-                <w:p>
-                  <w:pPr>
-                    <w:rPr>
-                      <w:sz w:val="28"/>
-                      <w:szCs w:val="28"/>
-                    </w:rPr>
-                  </w:pPr>
-                  <w:r>
-                    <w:rPr>
-                      <w:sz w:val="28"/>
-                      <w:szCs w:val="28"/>
                       <w:lang w:val="en-US"/>
                     </w:rPr>
-                    <w:t xml:space="preserve">Quantity in </w:t>
-                  </w:r>
-                  <w:proofErr w:type="gramStart"/>
-                  <w:r>
+                  </w:pPr>
+                </w:p>
+              </w:tc>
+              <w:tc>
+                <w:tcPr>
+                  <w:tcW w:w="2255" w:type="dxa"/>
+                  <w:vAlign w:val="center"/>
+                </w:tcPr>
+                <w:p>
+                  <w:pPr>
                     <w:rPr>
                       <w:sz w:val="28"/>
                       <w:szCs w:val="28"/>
                       <w:lang w:val="en-US"/>
                     </w:rPr>
-                    <w:t>stock</w:t>
-                  </w:r>
+                  </w:pPr>
                   <w:r>
                     <w:rPr>
                       <w:sz w:val="28"/>
                       <w:szCs w:val="28"/>
                       <w:lang w:val="en-US"/>
                     </w:rPr>
-                    <w:t xml:space="preserve">, </w:t>
+                    <w:t>Text</w:t>
                   </w:r>
                   <w:r>
                     <w:rPr>
@@ -3440,72 +3418,39 @@
                       <w:szCs w:val="28"/>
                       <w:lang w:val="en-US"/>
                     </w:rPr>
-                    <w:t xml:space="preserve"> availability</w:t>
-                  </w:r>
-                  <w:proofErr w:type="gramEnd"/>
-                  <w:r>
-                    <w:rPr>
-                      <w:sz w:val="28"/>
-                      <w:szCs w:val="28"/>
-                      <w:lang w:val="en-US"/>
-                    </w:rPr>
-                    <w:t xml:space="preserve"> status</w:t>
-                  </w:r>
-                </w:p>
-              </w:tc>
-              <w:tc>
-                <w:tcPr>
-                  <w:tcW w:w="2252" w:type="dxa"/>
-                  <w:vAlign w:val="center"/>
-                </w:tcPr>
-                <w:p>
-                  <w:pPr>
-                    <w:rPr>
-                      <w:sz w:val="28"/>
-                      <w:szCs w:val="28"/>
-                      <w:lang w:val="en-US"/>
-                    </w:rPr>
-                  </w:pPr>
-                  <w:proofErr w:type="spellStart"/>
-                  <w:r>
-                    <w:rPr>
-                      <w:sz w:val="28"/>
-                      <w:szCs w:val="28"/>
-                      <w:lang w:val="en-US"/>
-                    </w:rPr>
-                    <w:t>Interger</w:t>
-                  </w:r>
-                  <w:proofErr w:type="spellEnd"/>
-                </w:p>
-              </w:tc>
-              <w:tc>
-                <w:tcPr>
-                  <w:tcW w:w="2180" w:type="dxa"/>
-                  <w:vAlign w:val="center"/>
-                </w:tcPr>
-                <w:p>
-                  <w:pPr>
-                    <w:rPr>
-                      <w:sz w:val="28"/>
-                      <w:szCs w:val="28"/>
-                      <w:lang w:val="en-US"/>
-                    </w:rPr>
-                  </w:pPr>
-                  <w:r>
-                    <w:rPr>
-                      <w:sz w:val="28"/>
-                      <w:szCs w:val="28"/>
-                      <w:lang w:val="en-US"/>
-                    </w:rPr>
-                    <w:t>150</w:t>
+                    <w:t xml:space="preserve"> </w:t>
+                  </w:r>
+                </w:p>
+              </w:tc>
+              <w:tc>
+                <w:tcPr>
+                  <w:tcW w:w="2183" w:type="dxa"/>
+                  <w:vAlign w:val="center"/>
+                </w:tcPr>
+                <w:p>
+                  <w:pPr>
+                    <w:rPr>
+                      <w:sz w:val="28"/>
+                      <w:szCs w:val="28"/>
+                    </w:rPr>
+                  </w:pPr>
+                  <w:r>
+                    <w:rPr>
+                      <w:sz w:val="28"/>
+                      <w:szCs w:val="28"/>
+                    </w:rPr>
+                    <w:t>Nguyen Nhat Anh</w:t>
                   </w:r>
                 </w:p>
               </w:tc>
             </w:tr>
             <w:tr>
-              <w:tc>
-                <w:tcPr>
-                  <w:tcW w:w="619" w:type="dxa"/>
+              <w:trPr>
+                <w:trHeight w:val="466"/>
+              </w:trPr>
+              <w:tc>
+                <w:tcPr>
+                  <w:tcW w:w="620" w:type="dxa"/>
                   <w:vAlign w:val="center"/>
                 </w:tcPr>
                 <w:p>
@@ -3526,37 +3471,58 @@
               </w:tc>
               <w:tc>
                 <w:tcPr>
-                  <w:tcW w:w="1628" w:type="dxa"/>
-                  <w:vAlign w:val="center"/>
-                </w:tcPr>
-                <w:p>
-                  <w:pPr>
-                    <w:rPr>
-                      <w:sz w:val="28"/>
-                      <w:szCs w:val="28"/>
-                    </w:rPr>
-                  </w:pPr>
-                  <w:r>
+                  <w:tcW w:w="1630" w:type="dxa"/>
+                  <w:vAlign w:val="center"/>
+                </w:tcPr>
+                <w:p>
+                  <w:pPr>
+                    <w:rPr>
+                      <w:sz w:val="28"/>
+                      <w:szCs w:val="28"/>
+                    </w:rPr>
+                  </w:pPr>
+                  <w:r>
+                    <w:rPr>
+                      <w:sz w:val="28"/>
+                      <w:szCs w:val="28"/>
+                    </w:rPr>
+                    <w:t>Cover type</w:t>
+                  </w:r>
+                </w:p>
+              </w:tc>
+              <w:tc>
+                <w:tcPr>
+                  <w:tcW w:w="2409" w:type="dxa"/>
+                  <w:vAlign w:val="center"/>
+                </w:tcPr>
+                <w:p>
+                  <w:pPr>
+                    <w:rPr>
+                      <w:sz w:val="28"/>
+                      <w:szCs w:val="28"/>
+                    </w:rPr>
+                  </w:pPr>
+                  <w:r>
+                    <w:rPr>
+                      <w:sz w:val="28"/>
+                      <w:szCs w:val="28"/>
+                    </w:rPr>
+                    <w:t>Type of book cover</w:t>
+                  </w:r>
+                </w:p>
+              </w:tc>
+              <w:tc>
+                <w:tcPr>
+                  <w:tcW w:w="2255" w:type="dxa"/>
+                  <w:vAlign w:val="center"/>
+                </w:tcPr>
+                <w:p>
+                  <w:pPr>
                     <w:rPr>
                       <w:sz w:val="28"/>
                       <w:szCs w:val="28"/>
                       <w:lang w:val="en-US"/>
                     </w:rPr>
-                    <w:t>Author(s)</w:t>
-                  </w:r>
-                </w:p>
-              </w:tc>
-              <w:tc>
-                <w:tcPr>
-                  <w:tcW w:w="2406" w:type="dxa"/>
-                  <w:vAlign w:val="center"/>
-                </w:tcPr>
-                <w:p>
-                  <w:pPr>
-                    <w:rPr>
-                      <w:sz w:val="28"/>
-                      <w:szCs w:val="28"/>
-                    </w:rPr>
                   </w:pPr>
                   <w:r>
                     <w:rPr>
@@ -3564,79 +3530,40 @@
                       <w:szCs w:val="28"/>
                       <w:lang w:val="en-US"/>
                     </w:rPr>
-                    <w:t>Author(s) of the book</w:t>
-                  </w:r>
-                </w:p>
-              </w:tc>
-              <w:tc>
-                <w:tcPr>
-                  <w:tcW w:w="2252" w:type="dxa"/>
-                  <w:vAlign w:val="center"/>
-                </w:tcPr>
-                <w:p>
-                  <w:pPr>
+                    <w:t>Text</w:t>
+                  </w:r>
+                </w:p>
+              </w:tc>
+              <w:tc>
+                <w:tcPr>
+                  <w:tcW w:w="2183" w:type="dxa"/>
+                  <w:vAlign w:val="center"/>
+                </w:tcPr>
+                <w:p>
+                  <w:pPr>
+                    <w:rPr>
+                      <w:sz w:val="28"/>
+                      <w:szCs w:val="28"/>
+                    </w:rPr>
+                  </w:pPr>
+                  <w:r>
                     <w:rPr>
                       <w:sz w:val="28"/>
                       <w:szCs w:val="28"/>
                       <w:lang w:val="en-US"/>
                     </w:rPr>
-                  </w:pPr>
-                  <w:r>
-                    <w:rPr>
-                      <w:sz w:val="28"/>
-                      <w:szCs w:val="28"/>
-                      <w:lang w:val="en-US"/>
-                    </w:rPr>
-                    <w:t xml:space="preserve">Text </w:t>
-                  </w:r>
-                </w:p>
-              </w:tc>
-              <w:tc>
-                <w:tcPr>
-                  <w:tcW w:w="2180" w:type="dxa"/>
-                  <w:vAlign w:val="center"/>
-                </w:tcPr>
-                <w:p>
-                  <w:pPr>
-                    <w:rPr>
-                      <w:sz w:val="28"/>
-                      <w:szCs w:val="28"/>
-                      <w:lang w:val="en-US"/>
-                    </w:rPr>
-                  </w:pPr>
-                  <w:r>
-                    <w:rPr>
-                      <w:sz w:val="28"/>
-                      <w:szCs w:val="28"/>
-                      <w:lang w:val="en-US"/>
-                    </w:rPr>
-                    <w:t xml:space="preserve">Nguyễn </w:t>
-                  </w:r>
-                  <w:proofErr w:type="spellStart"/>
-                  <w:r>
-                    <w:rPr>
-                      <w:sz w:val="28"/>
-                      <w:szCs w:val="28"/>
-                      <w:lang w:val="en-US"/>
-                    </w:rPr>
-                    <w:t>Ái</w:t>
-                  </w:r>
-                  <w:proofErr w:type="spellEnd"/>
-                  <w:r>
-                    <w:rPr>
-                      <w:sz w:val="28"/>
-                      <w:szCs w:val="28"/>
-                      <w:lang w:val="en-US"/>
-                    </w:rPr>
-                    <w:t xml:space="preserve"> Quốc</w:t>
+                    <w:t>Paperback</w:t>
                   </w:r>
                 </w:p>
               </w:tc>
             </w:tr>
             <w:tr>
-              <w:tc>
-                <w:tcPr>
-                  <w:tcW w:w="619" w:type="dxa"/>
+              <w:trPr>
+                <w:trHeight w:val="816"/>
+              </w:trPr>
+              <w:tc>
+                <w:tcPr>
+                  <w:tcW w:w="620" w:type="dxa"/>
                   <w:vAlign w:val="center"/>
                 </w:tcPr>
                 <w:p>
@@ -3657,7 +3584,7 @@
               </w:tc>
               <w:tc>
                 <w:tcPr>
-                  <w:tcW w:w="1628" w:type="dxa"/>
+                  <w:tcW w:w="1630" w:type="dxa"/>
                   <w:vAlign w:val="center"/>
                 </w:tcPr>
                 <w:p>
@@ -3673,18 +3600,703 @@
                       <w:szCs w:val="28"/>
                       <w:lang w:val="en-US"/>
                     </w:rPr>
-                    <w:t>Cover type</w:t>
-                  </w:r>
-                </w:p>
-              </w:tc>
-              <w:tc>
-                <w:tcPr>
-                  <w:tcW w:w="2406" w:type="dxa"/>
+                    <w:t>Pu</w:t>
+                  </w:r>
+                  <w:r>
+                    <w:rPr>
+                      <w:sz w:val="28"/>
+                      <w:szCs w:val="28"/>
+                      <w:lang w:val="en-US"/>
+                    </w:rPr>
+                    <w:t>blisher</w:t>
+                  </w:r>
+                </w:p>
+              </w:tc>
+              <w:tc>
+                <w:tcPr>
+                  <w:tcW w:w="2409" w:type="dxa"/>
+                  <w:vAlign w:val="center"/>
+                </w:tcPr>
+                <w:p>
+                  <w:pPr>
+                    <w:rPr>
+                      <w:sz w:val="28"/>
+                      <w:szCs w:val="28"/>
+                    </w:rPr>
+                  </w:pPr>
+                  <w:r>
+                    <w:rPr>
+                      <w:sz w:val="28"/>
+                      <w:szCs w:val="28"/>
+                    </w:rPr>
+                    <w:t>Publisher of the book/ newspaper</w:t>
+                  </w:r>
+                </w:p>
+              </w:tc>
+              <w:tc>
+                <w:tcPr>
+                  <w:tcW w:w="2255" w:type="dxa"/>
+                  <w:vAlign w:val="center"/>
+                </w:tcPr>
+                <w:p>
+                  <w:pPr>
+                    <w:rPr>
+                      <w:sz w:val="28"/>
+                      <w:szCs w:val="28"/>
+                    </w:rPr>
+                  </w:pPr>
+                  <w:r>
+                    <w:rPr>
+                      <w:sz w:val="28"/>
+                      <w:szCs w:val="28"/>
+                    </w:rPr>
+                    <w:t>Text</w:t>
+                  </w:r>
+                </w:p>
+              </w:tc>
+              <w:tc>
+                <w:tcPr>
+                  <w:tcW w:w="2183" w:type="dxa"/>
+                  <w:vAlign w:val="center"/>
+                </w:tcPr>
+                <w:p>
+                  <w:pPr>
+                    <w:rPr>
+                      <w:sz w:val="28"/>
+                      <w:szCs w:val="28"/>
+                    </w:rPr>
+                  </w:pPr>
+                  <w:r>
+                    <w:rPr>
+                      <w:sz w:val="28"/>
+                      <w:szCs w:val="28"/>
+                    </w:rPr>
+                    <w:t>Kim Dong</w:t>
+                  </w:r>
+                </w:p>
+              </w:tc>
+            </w:tr>
+            <w:tr>
+              <w:trPr>
+                <w:trHeight w:val="830"/>
+              </w:trPr>
+              <w:tc>
+                <w:tcPr>
+                  <w:tcW w:w="620" w:type="dxa"/>
+                  <w:vAlign w:val="center"/>
+                </w:tcPr>
+                <w:p>
+                  <w:pPr>
+                    <w:pStyle w:val="ListParagraph"/>
+                    <w:numPr>
+                      <w:ilvl w:val="0"/>
+                      <w:numId w:val="35"/>
+                    </w:numPr>
+                    <w:spacing w:before="60" w:line="240" w:lineRule="auto"/>
+                    <w:jc w:val="center"/>
+                    <w:rPr>
+                      <w:sz w:val="28"/>
+                      <w:szCs w:val="28"/>
+                    </w:rPr>
+                  </w:pPr>
+                </w:p>
+              </w:tc>
+              <w:tc>
+                <w:tcPr>
+                  <w:tcW w:w="1630" w:type="dxa"/>
+                  <w:vAlign w:val="center"/>
+                </w:tcPr>
+                <w:p>
+                  <w:pPr>
+                    <w:rPr>
+                      <w:sz w:val="28"/>
+                      <w:szCs w:val="28"/>
+                    </w:rPr>
+                  </w:pPr>
+                  <w:r>
+                    <w:rPr>
+                      <w:sz w:val="28"/>
+                      <w:szCs w:val="28"/>
+                      <w:lang w:val="en-US"/>
+                    </w:rPr>
+                    <w:t>Publication</w:t>
+                  </w:r>
+                  <w:r>
+                    <w:rPr>
+                      <w:sz w:val="28"/>
+                      <w:szCs w:val="28"/>
+                    </w:rPr>
+                    <w:t xml:space="preserve"> date</w:t>
+                  </w:r>
+                </w:p>
+              </w:tc>
+              <w:tc>
+                <w:tcPr>
+                  <w:tcW w:w="2409" w:type="dxa"/>
+                  <w:vAlign w:val="center"/>
+                </w:tcPr>
+                <w:p>
+                  <w:pPr>
+                    <w:rPr>
+                      <w:sz w:val="28"/>
+                      <w:szCs w:val="28"/>
+                    </w:rPr>
+                  </w:pPr>
+                  <w:r>
+                    <w:rPr>
+                      <w:sz w:val="28"/>
+                      <w:szCs w:val="28"/>
+                    </w:rPr>
+                    <w:t>Date of publication</w:t>
+                  </w:r>
+                </w:p>
+              </w:tc>
+              <w:tc>
+                <w:tcPr>
+                  <w:tcW w:w="2255" w:type="dxa"/>
+                  <w:vAlign w:val="center"/>
+                </w:tcPr>
+                <w:p>
+                  <w:pPr>
+                    <w:rPr>
+                      <w:sz w:val="28"/>
+                      <w:szCs w:val="28"/>
+                    </w:rPr>
+                  </w:pPr>
+                  <w:r>
+                    <w:rPr>
+                      <w:sz w:val="28"/>
+                      <w:szCs w:val="28"/>
+                    </w:rPr>
+                    <w:t>Date</w:t>
+                  </w:r>
+                </w:p>
+              </w:tc>
+              <w:tc>
+                <w:tcPr>
+                  <w:tcW w:w="2183" w:type="dxa"/>
+                  <w:vAlign w:val="center"/>
+                </w:tcPr>
+                <w:p>
+                  <w:pPr>
+                    <w:rPr>
+                      <w:sz w:val="28"/>
+                      <w:szCs w:val="28"/>
+                    </w:rPr>
+                  </w:pPr>
+                  <w:r>
+                    <w:rPr>
+                      <w:sz w:val="28"/>
+                      <w:szCs w:val="28"/>
+                    </w:rPr>
+                    <w:t>15/03/2026</w:t>
+                  </w:r>
+                </w:p>
+              </w:tc>
+            </w:tr>
+            <w:tr>
+              <w:trPr>
+                <w:trHeight w:val="816"/>
+              </w:trPr>
+              <w:tc>
+                <w:tcPr>
+                  <w:tcW w:w="620" w:type="dxa"/>
+                  <w:vAlign w:val="center"/>
+                </w:tcPr>
+                <w:p>
+                  <w:pPr>
+                    <w:pStyle w:val="ListParagraph"/>
+                    <w:numPr>
+                      <w:ilvl w:val="0"/>
+                      <w:numId w:val="35"/>
+                    </w:numPr>
+                    <w:spacing w:before="60" w:line="240" w:lineRule="auto"/>
+                    <w:jc w:val="center"/>
+                    <w:rPr>
+                      <w:sz w:val="28"/>
+                      <w:szCs w:val="28"/>
+                    </w:rPr>
+                  </w:pPr>
+                </w:p>
+              </w:tc>
+              <w:tc>
+                <w:tcPr>
+                  <w:tcW w:w="1630" w:type="dxa"/>
+                  <w:vAlign w:val="center"/>
+                </w:tcPr>
+                <w:p>
+                  <w:pPr>
+                    <w:rPr>
+                      <w:sz w:val="28"/>
+                      <w:szCs w:val="28"/>
+                    </w:rPr>
+                  </w:pPr>
+                  <w:r>
+                    <w:rPr>
+                      <w:sz w:val="28"/>
+                      <w:szCs w:val="28"/>
+                    </w:rPr>
+                    <w:t xml:space="preserve">Number of pages </w:t>
+                  </w:r>
+                </w:p>
+              </w:tc>
+              <w:tc>
+                <w:tcPr>
+                  <w:tcW w:w="2409" w:type="dxa"/>
+                  <w:vAlign w:val="center"/>
+                </w:tcPr>
+                <w:p>
+                  <w:pPr>
+                    <w:rPr>
+                      <w:sz w:val="28"/>
+                      <w:szCs w:val="28"/>
+                    </w:rPr>
+                  </w:pPr>
+                  <w:r>
+                    <w:rPr>
+                      <w:sz w:val="28"/>
+                      <w:szCs w:val="28"/>
+                      <w:lang w:val="en-US"/>
+                    </w:rPr>
+                    <w:t>Total</w:t>
+                  </w:r>
+                  <w:r>
+                    <w:rPr>
+                      <w:sz w:val="28"/>
+                      <w:szCs w:val="28"/>
+                    </w:rPr>
+                    <w:t xml:space="preserve"> number of pages of the book</w:t>
+                  </w:r>
+                </w:p>
+              </w:tc>
+              <w:tc>
+                <w:tcPr>
+                  <w:tcW w:w="2255" w:type="dxa"/>
+                  <w:vAlign w:val="center"/>
+                </w:tcPr>
+                <w:p>
+                  <w:pPr>
+                    <w:rPr>
+                      <w:sz w:val="28"/>
+                      <w:szCs w:val="28"/>
+                    </w:rPr>
+                  </w:pPr>
+                  <w:r>
+                    <w:rPr>
+                      <w:sz w:val="28"/>
+                      <w:szCs w:val="28"/>
+                    </w:rPr>
+                    <w:t>Number</w:t>
+                  </w:r>
+                </w:p>
+              </w:tc>
+              <w:tc>
+                <w:tcPr>
+                  <w:tcW w:w="2183" w:type="dxa"/>
+                  <w:vAlign w:val="center"/>
+                </w:tcPr>
+                <w:p>
+                  <w:pPr>
+                    <w:rPr>
+                      <w:sz w:val="28"/>
+                      <w:szCs w:val="28"/>
+                    </w:rPr>
+                  </w:pPr>
+                  <w:r>
+                    <w:rPr>
+                      <w:sz w:val="28"/>
+                      <w:szCs w:val="28"/>
+                    </w:rPr>
+                    <w:t>250</w:t>
+                  </w:r>
+                </w:p>
+              </w:tc>
+            </w:tr>
+            <w:tr>
+              <w:trPr>
+                <w:trHeight w:val="830"/>
+              </w:trPr>
+              <w:tc>
+                <w:tcPr>
+                  <w:tcW w:w="620" w:type="dxa"/>
+                  <w:vAlign w:val="center"/>
+                </w:tcPr>
+                <w:p>
+                  <w:pPr>
+                    <w:pStyle w:val="ListParagraph"/>
+                    <w:numPr>
+                      <w:ilvl w:val="0"/>
+                      <w:numId w:val="35"/>
+                    </w:numPr>
+                    <w:spacing w:before="60" w:line="240" w:lineRule="auto"/>
+                    <w:jc w:val="center"/>
+                    <w:rPr>
+                      <w:sz w:val="28"/>
+                      <w:szCs w:val="28"/>
+                    </w:rPr>
+                  </w:pPr>
+                </w:p>
+              </w:tc>
+              <w:tc>
+                <w:tcPr>
+                  <w:tcW w:w="1630" w:type="dxa"/>
+                  <w:vAlign w:val="center"/>
+                </w:tcPr>
+                <w:p>
+                  <w:pPr>
+                    <w:rPr>
+                      <w:sz w:val="28"/>
+                      <w:szCs w:val="28"/>
+                    </w:rPr>
+                  </w:pPr>
+                  <w:r>
+                    <w:rPr>
+                      <w:sz w:val="28"/>
+                      <w:szCs w:val="28"/>
+                    </w:rPr>
+                    <w:t>Language</w:t>
+                  </w:r>
+                </w:p>
+              </w:tc>
+              <w:tc>
+                <w:tcPr>
+                  <w:tcW w:w="2409" w:type="dxa"/>
+                  <w:vAlign w:val="center"/>
+                </w:tcPr>
+                <w:p>
+                  <w:pPr>
+                    <w:rPr>
+                      <w:sz w:val="28"/>
+                      <w:szCs w:val="28"/>
+                    </w:rPr>
+                  </w:pPr>
+                  <w:r>
+                    <w:rPr>
+                      <w:sz w:val="28"/>
+                      <w:szCs w:val="28"/>
+                      <w:lang w:val="en-US"/>
+                    </w:rPr>
+                    <w:t>Language</w:t>
+                  </w:r>
+                  <w:r>
+                    <w:rPr>
+                      <w:sz w:val="28"/>
+                      <w:szCs w:val="28"/>
+                    </w:rPr>
+                    <w:t xml:space="preserve"> of the product</w:t>
+                  </w:r>
+                </w:p>
+              </w:tc>
+              <w:tc>
+                <w:tcPr>
+                  <w:tcW w:w="2255" w:type="dxa"/>
+                  <w:vAlign w:val="center"/>
+                </w:tcPr>
+                <w:p>
+                  <w:pPr>
+                    <w:rPr>
+                      <w:sz w:val="28"/>
+                      <w:szCs w:val="28"/>
+                      <w:lang w:val="en-US"/>
+                    </w:rPr>
+                  </w:pPr>
+                  <w:r>
+                    <w:rPr>
+                      <w:sz w:val="28"/>
+                      <w:szCs w:val="28"/>
+                      <w:lang w:val="en-US"/>
+                    </w:rPr>
+                    <w:t>Text</w:t>
+                  </w:r>
+                </w:p>
+              </w:tc>
+              <w:tc>
+                <w:tcPr>
+                  <w:tcW w:w="2183" w:type="dxa"/>
+                  <w:vAlign w:val="center"/>
+                </w:tcPr>
+                <w:p>
+                  <w:pPr>
+                    <w:rPr>
+                      <w:sz w:val="28"/>
+                      <w:szCs w:val="28"/>
+                      <w:lang w:val="en-US"/>
+                    </w:rPr>
+                  </w:pPr>
+                  <w:r>
+                    <w:rPr>
+                      <w:sz w:val="28"/>
+                      <w:szCs w:val="28"/>
+                      <w:lang w:val="en-US"/>
+                    </w:rPr>
+                    <w:t>Vietnamese</w:t>
+                  </w:r>
+                </w:p>
+              </w:tc>
+            </w:tr>
+            <w:tr>
+              <w:trPr>
+                <w:trHeight w:val="830"/>
+              </w:trPr>
+              <w:tc>
+                <w:tcPr>
+                  <w:tcW w:w="620" w:type="dxa"/>
+                  <w:vAlign w:val="center"/>
+                </w:tcPr>
+                <w:p>
+                  <w:pPr>
+                    <w:pStyle w:val="ListParagraph"/>
+                    <w:numPr>
+                      <w:ilvl w:val="0"/>
+                      <w:numId w:val="35"/>
+                    </w:numPr>
+                    <w:spacing w:before="60" w:line="240" w:lineRule="auto"/>
+                    <w:jc w:val="center"/>
+                    <w:rPr>
+                      <w:sz w:val="28"/>
+                      <w:szCs w:val="28"/>
+                    </w:rPr>
+                  </w:pPr>
+                </w:p>
+              </w:tc>
+              <w:tc>
+                <w:tcPr>
+                  <w:tcW w:w="1630" w:type="dxa"/>
+                  <w:vAlign w:val="center"/>
+                </w:tcPr>
+                <w:p>
+                  <w:pPr>
+                    <w:rPr>
+                      <w:sz w:val="28"/>
+                      <w:szCs w:val="28"/>
+                    </w:rPr>
+                  </w:pPr>
+                  <w:r>
+                    <w:rPr>
+                      <w:sz w:val="28"/>
+                      <w:szCs w:val="28"/>
+                    </w:rPr>
+                    <w:t>Genre</w:t>
+                  </w:r>
+                </w:p>
+              </w:tc>
+              <w:tc>
+                <w:tcPr>
+                  <w:tcW w:w="2409" w:type="dxa"/>
+                  <w:vAlign w:val="center"/>
+                </w:tcPr>
+                <w:p>
+                  <w:pPr>
+                    <w:rPr>
+                      <w:sz w:val="28"/>
+                      <w:szCs w:val="28"/>
+                    </w:rPr>
+                  </w:pPr>
+                  <w:r>
+                    <w:rPr>
+                      <w:sz w:val="28"/>
+                      <w:szCs w:val="28"/>
+                      <w:lang w:val="en-US"/>
+                    </w:rPr>
+                    <w:t>Genre</w:t>
+                  </w:r>
+                  <w:r>
+                    <w:rPr>
+                      <w:sz w:val="28"/>
+                      <w:szCs w:val="28"/>
+                    </w:rPr>
+                    <w:t xml:space="preserve"> of the product</w:t>
+                  </w:r>
+                </w:p>
+              </w:tc>
+              <w:tc>
+                <w:tcPr>
+                  <w:tcW w:w="2255" w:type="dxa"/>
+                  <w:vAlign w:val="center"/>
+                </w:tcPr>
+                <w:p>
+                  <w:pPr>
+                    <w:rPr>
+                      <w:sz w:val="28"/>
+                      <w:szCs w:val="28"/>
+                      <w:lang w:val="en-US"/>
+                    </w:rPr>
+                  </w:pPr>
+                  <w:r>
+                    <w:rPr>
+                      <w:sz w:val="28"/>
+                      <w:szCs w:val="28"/>
+                      <w:lang w:val="en-US"/>
+                    </w:rPr>
+                    <w:t>Text</w:t>
+                  </w:r>
+                </w:p>
+              </w:tc>
+              <w:tc>
+                <w:tcPr>
+                  <w:tcW w:w="2183" w:type="dxa"/>
+                  <w:vAlign w:val="center"/>
+                </w:tcPr>
+                <w:p>
+                  <w:pPr>
+                    <w:rPr>
+                      <w:sz w:val="28"/>
+                      <w:szCs w:val="28"/>
+                    </w:rPr>
+                  </w:pPr>
+                  <w:r>
+                    <w:rPr>
+                      <w:sz w:val="28"/>
+                      <w:szCs w:val="28"/>
+                    </w:rPr>
+                    <w:t>Fiction</w:t>
+                  </w:r>
+                </w:p>
+              </w:tc>
+            </w:tr>
+            <w:tr>
+              <w:trPr>
+                <w:trHeight w:val="816"/>
+              </w:trPr>
+              <w:tc>
+                <w:tcPr>
+                  <w:tcW w:w="620" w:type="dxa"/>
+                  <w:vAlign w:val="center"/>
+                </w:tcPr>
+                <w:p>
+                  <w:pPr>
+                    <w:pStyle w:val="ListParagraph"/>
+                    <w:numPr>
+                      <w:ilvl w:val="0"/>
+                      <w:numId w:val="35"/>
+                    </w:numPr>
+                    <w:spacing w:before="60" w:line="240" w:lineRule="auto"/>
+                    <w:jc w:val="center"/>
+                    <w:rPr>
+                      <w:sz w:val="28"/>
+                      <w:szCs w:val="28"/>
+                    </w:rPr>
+                  </w:pPr>
+                </w:p>
+              </w:tc>
+              <w:tc>
+                <w:tcPr>
+                  <w:tcW w:w="1630" w:type="dxa"/>
+                  <w:vAlign w:val="center"/>
+                </w:tcPr>
+                <w:p>
+                  <w:pPr>
+                    <w:rPr>
+                      <w:sz w:val="28"/>
+                      <w:szCs w:val="28"/>
+                    </w:rPr>
+                  </w:pPr>
+                  <w:r>
+                    <w:rPr>
+                      <w:sz w:val="28"/>
+                      <w:szCs w:val="28"/>
+                    </w:rPr>
+                    <w:t>Editor-in-chief</w:t>
+                  </w:r>
+                </w:p>
+              </w:tc>
+              <w:tc>
+                <w:tcPr>
+                  <w:tcW w:w="2409" w:type="dxa"/>
+                  <w:vAlign w:val="center"/>
+                </w:tcPr>
+                <w:p>
+                  <w:pPr>
+                    <w:rPr>
+                      <w:sz w:val="28"/>
+                      <w:szCs w:val="28"/>
+                    </w:rPr>
+                  </w:pPr>
+                  <w:r>
+                    <w:rPr>
+                      <w:sz w:val="28"/>
+                      <w:szCs w:val="28"/>
+                    </w:rPr>
+                    <w:t>Editor-in-chief of the newspaper</w:t>
+                  </w:r>
+                </w:p>
+              </w:tc>
+              <w:tc>
+                <w:tcPr>
+                  <w:tcW w:w="2255" w:type="dxa"/>
+                  <w:vAlign w:val="center"/>
+                </w:tcPr>
+                <w:p>
+                  <w:pPr>
+                    <w:rPr>
+                      <w:sz w:val="28"/>
+                      <w:szCs w:val="28"/>
+                    </w:rPr>
+                  </w:pPr>
+                  <w:r>
+                    <w:rPr>
+                      <w:sz w:val="28"/>
+                      <w:szCs w:val="28"/>
+                    </w:rPr>
+                    <w:t>Text</w:t>
+                  </w:r>
+                </w:p>
+              </w:tc>
+              <w:tc>
+                <w:tcPr>
+                  <w:tcW w:w="2183" w:type="dxa"/>
+                  <w:vAlign w:val="center"/>
+                </w:tcPr>
+                <w:p>
+                  <w:pPr>
+                    <w:rPr>
+                      <w:sz w:val="28"/>
+                      <w:szCs w:val="28"/>
+                    </w:rPr>
+                  </w:pPr>
+                  <w:r>
+                    <w:rPr>
+                      <w:sz w:val="28"/>
+                      <w:szCs w:val="28"/>
+                    </w:rPr>
+                    <w:t>Le Anh Dat</w:t>
+                  </w:r>
+                </w:p>
+              </w:tc>
+            </w:tr>
+            <w:tr>
+              <w:trPr>
+                <w:trHeight w:val="1005"/>
+              </w:trPr>
+              <w:tc>
+                <w:tcPr>
+                  <w:tcW w:w="620" w:type="dxa"/>
+                  <w:vAlign w:val="center"/>
+                </w:tcPr>
+                <w:p>
+                  <w:pPr>
+                    <w:pStyle w:val="ListParagraph"/>
+                    <w:numPr>
+                      <w:ilvl w:val="0"/>
+                      <w:numId w:val="35"/>
+                    </w:numPr>
+                    <w:spacing w:before="60" w:line="240" w:lineRule="auto"/>
+                    <w:jc w:val="center"/>
+                    <w:rPr>
+                      <w:sz w:val="28"/>
+                      <w:szCs w:val="28"/>
+                    </w:rPr>
+                  </w:pPr>
+                </w:p>
+              </w:tc>
+              <w:tc>
+                <w:tcPr>
+                  <w:tcW w:w="1630" w:type="dxa"/>
                   <w:vAlign w:val="center"/>
                 </w:tcPr>
                 <w:tbl>
                   <w:tblPr>
-                    <w:tblW w:w="0" w:type="auto"/>
+                    <w:tblW w:w="96" w:type="dxa"/>
                     <w:tblCellSpacing w:w="15" w:type="dxa"/>
                     <w:tblCellMar>
                       <w:top w:w="15" w:type="dxa"/>
@@ -3733,7 +4345,7 @@
                 </w:p>
                 <w:tbl>
                   <w:tblPr>
-                    <w:tblW w:w="0" w:type="auto"/>
+                    <w:tblW w:w="1414" w:type="dxa"/>
                     <w:tblCellSpacing w:w="15" w:type="dxa"/>
                     <w:tblCellMar>
                       <w:top w:w="15" w:type="dxa"/>
@@ -3744,10 +4356,11 @@
                     <w:tblLook w:val="04A0" w:firstRow="1" w:lastRow="0" w:firstColumn="1" w:lastColumn="0" w:noHBand="0" w:noVBand="1"/>
                   </w:tblPr>
                   <w:tblGrid>
-                    <w:gridCol w:w="2190"/>
+                    <w:gridCol w:w="1414"/>
                   </w:tblGrid>
                   <w:tr>
                     <w:trPr>
+                      <w:trHeight w:val="830"/>
                       <w:tblCellSpacing w:w="15" w:type="dxa"/>
                     </w:trPr>
                     <w:tc>
@@ -3763,16 +4376,16 @@
                           <w:rPr>
                             <w:sz w:val="28"/>
                             <w:szCs w:val="28"/>
-                            <w:lang w:eastAsia="vi-VN"/>
+                            <w:lang w:val="vi-VN" w:eastAsia="vi-VN"/>
                           </w:rPr>
                         </w:pPr>
                         <w:r>
                           <w:rPr>
                             <w:sz w:val="28"/>
                             <w:szCs w:val="28"/>
-                            <w:lang w:eastAsia="vi-VN"/>
+                            <w:lang w:val="vi-VN" w:eastAsia="vi-VN"/>
                           </w:rPr>
-                          <w:t>Type of book cover</w:t>
+                          <w:t>Issue number</w:t>
                         </w:r>
                       </w:p>
                     </w:tc>
@@ -3790,55 +4403,75 @@
               </w:tc>
               <w:tc>
                 <w:tcPr>
-                  <w:tcW w:w="2252" w:type="dxa"/>
-                  <w:vAlign w:val="center"/>
-                </w:tcPr>
-                <w:p>
-                  <w:pPr>
-                    <w:rPr>
-                      <w:sz w:val="28"/>
-                      <w:szCs w:val="28"/>
-                      <w:lang w:val="en-US"/>
-                    </w:rPr>
-                  </w:pPr>
-                  <w:r>
-                    <w:rPr>
-                      <w:sz w:val="28"/>
-                      <w:szCs w:val="28"/>
-                      <w:lang w:val="en-US"/>
-                    </w:rPr>
-                    <w:t xml:space="preserve">Text </w:t>
-                  </w:r>
-                </w:p>
-              </w:tc>
-              <w:tc>
-                <w:tcPr>
-                  <w:tcW w:w="2180" w:type="dxa"/>
-                  <w:vAlign w:val="center"/>
-                </w:tcPr>
-                <w:p>
-                  <w:pPr>
-                    <w:rPr>
-                      <w:sz w:val="28"/>
-                      <w:szCs w:val="28"/>
-                      <w:lang w:val="en-US"/>
-                    </w:rPr>
-                  </w:pPr>
-                  <w:r>
-                    <w:rPr>
-                      <w:sz w:val="28"/>
-                      <w:szCs w:val="28"/>
-                      <w:lang w:val="en-US"/>
-                    </w:rPr>
-                    <w:t>Paperback</w:t>
+                  <w:tcW w:w="2409" w:type="dxa"/>
+                  <w:vAlign w:val="center"/>
+                </w:tcPr>
+                <w:p>
+                  <w:pPr>
+                    <w:rPr>
+                      <w:sz w:val="28"/>
+                      <w:szCs w:val="28"/>
+                    </w:rPr>
+                  </w:pPr>
+                  <w:r>
+                    <w:rPr>
+                      <w:sz w:val="28"/>
+                      <w:szCs w:val="28"/>
+                    </w:rPr>
+                    <w:t>Issue number of the newspaper</w:t>
+                  </w:r>
+                </w:p>
+              </w:tc>
+              <w:tc>
+                <w:tcPr>
+                  <w:tcW w:w="2255" w:type="dxa"/>
+                  <w:vAlign w:val="center"/>
+                </w:tcPr>
+                <w:p>
+                  <w:pPr>
+                    <w:rPr>
+                      <w:sz w:val="28"/>
+                      <w:szCs w:val="28"/>
+                    </w:rPr>
+                  </w:pPr>
+                  <w:r>
+                    <w:rPr>
+                      <w:sz w:val="28"/>
+                      <w:szCs w:val="28"/>
+                    </w:rPr>
+                    <w:t>Number</w:t>
+                  </w:r>
+                </w:p>
+              </w:tc>
+              <w:tc>
+                <w:tcPr>
+                  <w:tcW w:w="2183" w:type="dxa"/>
+                  <w:vAlign w:val="center"/>
+                </w:tcPr>
+                <w:p>
+                  <w:pPr>
+                    <w:rPr>
+                      <w:sz w:val="28"/>
+                      <w:szCs w:val="28"/>
+                    </w:rPr>
+                  </w:pPr>
+                  <w:r>
+                    <w:rPr>
+                      <w:sz w:val="28"/>
+                      <w:szCs w:val="28"/>
+                    </w:rPr>
+                    <w:t>123</w:t>
                   </w:r>
                 </w:p>
               </w:tc>
             </w:tr>
             <w:tr>
-              <w:tc>
-                <w:tcPr>
-                  <w:tcW w:w="619" w:type="dxa"/>
+              <w:trPr>
+                <w:trHeight w:val="1180"/>
+              </w:trPr>
+              <w:tc>
+                <w:tcPr>
+                  <w:tcW w:w="620" w:type="dxa"/>
                   <w:vAlign w:val="center"/>
                 </w:tcPr>
                 <w:p>
@@ -3859,37 +4492,58 @@
               </w:tc>
               <w:tc>
                 <w:tcPr>
-                  <w:tcW w:w="1628" w:type="dxa"/>
-                  <w:vAlign w:val="center"/>
-                </w:tcPr>
-                <w:p>
-                  <w:pPr>
-                    <w:rPr>
-                      <w:sz w:val="28"/>
-                      <w:szCs w:val="28"/>
-                    </w:rPr>
-                  </w:pPr>
-                  <w:r>
+                  <w:tcW w:w="1630" w:type="dxa"/>
+                  <w:vAlign w:val="center"/>
+                </w:tcPr>
+                <w:p>
+                  <w:pPr>
+                    <w:rPr>
+                      <w:sz w:val="28"/>
+                      <w:szCs w:val="28"/>
+                    </w:rPr>
+                  </w:pPr>
+                  <w:r>
+                    <w:rPr>
+                      <w:sz w:val="28"/>
+                      <w:szCs w:val="28"/>
+                    </w:rPr>
+                    <w:t xml:space="preserve">Publication frequency </w:t>
+                  </w:r>
+                </w:p>
+              </w:tc>
+              <w:tc>
+                <w:tcPr>
+                  <w:tcW w:w="2409" w:type="dxa"/>
+                  <w:vAlign w:val="center"/>
+                </w:tcPr>
+                <w:p>
+                  <w:pPr>
+                    <w:rPr>
+                      <w:sz w:val="28"/>
+                      <w:szCs w:val="28"/>
+                    </w:rPr>
+                  </w:pPr>
+                  <w:r>
+                    <w:rPr>
+                      <w:sz w:val="28"/>
+                      <w:szCs w:val="28"/>
+                    </w:rPr>
+                    <w:t>Publication frequency of the newspaper</w:t>
+                  </w:r>
+                </w:p>
+              </w:tc>
+              <w:tc>
+                <w:tcPr>
+                  <w:tcW w:w="2255" w:type="dxa"/>
+                  <w:vAlign w:val="center"/>
+                </w:tcPr>
+                <w:p>
+                  <w:pPr>
                     <w:rPr>
                       <w:sz w:val="28"/>
                       <w:szCs w:val="28"/>
                       <w:lang w:val="en-US"/>
                     </w:rPr>
-                    <w:t>Publisher</w:t>
-                  </w:r>
-                </w:p>
-              </w:tc>
-              <w:tc>
-                <w:tcPr>
-                  <w:tcW w:w="2406" w:type="dxa"/>
-                  <w:vAlign w:val="center"/>
-                </w:tcPr>
-                <w:p>
-                  <w:pPr>
-                    <w:rPr>
-                      <w:sz w:val="28"/>
-                      <w:szCs w:val="28"/>
-                    </w:rPr>
                   </w:pPr>
                   <w:r>
                     <w:rPr>
@@ -3897,71 +4551,40 @@
                       <w:szCs w:val="28"/>
                       <w:lang w:val="en-US"/>
                     </w:rPr>
-                    <w:t>The publisher of the product.</w:t>
-                  </w:r>
-                </w:p>
-              </w:tc>
-              <w:tc>
-                <w:tcPr>
-                  <w:tcW w:w="2252" w:type="dxa"/>
-                  <w:vAlign w:val="center"/>
-                </w:tcPr>
-                <w:p>
-                  <w:pPr>
-                    <w:rPr>
-                      <w:sz w:val="28"/>
-                      <w:szCs w:val="28"/>
-                      <w:lang w:val="en-US"/>
-                    </w:rPr>
-                  </w:pPr>
-                  <w:r>
-                    <w:rPr>
-                      <w:sz w:val="28"/>
-                      <w:szCs w:val="28"/>
-                      <w:lang w:val="en-US"/>
-                    </w:rPr>
-                    <w:t>Text</w:t>
-                  </w:r>
-                </w:p>
-              </w:tc>
-              <w:tc>
-                <w:tcPr>
-                  <w:tcW w:w="2180" w:type="dxa"/>
-                  <w:vAlign w:val="center"/>
-                </w:tcPr>
-                <w:p>
-                  <w:pPr>
-                    <w:rPr>
-                      <w:sz w:val="28"/>
-                      <w:szCs w:val="28"/>
-                      <w:lang w:val="en-US"/>
-                    </w:rPr>
-                  </w:pPr>
-                  <w:r>
-                    <w:rPr>
-                      <w:sz w:val="28"/>
-                      <w:szCs w:val="28"/>
-                      <w:lang w:val="en-US"/>
-                    </w:rPr>
-                    <w:t xml:space="preserve">NXB Kim </w:t>
-                  </w:r>
-                  <w:proofErr w:type="spellStart"/>
-                  <w:r>
-                    <w:rPr>
-                      <w:sz w:val="28"/>
-                      <w:szCs w:val="28"/>
-                      <w:lang w:val="en-US"/>
-                    </w:rPr>
-                    <w:t>Đồng</w:t>
-                  </w:r>
-                  <w:proofErr w:type="spellEnd"/>
+                    <w:t xml:space="preserve">Text </w:t>
+                  </w:r>
+                </w:p>
+              </w:tc>
+              <w:tc>
+                <w:tcPr>
+                  <w:tcW w:w="2183" w:type="dxa"/>
+                  <w:vAlign w:val="center"/>
+                </w:tcPr>
+                <w:p>
+                  <w:pPr>
+                    <w:rPr>
+                      <w:sz w:val="28"/>
+                      <w:szCs w:val="28"/>
+                    </w:rPr>
+                  </w:pPr>
+                  <w:r>
+                    <w:rPr>
+                      <w:rFonts w:ascii="Calibri" w:hAnsi="Calibri" w:cs="Calibri"/>
+                      <w:sz w:val="28"/>
+                      <w:szCs w:val="28"/>
+                    </w:rPr>
+                    <w:t>Weekly</w:t>
+                  </w:r>
                 </w:p>
               </w:tc>
             </w:tr>
             <w:tr>
-              <w:tc>
-                <w:tcPr>
-                  <w:tcW w:w="619" w:type="dxa"/>
+              <w:trPr>
+                <w:trHeight w:val="830"/>
+              </w:trPr>
+              <w:tc>
+                <w:tcPr>
+                  <w:tcW w:w="620" w:type="dxa"/>
                   <w:vAlign w:val="center"/>
                 </w:tcPr>
                 <w:p>
@@ -3982,37 +4605,58 @@
               </w:tc>
               <w:tc>
                 <w:tcPr>
-                  <w:tcW w:w="1628" w:type="dxa"/>
-                  <w:vAlign w:val="center"/>
-                </w:tcPr>
-                <w:p>
-                  <w:pPr>
-                    <w:rPr>
-                      <w:sz w:val="28"/>
-                      <w:szCs w:val="28"/>
-                    </w:rPr>
-                  </w:pPr>
-                  <w:r>
+                  <w:tcW w:w="1630" w:type="dxa"/>
+                  <w:vAlign w:val="center"/>
+                </w:tcPr>
+                <w:p>
+                  <w:pPr>
+                    <w:rPr>
+                      <w:sz w:val="28"/>
+                      <w:szCs w:val="28"/>
+                    </w:rPr>
+                  </w:pPr>
+                  <w:r>
+                    <w:rPr>
+                      <w:sz w:val="28"/>
+                      <w:szCs w:val="28"/>
+                    </w:rPr>
+                    <w:t>ISSN</w:t>
+                  </w:r>
+                </w:p>
+              </w:tc>
+              <w:tc>
+                <w:tcPr>
+                  <w:tcW w:w="2409" w:type="dxa"/>
+                  <w:vAlign w:val="center"/>
+                </w:tcPr>
+                <w:p>
+                  <w:pPr>
+                    <w:rPr>
+                      <w:sz w:val="28"/>
+                      <w:szCs w:val="28"/>
+                    </w:rPr>
+                  </w:pPr>
+                  <w:r>
+                    <w:rPr>
+                      <w:sz w:val="28"/>
+                      <w:szCs w:val="28"/>
+                    </w:rPr>
+                    <w:t>ISSN code of the newspaper</w:t>
+                  </w:r>
+                </w:p>
+              </w:tc>
+              <w:tc>
+                <w:tcPr>
+                  <w:tcW w:w="2255" w:type="dxa"/>
+                  <w:vAlign w:val="center"/>
+                </w:tcPr>
+                <w:p>
+                  <w:pPr>
                     <w:rPr>
                       <w:sz w:val="28"/>
                       <w:szCs w:val="28"/>
                       <w:lang w:val="en-US"/>
                     </w:rPr>
-                    <w:t>Publication date</w:t>
-                  </w:r>
-                </w:p>
-              </w:tc>
-              <w:tc>
-                <w:tcPr>
-                  <w:tcW w:w="2406" w:type="dxa"/>
-                  <w:vAlign w:val="center"/>
-                </w:tcPr>
-                <w:p>
-                  <w:pPr>
-                    <w:rPr>
-                      <w:sz w:val="28"/>
-                      <w:szCs w:val="28"/>
-                    </w:rPr>
                   </w:pPr>
                   <w:r>
                     <w:rPr>
@@ -4020,61 +4664,39 @@
                       <w:szCs w:val="28"/>
                       <w:lang w:val="en-US"/>
                     </w:rPr>
-                    <w:t>Date of publication</w:t>
-                  </w:r>
-                </w:p>
-              </w:tc>
-              <w:tc>
-                <w:tcPr>
-                  <w:tcW w:w="2252" w:type="dxa"/>
-                  <w:vAlign w:val="center"/>
-                </w:tcPr>
-                <w:p>
-                  <w:pPr>
-                    <w:rPr>
-                      <w:sz w:val="28"/>
-                      <w:szCs w:val="28"/>
-                      <w:lang w:val="en-US"/>
-                    </w:rPr>
-                  </w:pPr>
-                  <w:r>
-                    <w:rPr>
-                      <w:sz w:val="28"/>
-                      <w:szCs w:val="28"/>
-                      <w:lang w:val="en-US"/>
-                    </w:rPr>
-                    <w:t>Date</w:t>
-                  </w:r>
-                </w:p>
-              </w:tc>
-              <w:tc>
-                <w:tcPr>
-                  <w:tcW w:w="2180" w:type="dxa"/>
-                  <w:vAlign w:val="center"/>
-                </w:tcPr>
-                <w:p>
-                  <w:pPr>
-                    <w:rPr>
-                      <w:sz w:val="28"/>
-                      <w:szCs w:val="28"/>
-                      <w:lang w:val="en-US"/>
-                    </w:rPr>
-                  </w:pPr>
-                  <w:r>
-                    <w:rPr>
-                      <w:sz w:val="28"/>
-                      <w:szCs w:val="28"/>
-                      <w:lang w:val="en-US"/>
-                    </w:rPr>
-                    <w:t>15/03/2026</w:t>
+                    <w:t xml:space="preserve">Text </w:t>
+                  </w:r>
+                </w:p>
+              </w:tc>
+              <w:tc>
+                <w:tcPr>
+                  <w:tcW w:w="2183" w:type="dxa"/>
+                  <w:vAlign w:val="center"/>
+                </w:tcPr>
+                <w:p>
+                  <w:pPr>
+                    <w:rPr>
+                      <w:sz w:val="28"/>
+                      <w:szCs w:val="28"/>
+                    </w:rPr>
+                  </w:pPr>
+                  <w:r>
+                    <w:rPr>
+                      <w:sz w:val="28"/>
+                      <w:szCs w:val="28"/>
+                    </w:rPr>
+                    <w:t>1234-5678</w:t>
                   </w:r>
                 </w:p>
               </w:tc>
             </w:tr>
             <w:tr>
-              <w:tc>
-                <w:tcPr>
-                  <w:tcW w:w="619" w:type="dxa"/>
+              <w:trPr>
+                <w:trHeight w:val="816"/>
+              </w:trPr>
+              <w:tc>
+                <w:tcPr>
+                  <w:tcW w:w="620" w:type="dxa"/>
                   <w:vAlign w:val="center"/>
                 </w:tcPr>
                 <w:p>
@@ -4095,37 +4717,58 @@
               </w:tc>
               <w:tc>
                 <w:tcPr>
-                  <w:tcW w:w="1628" w:type="dxa"/>
-                  <w:vAlign w:val="center"/>
-                </w:tcPr>
-                <w:p>
-                  <w:pPr>
-                    <w:rPr>
-                      <w:sz w:val="28"/>
-                      <w:szCs w:val="28"/>
-                    </w:rPr>
-                  </w:pPr>
-                  <w:r>
+                  <w:tcW w:w="1630" w:type="dxa"/>
+                  <w:vAlign w:val="center"/>
+                </w:tcPr>
+                <w:p>
+                  <w:pPr>
+                    <w:rPr>
+                      <w:sz w:val="28"/>
+                      <w:szCs w:val="28"/>
+                    </w:rPr>
+                  </w:pPr>
+                  <w:r>
+                    <w:rPr>
+                      <w:sz w:val="28"/>
+                      <w:szCs w:val="28"/>
+                    </w:rPr>
+                    <w:t>Sections</w:t>
+                  </w:r>
+                </w:p>
+              </w:tc>
+              <w:tc>
+                <w:tcPr>
+                  <w:tcW w:w="2409" w:type="dxa"/>
+                  <w:vAlign w:val="center"/>
+                </w:tcPr>
+                <w:p>
+                  <w:pPr>
+                    <w:rPr>
+                      <w:sz w:val="28"/>
+                      <w:szCs w:val="28"/>
+                    </w:rPr>
+                  </w:pPr>
+                  <w:r>
+                    <w:rPr>
+                      <w:sz w:val="28"/>
+                      <w:szCs w:val="28"/>
+                    </w:rPr>
+                    <w:t>Section of the newspaper</w:t>
+                  </w:r>
+                </w:p>
+              </w:tc>
+              <w:tc>
+                <w:tcPr>
+                  <w:tcW w:w="2255" w:type="dxa"/>
+                  <w:vAlign w:val="center"/>
+                </w:tcPr>
+                <w:p>
+                  <w:pPr>
                     <w:rPr>
                       <w:sz w:val="28"/>
                       <w:szCs w:val="28"/>
                       <w:lang w:val="en-US"/>
                     </w:rPr>
-                    <w:t>Number of pages</w:t>
-                  </w:r>
-                </w:p>
-              </w:tc>
-              <w:tc>
-                <w:tcPr>
-                  <w:tcW w:w="2406" w:type="dxa"/>
-                  <w:vAlign w:val="center"/>
-                </w:tcPr>
-                <w:p>
-                  <w:pPr>
-                    <w:rPr>
-                      <w:sz w:val="28"/>
-                      <w:szCs w:val="28"/>
-                    </w:rPr>
                   </w:pPr>
                   <w:r>
                     <w:rPr>
@@ -4133,61 +4776,39 @@
                       <w:szCs w:val="28"/>
                       <w:lang w:val="en-US"/>
                     </w:rPr>
-                    <w:t>Total number of pages</w:t>
-                  </w:r>
-                </w:p>
-              </w:tc>
-              <w:tc>
-                <w:tcPr>
-                  <w:tcW w:w="2252" w:type="dxa"/>
-                  <w:vAlign w:val="center"/>
-                </w:tcPr>
-                <w:p>
-                  <w:pPr>
-                    <w:rPr>
-                      <w:sz w:val="28"/>
-                      <w:szCs w:val="28"/>
-                      <w:lang w:val="en-US"/>
-                    </w:rPr>
-                  </w:pPr>
-                  <w:r>
-                    <w:rPr>
-                      <w:sz w:val="28"/>
-                      <w:szCs w:val="28"/>
-                      <w:lang w:val="en-US"/>
-                    </w:rPr>
-                    <w:t>Number</w:t>
-                  </w:r>
-                </w:p>
-              </w:tc>
-              <w:tc>
-                <w:tcPr>
-                  <w:tcW w:w="2180" w:type="dxa"/>
-                  <w:vAlign w:val="center"/>
-                </w:tcPr>
-                <w:p>
-                  <w:pPr>
-                    <w:rPr>
-                      <w:sz w:val="28"/>
-                      <w:szCs w:val="28"/>
-                      <w:lang w:val="en-US"/>
-                    </w:rPr>
-                  </w:pPr>
-                  <w:r>
-                    <w:rPr>
-                      <w:sz w:val="28"/>
-                      <w:szCs w:val="28"/>
-                      <w:lang w:val="en-US"/>
-                    </w:rPr>
-                    <w:t>123</w:t>
+                    <w:t>Text</w:t>
+                  </w:r>
+                </w:p>
+              </w:tc>
+              <w:tc>
+                <w:tcPr>
+                  <w:tcW w:w="2183" w:type="dxa"/>
+                  <w:vAlign w:val="center"/>
+                </w:tcPr>
+                <w:p>
+                  <w:pPr>
+                    <w:rPr>
+                      <w:sz w:val="28"/>
+                      <w:szCs w:val="28"/>
+                    </w:rPr>
+                  </w:pPr>
+                  <w:r>
+                    <w:rPr>
+                      <w:sz w:val="28"/>
+                      <w:szCs w:val="28"/>
+                    </w:rPr>
+                    <w:t>Business</w:t>
                   </w:r>
                 </w:p>
               </w:tc>
             </w:tr>
             <w:tr>
-              <w:tc>
-                <w:tcPr>
-                  <w:tcW w:w="619" w:type="dxa"/>
+              <w:trPr>
+                <w:trHeight w:val="466"/>
+              </w:trPr>
+              <w:tc>
+                <w:tcPr>
+                  <w:tcW w:w="620" w:type="dxa"/>
                   <w:vAlign w:val="center"/>
                 </w:tcPr>
                 <w:p>
@@ -4208,37 +4829,58 @@
               </w:tc>
               <w:tc>
                 <w:tcPr>
-                  <w:tcW w:w="1628" w:type="dxa"/>
-                  <w:vAlign w:val="center"/>
-                </w:tcPr>
-                <w:p>
-                  <w:pPr>
-                    <w:rPr>
-                      <w:sz w:val="28"/>
-                      <w:szCs w:val="28"/>
-                    </w:rPr>
-                  </w:pPr>
-                  <w:r>
+                  <w:tcW w:w="1630" w:type="dxa"/>
+                  <w:vAlign w:val="center"/>
+                </w:tcPr>
+                <w:p>
+                  <w:pPr>
+                    <w:rPr>
+                      <w:sz w:val="28"/>
+                      <w:szCs w:val="28"/>
+                    </w:rPr>
+                  </w:pPr>
+                  <w:r>
+                    <w:rPr>
+                      <w:sz w:val="28"/>
+                      <w:szCs w:val="28"/>
+                    </w:rPr>
+                    <w:t>Artists</w:t>
+                  </w:r>
+                </w:p>
+              </w:tc>
+              <w:tc>
+                <w:tcPr>
+                  <w:tcW w:w="2409" w:type="dxa"/>
+                  <w:vAlign w:val="center"/>
+                </w:tcPr>
+                <w:p>
+                  <w:pPr>
+                    <w:rPr>
+                      <w:sz w:val="28"/>
+                      <w:szCs w:val="28"/>
+                    </w:rPr>
+                  </w:pPr>
+                  <w:r>
+                    <w:rPr>
+                      <w:sz w:val="28"/>
+                      <w:szCs w:val="28"/>
+                    </w:rPr>
+                    <w:t>Artists of the CD</w:t>
+                  </w:r>
+                </w:p>
+              </w:tc>
+              <w:tc>
+                <w:tcPr>
+                  <w:tcW w:w="2255" w:type="dxa"/>
+                  <w:vAlign w:val="center"/>
+                </w:tcPr>
+                <w:p>
+                  <w:pPr>
                     <w:rPr>
                       <w:sz w:val="28"/>
                       <w:szCs w:val="28"/>
                       <w:lang w:val="en-US"/>
                     </w:rPr>
-                    <w:t>Language</w:t>
-                  </w:r>
-                </w:p>
-              </w:tc>
-              <w:tc>
-                <w:tcPr>
-                  <w:tcW w:w="2406" w:type="dxa"/>
-                  <w:vAlign w:val="center"/>
-                </w:tcPr>
-                <w:p>
-                  <w:pPr>
-                    <w:rPr>
-                      <w:sz w:val="28"/>
-                      <w:szCs w:val="28"/>
-                    </w:rPr>
                   </w:pPr>
                   <w:r>
                     <w:rPr>
@@ -4246,13 +4888,13 @@
                       <w:szCs w:val="28"/>
                       <w:lang w:val="en-US"/>
                     </w:rPr>
-                    <w:t>Language of the product</w:t>
-                  </w:r>
-                </w:p>
-              </w:tc>
-              <w:tc>
-                <w:tcPr>
-                  <w:tcW w:w="2252" w:type="dxa"/>
+                    <w:t>Text</w:t>
+                  </w:r>
+                </w:p>
+              </w:tc>
+              <w:tc>
+                <w:tcPr>
+                  <w:tcW w:w="2183" w:type="dxa"/>
                   <w:vAlign w:val="center"/>
                 </w:tcPr>
                 <w:p>
@@ -4269,38 +4911,18 @@
                       <w:szCs w:val="28"/>
                       <w:lang w:val="en-US"/>
                     </w:rPr>
-                    <w:t>Text</w:t>
-                  </w:r>
-                </w:p>
-              </w:tc>
-              <w:tc>
-                <w:tcPr>
-                  <w:tcW w:w="2180" w:type="dxa"/>
-                  <w:vAlign w:val="center"/>
-                </w:tcPr>
-                <w:p>
-                  <w:pPr>
-                    <w:rPr>
-                      <w:sz w:val="28"/>
-                      <w:szCs w:val="28"/>
-                      <w:lang w:val="en-US"/>
-                    </w:rPr>
-                  </w:pPr>
-                  <w:r>
-                    <w:rPr>
-                      <w:sz w:val="28"/>
-                      <w:szCs w:val="28"/>
-                      <w:lang w:val="en-US"/>
-                    </w:rPr>
-                    <w:t>Vietnamese</w:t>
+                    <w:t>Jack</w:t>
                   </w:r>
                 </w:p>
               </w:tc>
             </w:tr>
             <w:tr>
-              <w:tc>
-                <w:tcPr>
-                  <w:tcW w:w="619" w:type="dxa"/>
+              <w:trPr>
+                <w:trHeight w:val="830"/>
+              </w:trPr>
+              <w:tc>
+                <w:tcPr>
+                  <w:tcW w:w="620" w:type="dxa"/>
                   <w:vAlign w:val="center"/>
                 </w:tcPr>
                 <w:p>
@@ -4321,98 +4943,62 @@
               </w:tc>
               <w:tc>
                 <w:tcPr>
-                  <w:tcW w:w="1628" w:type="dxa"/>
-                  <w:vAlign w:val="center"/>
-                </w:tcPr>
-                <w:p>
-                  <w:pPr>
-                    <w:rPr>
-                      <w:sz w:val="28"/>
-                      <w:szCs w:val="28"/>
-                    </w:rPr>
-                  </w:pPr>
-                  <w:r>
-                    <w:rPr>
-                      <w:sz w:val="28"/>
-                      <w:szCs w:val="28"/>
-                      <w:lang w:val="en-US"/>
-                    </w:rPr>
-                    <w:t>Genre</w:t>
-                  </w:r>
-                </w:p>
-              </w:tc>
-              <w:tc>
-                <w:tcPr>
-                  <w:tcW w:w="2406" w:type="dxa"/>
-                  <w:vAlign w:val="center"/>
-                </w:tcPr>
-                <w:p>
-                  <w:pPr>
-                    <w:rPr>
-                      <w:sz w:val="28"/>
-                      <w:szCs w:val="28"/>
-                    </w:rPr>
-                  </w:pPr>
-                  <w:r>
-                    <w:rPr>
-                      <w:sz w:val="28"/>
-                      <w:szCs w:val="28"/>
-                      <w:lang w:val="en-US"/>
-                    </w:rPr>
-                    <w:t>The</w:t>
-                  </w:r>
-                  <w:r>
-                    <w:rPr>
-                      <w:sz w:val="28"/>
-                      <w:szCs w:val="28"/>
-                      <w:lang w:val="en-US"/>
-                    </w:rPr>
-                    <w:t xml:space="preserve"> </w:t>
-                  </w:r>
-                  <w:r>
-                    <w:rPr>
-                      <w:sz w:val="28"/>
-                      <w:szCs w:val="28"/>
-                      <w:lang w:val="en-US"/>
-                    </w:rPr>
-                    <w:t>genre</w:t>
-                  </w:r>
-                  <w:r>
-                    <w:rPr>
-                      <w:sz w:val="28"/>
-                      <w:szCs w:val="28"/>
-                      <w:lang w:val="en-US"/>
-                    </w:rPr>
-                    <w:t xml:space="preserve"> </w:t>
-                  </w:r>
-                  <w:r>
-                    <w:rPr>
-                      <w:sz w:val="28"/>
-                      <w:szCs w:val="28"/>
-                      <w:lang w:val="en-US"/>
-                    </w:rPr>
-                    <w:t>of product</w:t>
-                  </w:r>
-                </w:p>
-              </w:tc>
-              <w:tc>
-                <w:tcPr>
-                  <w:tcW w:w="2252" w:type="dxa"/>
-                  <w:vAlign w:val="center"/>
-                </w:tcPr>
-                <w:p>
-                  <w:pPr>
-                    <w:rPr>
-                      <w:sz w:val="28"/>
-                      <w:szCs w:val="28"/>
-                      <w:lang w:val="en-US"/>
-                    </w:rPr>
-                  </w:pPr>
-                  <w:r>
-                    <w:rPr>
-                      <w:sz w:val="28"/>
-                      <w:szCs w:val="28"/>
-                      <w:lang w:val="en-US"/>
+                  <w:tcW w:w="1630" w:type="dxa"/>
+                  <w:vAlign w:val="center"/>
+                </w:tcPr>
+                <w:p>
+                  <w:pPr>
+                    <w:rPr>
+                      <w:sz w:val="28"/>
+                      <w:szCs w:val="28"/>
+                    </w:rPr>
+                  </w:pPr>
+                  <w:r>
+                    <w:rPr>
+                      <w:sz w:val="28"/>
+                      <w:szCs w:val="28"/>
+                    </w:rPr>
+                    <w:t>Record label</w:t>
+                  </w:r>
+                </w:p>
+              </w:tc>
+              <w:tc>
+                <w:tcPr>
+                  <w:tcW w:w="2409" w:type="dxa"/>
+                  <w:vAlign w:val="center"/>
+                </w:tcPr>
+                <w:p>
+                  <w:pPr>
+                    <w:rPr>
+                      <w:sz w:val="28"/>
+                      <w:szCs w:val="28"/>
+                    </w:rPr>
+                  </w:pPr>
+                  <w:r>
+                    <w:rPr>
+                      <w:sz w:val="28"/>
+                      <w:szCs w:val="28"/>
+                    </w:rPr>
+                    <w:t>Record label of the CD</w:t>
+                  </w:r>
+                </w:p>
+              </w:tc>
+              <w:tc>
+                <w:tcPr>
+                  <w:tcW w:w="2255" w:type="dxa"/>
+                  <w:vAlign w:val="center"/>
+                </w:tcPr>
+                <w:p>
+                  <w:pPr>
+                    <w:rPr>
+                      <w:sz w:val="28"/>
+                      <w:szCs w:val="28"/>
+                    </w:rPr>
+                  </w:pPr>
+                  <w:r>
+                    <w:rPr>
+                      <w:sz w:val="28"/>
+                      <w:szCs w:val="28"/>
                     </w:rPr>
                     <w:t>Text</w:t>
                   </w:r>
@@ -4420,32 +5006,33 @@
               </w:tc>
               <w:tc>
                 <w:tcPr>
-                  <w:tcW w:w="2180" w:type="dxa"/>
-                  <w:vAlign w:val="center"/>
-                </w:tcPr>
-                <w:p>
-                  <w:pPr>
-                    <w:rPr>
-                      <w:sz w:val="28"/>
-                      <w:szCs w:val="28"/>
-                      <w:lang w:val="en-US"/>
-                    </w:rPr>
-                  </w:pPr>
-                  <w:r>
-                    <w:rPr>
-                      <w:sz w:val="28"/>
-                      <w:szCs w:val="28"/>
-                      <w:lang w:val="en-US"/>
-                    </w:rPr>
-                    <w:t>Comedy/ Action</w:t>
+                  <w:tcW w:w="2183" w:type="dxa"/>
+                  <w:vAlign w:val="center"/>
+                </w:tcPr>
+                <w:p>
+                  <w:pPr>
+                    <w:rPr>
+                      <w:sz w:val="28"/>
+                      <w:szCs w:val="28"/>
+                    </w:rPr>
+                  </w:pPr>
+                  <w:r>
+                    <w:rPr>
+                      <w:sz w:val="28"/>
+                      <w:szCs w:val="28"/>
+                    </w:rPr>
+                    <w:t>MTP entertainment</w:t>
                   </w:r>
                 </w:p>
               </w:tc>
             </w:tr>
             <w:tr>
-              <w:tc>
-                <w:tcPr>
-                  <w:tcW w:w="619" w:type="dxa"/>
+              <w:trPr>
+                <w:trHeight w:val="1180"/>
+              </w:trPr>
+              <w:tc>
+                <w:tcPr>
+                  <w:tcW w:w="620" w:type="dxa"/>
                   <w:vAlign w:val="center"/>
                 </w:tcPr>
                 <w:p>
@@ -4466,107 +5053,96 @@
               </w:tc>
               <w:tc>
                 <w:tcPr>
-                  <w:tcW w:w="1628" w:type="dxa"/>
-                  <w:vAlign w:val="center"/>
-                </w:tcPr>
-                <w:p>
-                  <w:pPr>
-                    <w:rPr>
-                      <w:sz w:val="28"/>
-                      <w:szCs w:val="28"/>
-                    </w:rPr>
-                  </w:pPr>
-                  <w:r>
-                    <w:rPr>
-                      <w:sz w:val="28"/>
-                      <w:szCs w:val="28"/>
-                      <w:lang w:val="en-US"/>
-                    </w:rPr>
-                    <w:t>Editor-in-chief</w:t>
-                  </w:r>
-                </w:p>
-              </w:tc>
-              <w:tc>
-                <w:tcPr>
-                  <w:tcW w:w="2406" w:type="dxa"/>
-                  <w:vAlign w:val="center"/>
-                </w:tcPr>
-                <w:p>
-                  <w:pPr>
-                    <w:rPr>
-                      <w:sz w:val="28"/>
-                      <w:szCs w:val="28"/>
-                    </w:rPr>
-                  </w:pPr>
-                  <w:r>
-                    <w:rPr>
-                      <w:sz w:val="28"/>
-                      <w:szCs w:val="28"/>
-                      <w:lang w:val="en-US"/>
-                    </w:rPr>
-                    <w:t>Editor-in-chief</w:t>
-                  </w:r>
-                  <w:r>
-                    <w:rPr>
-                      <w:sz w:val="28"/>
-                      <w:szCs w:val="28"/>
-                      <w:lang w:val="en-US"/>
-                    </w:rPr>
-                    <w:t xml:space="preserve"> of newspaper</w:t>
-                  </w:r>
-                </w:p>
-              </w:tc>
-              <w:tc>
-                <w:tcPr>
-                  <w:tcW w:w="2252" w:type="dxa"/>
-                  <w:vAlign w:val="center"/>
-                </w:tcPr>
-                <w:p>
-                  <w:pPr>
-                    <w:rPr>
-                      <w:sz w:val="28"/>
-                      <w:szCs w:val="28"/>
-                      <w:lang w:val="en-US"/>
-                    </w:rPr>
-                  </w:pPr>
-                  <w:r>
-                    <w:rPr>
-                      <w:sz w:val="28"/>
-                      <w:szCs w:val="28"/>
-                      <w:lang w:val="en-US"/>
-                    </w:rPr>
-                    <w:t>Text</w:t>
-                  </w:r>
-                </w:p>
-              </w:tc>
-              <w:tc>
-                <w:tcPr>
-                  <w:tcW w:w="2180" w:type="dxa"/>
-                  <w:vAlign w:val="center"/>
-                </w:tcPr>
-                <w:p>
-                  <w:pPr>
-                    <w:rPr>
-                      <w:sz w:val="28"/>
-                      <w:szCs w:val="28"/>
-                      <w:lang w:val="en-US"/>
-                    </w:rPr>
-                  </w:pPr>
-                  <w:r>
-                    <w:rPr>
-                      <w:sz w:val="28"/>
-                      <w:szCs w:val="28"/>
-                      <w:lang w:val="en-US"/>
-                    </w:rPr>
-                    <w:t>Lê Anh Đạt</w:t>
+                  <w:tcW w:w="1630" w:type="dxa"/>
+                  <w:vAlign w:val="center"/>
+                </w:tcPr>
+                <w:p>
+                  <w:pPr>
+                    <w:rPr>
+                      <w:sz w:val="28"/>
+                      <w:szCs w:val="28"/>
+                    </w:rPr>
+                  </w:pPr>
+                  <w:r>
+                    <w:rPr>
+                      <w:sz w:val="28"/>
+                      <w:szCs w:val="28"/>
+                    </w:rPr>
+                    <w:t>Track list</w:t>
+                  </w:r>
+                </w:p>
+              </w:tc>
+              <w:tc>
+                <w:tcPr>
+                  <w:tcW w:w="2409" w:type="dxa"/>
+                  <w:vAlign w:val="center"/>
+                </w:tcPr>
+                <w:p>
+                  <w:pPr>
+                    <w:rPr>
+                      <w:sz w:val="28"/>
+                      <w:szCs w:val="28"/>
+                    </w:rPr>
+                  </w:pPr>
+                  <w:r>
+                    <w:rPr>
+                      <w:sz w:val="28"/>
+                      <w:szCs w:val="28"/>
+                    </w:rPr>
+                    <w:t>List of track, each with title and length</w:t>
+                  </w:r>
+                </w:p>
+              </w:tc>
+              <w:tc>
+                <w:tcPr>
+                  <w:tcW w:w="2255" w:type="dxa"/>
+                  <w:vAlign w:val="center"/>
+                </w:tcPr>
+                <w:p>
+                  <w:pPr>
+                    <w:rPr>
+                      <w:sz w:val="28"/>
+                      <w:szCs w:val="28"/>
+                    </w:rPr>
+                  </w:pPr>
+                  <w:r>
+                    <w:rPr>
+                      <w:sz w:val="28"/>
+                      <w:szCs w:val="28"/>
+                    </w:rPr>
+                    <w:t>List</w:t>
+                  </w:r>
+                </w:p>
+              </w:tc>
+              <w:tc>
+                <w:tcPr>
+                  <w:tcW w:w="2183" w:type="dxa"/>
+                  <w:vAlign w:val="center"/>
+                </w:tcPr>
+                <w:p>
+                  <w:pPr>
+                    <w:rPr>
+                      <w:sz w:val="28"/>
+                      <w:szCs w:val="28"/>
+                    </w:rPr>
+                  </w:pPr>
+                  <w:r>
+                    <w:rPr>
+                      <w:sz w:val="28"/>
+                      <w:szCs w:val="28"/>
+                    </w:rPr>
+                    <w:t>Track 1 – 2:34</w:t>
                   </w:r>
                 </w:p>
               </w:tc>
             </w:tr>
             <w:tr>
-              <w:tc>
-                <w:tcPr>
-                  <w:tcW w:w="619" w:type="dxa"/>
+              <w:trPr>
+                <w:trHeight w:val="917"/>
+              </w:trPr>
+              <w:tc>
+                <w:tcPr>
+                  <w:tcW w:w="620" w:type="dxa"/>
                   <w:vAlign w:val="center"/>
                 </w:tcPr>
                 <w:p>
@@ -4587,151 +5163,33 @@
               </w:tc>
               <w:tc>
                 <w:tcPr>
-                  <w:tcW w:w="1628" w:type="dxa"/>
-                  <w:vAlign w:val="center"/>
-                </w:tcPr>
-                <w:p>
-                  <w:pPr>
-                    <w:rPr>
-                      <w:sz w:val="28"/>
-                      <w:szCs w:val="28"/>
-                    </w:rPr>
-                  </w:pPr>
-                  <w:r>
-                    <w:rPr>
-                      <w:sz w:val="28"/>
-                      <w:szCs w:val="28"/>
-                      <w:lang w:val="en-US"/>
-                    </w:rPr>
-                    <w:t>Issue number</w:t>
-                  </w:r>
-                </w:p>
-              </w:tc>
-              <w:tc>
-                <w:tcPr>
-                  <w:tcW w:w="2406" w:type="dxa"/>
-                  <w:vAlign w:val="center"/>
-                </w:tcPr>
-                <w:p>
-                  <w:pPr>
-                    <w:rPr>
-                      <w:sz w:val="28"/>
-                      <w:szCs w:val="28"/>
-                    </w:rPr>
-                  </w:pPr>
-                  <w:r>
-                    <w:rPr>
-                      <w:sz w:val="28"/>
-                      <w:szCs w:val="28"/>
-                      <w:lang w:val="en-US"/>
-                    </w:rPr>
-                    <w:t>Issue number</w:t>
-                  </w:r>
-                  <w:r>
-                    <w:rPr>
-                      <w:sz w:val="28"/>
-                      <w:szCs w:val="28"/>
-                      <w:lang w:val="en-US"/>
-                    </w:rPr>
-                    <w:t xml:space="preserve"> of </w:t>
-                  </w:r>
-                  <w:proofErr w:type="gramStart"/>
-                  <w:r>
-                    <w:rPr>
-                      <w:sz w:val="28"/>
-                      <w:szCs w:val="28"/>
-                      <w:lang w:val="en-US"/>
-                    </w:rPr>
-                    <w:t>product</w:t>
-                  </w:r>
-                  <w:proofErr w:type="gramEnd"/>
-                </w:p>
-              </w:tc>
-              <w:tc>
-                <w:tcPr>
-                  <w:tcW w:w="2252" w:type="dxa"/>
-                  <w:vAlign w:val="center"/>
-                </w:tcPr>
-                <w:p>
-                  <w:pPr>
-                    <w:rPr>
-                      <w:sz w:val="28"/>
-                      <w:szCs w:val="28"/>
-                      <w:lang w:val="en-US"/>
-                    </w:rPr>
-                  </w:pPr>
-                  <w:r>
-                    <w:rPr>
-                      <w:sz w:val="28"/>
-                      <w:szCs w:val="28"/>
-                      <w:lang w:val="en-US"/>
-                    </w:rPr>
-                    <w:t>Number</w:t>
-                  </w:r>
-                </w:p>
-              </w:tc>
-              <w:tc>
-                <w:tcPr>
-                  <w:tcW w:w="2180" w:type="dxa"/>
-                  <w:vAlign w:val="center"/>
-                </w:tcPr>
-                <w:p>
-                  <w:pPr>
-                    <w:rPr>
-                      <w:sz w:val="28"/>
-                      <w:szCs w:val="28"/>
-                      <w:lang w:val="en-US"/>
-                    </w:rPr>
-                  </w:pPr>
-                  <w:r>
-                    <w:rPr>
-                      <w:sz w:val="28"/>
-                      <w:szCs w:val="28"/>
-                      <w:lang w:val="en-US"/>
-                    </w:rPr>
-                    <w:t>1</w:t>
-                  </w:r>
-                  <w:r>
-                    <w:rPr>
-                      <w:sz w:val="28"/>
-                      <w:szCs w:val="28"/>
-                      <w:lang w:val="en-US"/>
-                    </w:rPr>
-                    <w:t>23</w:t>
-                  </w:r>
-                </w:p>
-              </w:tc>
-            </w:tr>
-            <w:tr>
-              <w:tc>
-                <w:tcPr>
-                  <w:tcW w:w="619" w:type="dxa"/>
-                  <w:vAlign w:val="center"/>
-                </w:tcPr>
-                <w:p>
-                  <w:pPr>
-                    <w:pStyle w:val="ListParagraph"/>
-                    <w:numPr>
-                      <w:ilvl w:val="0"/>
-                      <w:numId w:val="35"/>
-                    </w:numPr>
-                    <w:spacing w:before="60" w:line="240" w:lineRule="auto"/>
-                    <w:jc w:val="center"/>
-                    <w:rPr>
-                      <w:sz w:val="28"/>
-                      <w:szCs w:val="28"/>
-                    </w:rPr>
-                  </w:pPr>
-                </w:p>
-              </w:tc>
-              <w:tc>
-                <w:tcPr>
-                  <w:tcW w:w="1628" w:type="dxa"/>
+                  <w:tcW w:w="1630" w:type="dxa"/>
+                  <w:vAlign w:val="center"/>
+                </w:tcPr>
+                <w:p>
+                  <w:pPr>
+                    <w:rPr>
+                      <w:sz w:val="28"/>
+                      <w:szCs w:val="28"/>
+                    </w:rPr>
+                  </w:pPr>
+                  <w:r>
+                    <w:rPr>
+                      <w:sz w:val="28"/>
+                      <w:szCs w:val="28"/>
+                    </w:rPr>
+                    <w:t>Release</w:t>
+                  </w:r>
+                </w:p>
+              </w:tc>
+              <w:tc>
+                <w:tcPr>
+                  <w:tcW w:w="2409" w:type="dxa"/>
                   <w:vAlign w:val="center"/>
                 </w:tcPr>
                 <w:tbl>
                   <w:tblPr>
-                    <w:tblW w:w="0" w:type="auto"/>
+                    <w:tblW w:w="96" w:type="dxa"/>
                     <w:tblCellSpacing w:w="15" w:type="dxa"/>
                     <w:tblCellMar>
                       <w:top w:w="15" w:type="dxa"/>
@@ -4778,53 +5236,27 @@
                     </w:rPr>
                   </w:pPr>
                 </w:p>
-                <w:tbl>
-                  <w:tblPr>
-                    <w:tblW w:w="0" w:type="auto"/>
-                    <w:tblCellSpacing w:w="15" w:type="dxa"/>
-                    <w:tblCellMar>
-                      <w:top w:w="15" w:type="dxa"/>
-                      <w:left w:w="15" w:type="dxa"/>
-                      <w:bottom w:w="15" w:type="dxa"/>
-                      <w:right w:w="15" w:type="dxa"/>
-                    </w:tblCellMar>
-                    <w:tblLook w:val="04A0" w:firstRow="1" w:lastRow="0" w:firstColumn="1" w:lastColumn="0" w:noHBand="0" w:noVBand="1"/>
-                  </w:tblPr>
-                  <w:tblGrid>
-                    <w:gridCol w:w="1412"/>
-                  </w:tblGrid>
-                  <w:tr>
-                    <w:trPr>
-                      <w:tblCellSpacing w:w="15" w:type="dxa"/>
-                    </w:trPr>
-                    <w:tc>
-                      <w:tcPr>
-                        <w:tcW w:w="0" w:type="auto"/>
-                        <w:vAlign w:val="center"/>
-                        <w:hideMark/>
-                      </w:tcPr>
-                      <w:p>
-                        <w:pPr>
-                          <w:autoSpaceDE w:val="0"/>
-                          <w:autoSpaceDN w:val="0"/>
-                          <w:rPr>
-                            <w:sz w:val="28"/>
-                            <w:szCs w:val="28"/>
-                            <w:lang w:eastAsia="vi-VN"/>
-                          </w:rPr>
-                        </w:pPr>
-                        <w:r>
-                          <w:rPr>
-                            <w:sz w:val="28"/>
-                            <w:szCs w:val="28"/>
-                            <w:lang w:eastAsia="vi-VN"/>
-                          </w:rPr>
-                          <w:t>Publication frequency</w:t>
-                        </w:r>
-                      </w:p>
-                    </w:tc>
-                  </w:tr>
-                </w:tbl>
+                <w:p>
+                  <w:pPr>
+                    <w:rPr>
+                      <w:sz w:val="28"/>
+                      <w:szCs w:val="28"/>
+                    </w:rPr>
+                  </w:pPr>
+                  <w:r>
+                    <w:rPr>
+                      <w:sz w:val="28"/>
+                      <w:szCs w:val="28"/>
+                    </w:rPr>
+                    <w:t>Release date of the CD/DVD</w:t>
+                  </w:r>
+                </w:p>
+              </w:tc>
+              <w:tc>
+                <w:tcPr>
+                  <w:tcW w:w="2255" w:type="dxa"/>
+                  <w:vAlign w:val="center"/>
+                </w:tcPr>
                 <w:p>
                   <w:pPr>
                     <w:rPr>
@@ -4833,89 +5265,52 @@
                       <w:lang w:val="en-US"/>
                     </w:rPr>
                   </w:pPr>
-                </w:p>
-              </w:tc>
-              <w:tc>
-                <w:tcPr>
-                  <w:tcW w:w="2406" w:type="dxa"/>
-                  <w:vAlign w:val="center"/>
-                </w:tcPr>
-                <w:p>
-                  <w:pPr>
-                    <w:rPr>
-                      <w:sz w:val="28"/>
-                      <w:szCs w:val="28"/>
-                    </w:rPr>
-                  </w:pPr>
+                  <w:r>
+                    <w:rPr>
+                      <w:sz w:val="28"/>
+                      <w:szCs w:val="28"/>
+                    </w:rPr>
+                    <w:t>Date</w:t>
+                  </w:r>
                   <w:r>
                     <w:rPr>
                       <w:sz w:val="28"/>
                       <w:szCs w:val="28"/>
                       <w:lang w:val="en-US"/>
                     </w:rPr>
-                    <w:t>Publication frequency</w:t>
-                  </w:r>
-                  <w:r>
-                    <w:rPr>
-                      <w:sz w:val="28"/>
-                      <w:szCs w:val="28"/>
-                      <w:lang w:val="en-US"/>
-                    </w:rPr>
-                    <w:t xml:space="preserve"> of product</w:t>
-                  </w:r>
-                </w:p>
-              </w:tc>
-              <w:tc>
-                <w:tcPr>
-                  <w:tcW w:w="2252" w:type="dxa"/>
-                  <w:vAlign w:val="center"/>
-                </w:tcPr>
-                <w:p>
-                  <w:pPr>
-                    <w:rPr>
-                      <w:sz w:val="28"/>
-                      <w:szCs w:val="28"/>
-                      <w:lang w:val="en-US"/>
-                    </w:rPr>
-                  </w:pPr>
-                  <w:r>
-                    <w:rPr>
-                      <w:sz w:val="28"/>
-                      <w:szCs w:val="28"/>
-                      <w:lang w:val="en-US"/>
-                    </w:rPr>
-                    <w:t>Text</w:t>
-                  </w:r>
-                </w:p>
-              </w:tc>
-              <w:tc>
-                <w:tcPr>
-                  <w:tcW w:w="2180" w:type="dxa"/>
-                  <w:vAlign w:val="center"/>
-                </w:tcPr>
-                <w:p>
-                  <w:pPr>
-                    <w:rPr>
-                      <w:sz w:val="28"/>
-                      <w:szCs w:val="28"/>
-                      <w:lang w:val="en-US"/>
-                    </w:rPr>
-                  </w:pPr>
-                  <w:r>
-                    <w:rPr>
-                      <w:sz w:val="28"/>
-                      <w:szCs w:val="28"/>
-                      <w:lang w:val="en-US"/>
-                    </w:rPr>
-                    <w:t>Weekly</w:t>
+                    <w:t xml:space="preserve"> </w:t>
+                  </w:r>
+                </w:p>
+              </w:tc>
+              <w:tc>
+                <w:tcPr>
+                  <w:tcW w:w="2183" w:type="dxa"/>
+                  <w:vAlign w:val="center"/>
+                </w:tcPr>
+                <w:p>
+                  <w:pPr>
+                    <w:rPr>
+                      <w:sz w:val="28"/>
+                      <w:szCs w:val="28"/>
+                    </w:rPr>
+                  </w:pPr>
+                  <w:r>
+                    <w:rPr>
+                      <w:sz w:val="28"/>
+                      <w:szCs w:val="28"/>
+                    </w:rPr>
+                    <w:t>14/03/2026</w:t>
                   </w:r>
                 </w:p>
               </w:tc>
             </w:tr>
             <w:tr>
-              <w:tc>
-                <w:tcPr>
-                  <w:tcW w:w="619" w:type="dxa"/>
+              <w:trPr>
+                <w:trHeight w:val="451"/>
+              </w:trPr>
+              <w:tc>
+                <w:tcPr>
+                  <w:tcW w:w="620" w:type="dxa"/>
                   <w:vAlign w:val="center"/>
                 </w:tcPr>
                 <w:p>
@@ -4936,101 +5331,97 @@
               </w:tc>
               <w:tc>
                 <w:tcPr>
-                  <w:tcW w:w="1628" w:type="dxa"/>
-                  <w:vAlign w:val="center"/>
-                </w:tcPr>
-                <w:p>
-                  <w:pPr>
+                  <w:tcW w:w="1630" w:type="dxa"/>
+                  <w:vAlign w:val="center"/>
+                </w:tcPr>
+                <w:p>
+                  <w:pPr>
+                    <w:rPr>
+                      <w:sz w:val="28"/>
+                      <w:szCs w:val="28"/>
+                    </w:rPr>
+                  </w:pPr>
+                  <w:r>
+                    <w:rPr>
+                      <w:sz w:val="28"/>
+                      <w:szCs w:val="28"/>
+                    </w:rPr>
+                    <w:t>Disc type</w:t>
+                  </w:r>
+                </w:p>
+              </w:tc>
+              <w:tc>
+                <w:tcPr>
+                  <w:tcW w:w="2409" w:type="dxa"/>
+                  <w:vAlign w:val="center"/>
+                </w:tcPr>
+                <w:p>
+                  <w:pPr>
+                    <w:rPr>
+                      <w:sz w:val="28"/>
+                      <w:szCs w:val="28"/>
+                    </w:rPr>
+                  </w:pPr>
+                  <w:r>
+                    <w:rPr>
+                      <w:sz w:val="28"/>
+                      <w:szCs w:val="28"/>
+                    </w:rPr>
+                    <w:t>Type of DVD disc</w:t>
+                  </w:r>
+                </w:p>
+              </w:tc>
+              <w:tc>
+                <w:tcPr>
+                  <w:tcW w:w="2255" w:type="dxa"/>
+                  <w:vAlign w:val="center"/>
+                </w:tcPr>
+                <w:p>
+                  <w:pPr>
+                    <w:rPr>
+                      <w:sz w:val="28"/>
+                      <w:szCs w:val="28"/>
+                    </w:rPr>
+                  </w:pPr>
+                  <w:r>
                     <w:rPr>
                       <w:sz w:val="28"/>
                       <w:szCs w:val="28"/>
                       <w:lang w:val="en-US"/>
                     </w:rPr>
-                  </w:pPr>
-                  <w:r>
-                    <w:rPr>
-                      <w:sz w:val="28"/>
-                      <w:szCs w:val="28"/>
-                      <w:lang w:val="en-US"/>
-                    </w:rPr>
-                    <w:t>ISSN</w:t>
-                  </w:r>
-                </w:p>
-              </w:tc>
-              <w:tc>
-                <w:tcPr>
-                  <w:tcW w:w="2406" w:type="dxa"/>
-                  <w:vAlign w:val="center"/>
-                </w:tcPr>
-                <w:p>
-                  <w:pPr>
-                    <w:rPr>
-                      <w:sz w:val="28"/>
-                      <w:szCs w:val="28"/>
-                      <w:lang w:val="en-US"/>
-                    </w:rPr>
-                  </w:pPr>
-                  <w:r>
-                    <w:rPr>
-                      <w:sz w:val="28"/>
-                      <w:szCs w:val="28"/>
-                      <w:lang w:val="en-US"/>
-                    </w:rPr>
-                    <w:t>ISSN code</w:t>
-                  </w:r>
-                </w:p>
-              </w:tc>
-              <w:tc>
-                <w:tcPr>
-                  <w:tcW w:w="2252" w:type="dxa"/>
-                  <w:vAlign w:val="center"/>
-                </w:tcPr>
-                <w:p>
-                  <w:pPr>
-                    <w:rPr>
-                      <w:sz w:val="28"/>
-                      <w:szCs w:val="28"/>
-                      <w:lang w:val="en-US"/>
-                    </w:rPr>
-                  </w:pPr>
-                  <w:r>
-                    <w:rPr>
-                      <w:sz w:val="28"/>
-                      <w:szCs w:val="28"/>
-                      <w:lang w:val="en-US"/>
-                    </w:rPr>
-                    <w:t xml:space="preserve">Text </w:t>
-                  </w:r>
-                </w:p>
-              </w:tc>
-              <w:tc>
-                <w:tcPr>
-                  <w:tcW w:w="2180" w:type="dxa"/>
-                  <w:vAlign w:val="center"/>
-                </w:tcPr>
-                <w:p>
-                  <w:pPr>
-                    <w:rPr>
-                      <w:sz w:val="28"/>
-                      <w:szCs w:val="28"/>
-                      <w:lang w:val="en-US"/>
-                    </w:rPr>
-                  </w:pPr>
-                  <w:r>
-                    <w:rPr>
-                      <w:sz w:val="28"/>
-                      <w:szCs w:val="28"/>
-                      <w:lang w:val="en-US"/>
-                    </w:rPr>
-                    <w:t>1234-5678</w:t>
+                    <w:t>Text</w:t>
+                  </w:r>
+                </w:p>
+              </w:tc>
+              <w:tc>
+                <w:tcPr>
+                  <w:tcW w:w="2183" w:type="dxa"/>
+                  <w:vAlign w:val="center"/>
+                </w:tcPr>
+                <w:p>
+                  <w:pPr>
+                    <w:rPr>
+                      <w:sz w:val="28"/>
+                      <w:szCs w:val="28"/>
+                    </w:rPr>
+                  </w:pPr>
+                  <w:r>
+                    <w:rPr>
+                      <w:sz w:val="28"/>
+                      <w:szCs w:val="28"/>
+                    </w:rPr>
+                    <w:t>Blu-ray</w:t>
                   </w:r>
                 </w:p>
               </w:tc>
             </w:tr>
             <w:tr>
-              <w:tc>
-                <w:tcPr>
-                  <w:tcW w:w="619" w:type="dxa"/>
+              <w:trPr>
+                <w:trHeight w:val="830"/>
+              </w:trPr>
+              <w:tc>
+                <w:tcPr>
+                  <w:tcW w:w="620" w:type="dxa"/>
                   <w:vAlign w:val="center"/>
                 </w:tcPr>
                 <w:p>
@@ -5051,99 +5442,105 @@
               </w:tc>
               <w:tc>
                 <w:tcPr>
-                  <w:tcW w:w="1628" w:type="dxa"/>
-                  <w:vAlign w:val="center"/>
-                </w:tcPr>
-                <w:p>
-                  <w:pPr>
-                    <w:rPr>
-                      <w:sz w:val="28"/>
-                      <w:szCs w:val="28"/>
-                    </w:rPr>
-                  </w:pPr>
-                  <w:r>
+                  <w:tcW w:w="1630" w:type="dxa"/>
+                  <w:vAlign w:val="center"/>
+                </w:tcPr>
+                <w:p>
+                  <w:pPr>
                     <w:rPr>
                       <w:sz w:val="28"/>
                       <w:szCs w:val="28"/>
                       <w:lang w:val="en-US"/>
                     </w:rPr>
-                    <w:t>Sections</w:t>
-                  </w:r>
-                </w:p>
-              </w:tc>
-              <w:tc>
-                <w:tcPr>
-                  <w:tcW w:w="2406" w:type="dxa"/>
-                  <w:vAlign w:val="center"/>
-                </w:tcPr>
-                <w:p>
-                  <w:pPr>
-                    <w:rPr>
-                      <w:sz w:val="28"/>
-                      <w:szCs w:val="28"/>
-                    </w:rPr>
-                  </w:pPr>
+                  </w:pPr>
+                  <w:r>
+                    <w:rPr>
+                      <w:sz w:val="28"/>
+                      <w:szCs w:val="28"/>
+                    </w:rPr>
+                    <w:t>Director</w:t>
+                  </w:r>
                   <w:r>
                     <w:rPr>
                       <w:sz w:val="28"/>
                       <w:szCs w:val="28"/>
                       <w:lang w:val="en-US"/>
                     </w:rPr>
-                    <w:t>Newspaper sections</w:t>
-                  </w:r>
-                </w:p>
-              </w:tc>
-              <w:tc>
-                <w:tcPr>
-                  <w:tcW w:w="2252" w:type="dxa"/>
-                  <w:vAlign w:val="center"/>
-                </w:tcPr>
-                <w:p>
-                  <w:pPr>
-                    <w:rPr>
-                      <w:sz w:val="28"/>
-                      <w:szCs w:val="28"/>
-                      <w:lang w:val="en-US"/>
-                    </w:rPr>
-                  </w:pPr>
-                  <w:r>
-                    <w:rPr>
-                      <w:sz w:val="28"/>
-                      <w:szCs w:val="28"/>
-                      <w:lang w:val="en-US"/>
-                    </w:rPr>
-                    <w:t xml:space="preserve">Text </w:t>
-                  </w:r>
-                </w:p>
-              </w:tc>
-              <w:tc>
-                <w:tcPr>
-                  <w:tcW w:w="2180" w:type="dxa"/>
-                  <w:vAlign w:val="center"/>
-                </w:tcPr>
-                <w:p>
-                  <w:pPr>
-                    <w:rPr>
-                      <w:sz w:val="28"/>
-                      <w:szCs w:val="28"/>
-                      <w:lang w:val="en-US"/>
-                    </w:rPr>
-                  </w:pPr>
-                  <w:r>
-                    <w:rPr>
-                      <w:sz w:val="28"/>
-                      <w:szCs w:val="28"/>
-                      <w:lang w:val="en-US"/>
-                    </w:rPr>
-                    <w:t>Business</w:t>
+                    <w:t xml:space="preserve"> </w:t>
+                  </w:r>
+                </w:p>
+              </w:tc>
+              <w:tc>
+                <w:tcPr>
+                  <w:tcW w:w="2409" w:type="dxa"/>
+                  <w:vAlign w:val="center"/>
+                </w:tcPr>
+                <w:p>
+                  <w:pPr>
+                    <w:rPr>
+                      <w:sz w:val="28"/>
+                      <w:szCs w:val="28"/>
+                    </w:rPr>
+                  </w:pPr>
+                  <w:r>
+                    <w:rPr>
+                      <w:sz w:val="28"/>
+                      <w:szCs w:val="28"/>
+                    </w:rPr>
+                    <w:t>Director of the DVD</w:t>
+                  </w:r>
+                </w:p>
+              </w:tc>
+              <w:tc>
+                <w:tcPr>
+                  <w:tcW w:w="2255" w:type="dxa"/>
+                  <w:vAlign w:val="center"/>
+                </w:tcPr>
+                <w:p>
+                  <w:pPr>
+                    <w:rPr>
+                      <w:sz w:val="28"/>
+                      <w:szCs w:val="28"/>
+                    </w:rPr>
+                  </w:pPr>
+                  <w:r>
+                    <w:rPr>
+                      <w:sz w:val="28"/>
+                      <w:szCs w:val="28"/>
+                    </w:rPr>
+                    <w:t>Text</w:t>
+                  </w:r>
+                </w:p>
+              </w:tc>
+              <w:tc>
+                <w:tcPr>
+                  <w:tcW w:w="2183" w:type="dxa"/>
+                  <w:vAlign w:val="center"/>
+                </w:tcPr>
+                <w:p>
+                  <w:pPr>
+                    <w:rPr>
+                      <w:sz w:val="28"/>
+                      <w:szCs w:val="28"/>
+                    </w:rPr>
+                  </w:pPr>
+                  <w:r>
+                    <w:rPr>
+                      <w:sz w:val="28"/>
+                      <w:szCs w:val="28"/>
+                    </w:rPr>
+                    <w:t>Chan Buu Loc</w:t>
                   </w:r>
                 </w:p>
               </w:tc>
             </w:tr>
             <w:tr>
-              <w:tc>
-                <w:tcPr>
-                  <w:tcW w:w="619" w:type="dxa"/>
+              <w:trPr>
+                <w:trHeight w:val="903"/>
+              </w:trPr>
+              <w:tc>
+                <w:tcPr>
+                  <w:tcW w:w="620" w:type="dxa"/>
                   <w:vAlign w:val="center"/>
                 </w:tcPr>
                 <w:p>
@@ -5164,494 +5561,33 @@
               </w:tc>
               <w:tc>
                 <w:tcPr>
-                  <w:tcW w:w="1628" w:type="dxa"/>
-                  <w:vAlign w:val="center"/>
-                </w:tcPr>
-                <w:p>
-                  <w:pPr>
-                    <w:rPr>
-                      <w:sz w:val="28"/>
-                      <w:szCs w:val="28"/>
-                    </w:rPr>
-                  </w:pPr>
-                  <w:r>
-                    <w:rPr>
-                      <w:sz w:val="28"/>
-                      <w:szCs w:val="28"/>
-                      <w:lang w:val="en-US"/>
-                    </w:rPr>
-                    <w:t>Artists</w:t>
-                  </w:r>
-                </w:p>
-              </w:tc>
-              <w:tc>
-                <w:tcPr>
-                  <w:tcW w:w="2406" w:type="dxa"/>
-                  <w:vAlign w:val="center"/>
-                </w:tcPr>
-                <w:p>
-                  <w:pPr>
-                    <w:rPr>
-                      <w:sz w:val="28"/>
-                      <w:szCs w:val="28"/>
-                    </w:rPr>
-                  </w:pPr>
-                  <w:r>
-                    <w:rPr>
-                      <w:sz w:val="28"/>
-                      <w:szCs w:val="28"/>
-                      <w:lang w:val="en-US"/>
-                    </w:rPr>
-                    <w:t>The artists of product</w:t>
-                  </w:r>
-                </w:p>
-              </w:tc>
-              <w:tc>
-                <w:tcPr>
-                  <w:tcW w:w="2252" w:type="dxa"/>
-                  <w:vAlign w:val="center"/>
-                </w:tcPr>
-                <w:p>
-                  <w:pPr>
-                    <w:rPr>
-                      <w:sz w:val="28"/>
-                      <w:szCs w:val="28"/>
-                      <w:lang w:val="en-US"/>
-                    </w:rPr>
-                  </w:pPr>
-                  <w:r>
-                    <w:rPr>
-                      <w:sz w:val="28"/>
-                      <w:szCs w:val="28"/>
-                      <w:lang w:val="en-US"/>
-                    </w:rPr>
-                    <w:t>Text</w:t>
-                  </w:r>
-                </w:p>
-              </w:tc>
-              <w:tc>
-                <w:tcPr>
-                  <w:tcW w:w="2180" w:type="dxa"/>
-                  <w:vAlign w:val="center"/>
-                </w:tcPr>
-                <w:p>
-                  <w:pPr>
-                    <w:rPr>
-                      <w:sz w:val="28"/>
-                      <w:szCs w:val="28"/>
-                      <w:lang w:val="en-US"/>
-                    </w:rPr>
-                  </w:pPr>
-                  <w:r>
-                    <w:rPr>
-                      <w:sz w:val="28"/>
-                      <w:szCs w:val="28"/>
-                      <w:lang w:val="en-US"/>
-                    </w:rPr>
-                    <w:t>Jack 97</w:t>
-                  </w:r>
-                </w:p>
-              </w:tc>
-            </w:tr>
-            <w:tr>
-              <w:tc>
-                <w:tcPr>
-                  <w:tcW w:w="619" w:type="dxa"/>
-                  <w:vAlign w:val="center"/>
-                </w:tcPr>
-                <w:p>
-                  <w:pPr>
-                    <w:pStyle w:val="ListParagraph"/>
-                    <w:numPr>
-                      <w:ilvl w:val="0"/>
-                      <w:numId w:val="35"/>
-                    </w:numPr>
-                    <w:spacing w:before="60" w:line="240" w:lineRule="auto"/>
-                    <w:jc w:val="center"/>
-                    <w:rPr>
-                      <w:sz w:val="28"/>
-                      <w:szCs w:val="28"/>
-                    </w:rPr>
-                  </w:pPr>
-                </w:p>
-              </w:tc>
-              <w:tc>
-                <w:tcPr>
-                  <w:tcW w:w="1628" w:type="dxa"/>
-                  <w:vAlign w:val="center"/>
-                </w:tcPr>
-                <w:p>
-                  <w:pPr>
-                    <w:rPr>
-                      <w:sz w:val="28"/>
-                      <w:szCs w:val="28"/>
-                    </w:rPr>
-                  </w:pPr>
-                  <w:r>
-                    <w:rPr>
-                      <w:sz w:val="28"/>
-                      <w:szCs w:val="28"/>
-                      <w:lang w:val="en-US"/>
-                    </w:rPr>
-                    <w:t>Record label</w:t>
-                  </w:r>
-                </w:p>
-              </w:tc>
-              <w:tc>
-                <w:tcPr>
-                  <w:tcW w:w="2406" w:type="dxa"/>
-                  <w:vAlign w:val="center"/>
-                </w:tcPr>
-                <w:p>
-                  <w:pPr>
-                    <w:rPr>
-                      <w:sz w:val="28"/>
-                      <w:szCs w:val="28"/>
-                    </w:rPr>
-                  </w:pPr>
-                  <w:r>
-                    <w:rPr>
-                      <w:sz w:val="28"/>
-                      <w:szCs w:val="28"/>
-                      <w:lang w:val="en-US"/>
-                    </w:rPr>
-                    <w:t>Record label</w:t>
-                  </w:r>
-                  <w:r>
-                    <w:rPr>
-                      <w:sz w:val="28"/>
-                      <w:szCs w:val="28"/>
-                      <w:lang w:val="en-US"/>
-                    </w:rPr>
-                    <w:t xml:space="preserve"> of CD</w:t>
-                  </w:r>
-                </w:p>
-              </w:tc>
-              <w:tc>
-                <w:tcPr>
-                  <w:tcW w:w="2252" w:type="dxa"/>
-                  <w:vAlign w:val="center"/>
-                </w:tcPr>
-                <w:p>
-                  <w:pPr>
-                    <w:rPr>
-                      <w:sz w:val="28"/>
-                      <w:szCs w:val="28"/>
-                      <w:lang w:val="en-US"/>
-                    </w:rPr>
-                  </w:pPr>
-                  <w:r>
-                    <w:rPr>
-                      <w:sz w:val="28"/>
-                      <w:szCs w:val="28"/>
-                      <w:lang w:val="en-US"/>
-                    </w:rPr>
-                    <w:t>Text</w:t>
-                  </w:r>
-                </w:p>
-              </w:tc>
-              <w:tc>
-                <w:tcPr>
-                  <w:tcW w:w="2180" w:type="dxa"/>
-                  <w:vAlign w:val="center"/>
-                </w:tcPr>
-                <w:p>
-                  <w:pPr>
-                    <w:rPr>
-                      <w:sz w:val="28"/>
-                      <w:szCs w:val="28"/>
-                      <w:lang w:val="en-US"/>
-                    </w:rPr>
-                  </w:pPr>
-                  <w:r>
-                    <w:rPr>
-                      <w:sz w:val="28"/>
-                      <w:szCs w:val="28"/>
-                      <w:lang w:val="en-US"/>
-                    </w:rPr>
-                    <w:t>MTP entertainment</w:t>
-                  </w:r>
-                </w:p>
-              </w:tc>
-            </w:tr>
-            <w:tr>
-              <w:tc>
-                <w:tcPr>
-                  <w:tcW w:w="619" w:type="dxa"/>
-                  <w:vAlign w:val="center"/>
-                </w:tcPr>
-                <w:p>
-                  <w:pPr>
-                    <w:pStyle w:val="ListParagraph"/>
-                    <w:numPr>
-                      <w:ilvl w:val="0"/>
-                      <w:numId w:val="35"/>
-                    </w:numPr>
-                    <w:spacing w:before="60" w:line="240" w:lineRule="auto"/>
-                    <w:jc w:val="center"/>
-                    <w:rPr>
-                      <w:sz w:val="28"/>
-                      <w:szCs w:val="28"/>
-                    </w:rPr>
-                  </w:pPr>
-                </w:p>
-              </w:tc>
-              <w:tc>
-                <w:tcPr>
-                  <w:tcW w:w="1628" w:type="dxa"/>
-                  <w:vAlign w:val="center"/>
-                </w:tcPr>
-                <w:p>
-                  <w:pPr>
-                    <w:rPr>
-                      <w:sz w:val="28"/>
-                      <w:szCs w:val="28"/>
-                    </w:rPr>
-                  </w:pPr>
-                  <w:r>
-                    <w:rPr>
-                      <w:sz w:val="28"/>
-                      <w:szCs w:val="28"/>
-                      <w:lang w:val="en-US"/>
-                    </w:rPr>
-                    <w:t>Track list</w:t>
-                  </w:r>
-                </w:p>
-              </w:tc>
-              <w:tc>
-                <w:tcPr>
-                  <w:tcW w:w="2406" w:type="dxa"/>
-                  <w:vAlign w:val="center"/>
-                </w:tcPr>
-                <w:p>
-                  <w:pPr>
-                    <w:rPr>
-                      <w:sz w:val="28"/>
-                      <w:szCs w:val="28"/>
-                    </w:rPr>
-                  </w:pPr>
-                  <w:r>
-                    <w:rPr>
-                      <w:sz w:val="28"/>
-                      <w:szCs w:val="28"/>
-                      <w:lang w:val="en-US"/>
-                    </w:rPr>
-                    <w:t>List of tracks</w:t>
-                  </w:r>
-                </w:p>
-              </w:tc>
-              <w:tc>
-                <w:tcPr>
-                  <w:tcW w:w="2252" w:type="dxa"/>
-                  <w:vAlign w:val="center"/>
-                </w:tcPr>
-                <w:p>
-                  <w:pPr>
-                    <w:rPr>
-                      <w:sz w:val="28"/>
-                      <w:szCs w:val="28"/>
-                      <w:lang w:val="en-US"/>
-                    </w:rPr>
-                  </w:pPr>
-                  <w:r>
-                    <w:rPr>
-                      <w:sz w:val="28"/>
-                      <w:szCs w:val="28"/>
-                      <w:lang w:val="en-US"/>
-                    </w:rPr>
-                    <w:t>List</w:t>
-                  </w:r>
-                </w:p>
-              </w:tc>
-              <w:tc>
-                <w:tcPr>
-                  <w:tcW w:w="2180" w:type="dxa"/>
-                  <w:vAlign w:val="center"/>
-                </w:tcPr>
-                <w:p>
-                  <w:pPr>
-                    <w:rPr>
-                      <w:sz w:val="28"/>
-                      <w:szCs w:val="28"/>
-                      <w:lang w:val="en-US"/>
-                    </w:rPr>
-                  </w:pPr>
-                  <w:r>
-                    <w:rPr>
-                      <w:sz w:val="28"/>
-                      <w:szCs w:val="28"/>
-                      <w:lang w:val="en-US"/>
-                    </w:rPr>
-                    <w:t>Track 1 – 2:34</w:t>
-                  </w:r>
-                </w:p>
-              </w:tc>
-            </w:tr>
-            <w:tr>
-              <w:tc>
-                <w:tcPr>
-                  <w:tcW w:w="619" w:type="dxa"/>
-                  <w:vAlign w:val="center"/>
-                </w:tcPr>
-                <w:p>
-                  <w:pPr>
-                    <w:pStyle w:val="ListParagraph"/>
-                    <w:numPr>
-                      <w:ilvl w:val="0"/>
-                      <w:numId w:val="35"/>
-                    </w:numPr>
-                    <w:spacing w:before="60" w:line="240" w:lineRule="auto"/>
-                    <w:jc w:val="center"/>
-                    <w:rPr>
-                      <w:sz w:val="28"/>
-                      <w:szCs w:val="28"/>
-                    </w:rPr>
-                  </w:pPr>
-                </w:p>
-              </w:tc>
-              <w:tc>
-                <w:tcPr>
-                  <w:tcW w:w="1628" w:type="dxa"/>
-                  <w:vAlign w:val="center"/>
-                </w:tcPr>
-                <w:p>
-                  <w:pPr>
-                    <w:rPr>
-                      <w:sz w:val="28"/>
-                      <w:szCs w:val="28"/>
-                    </w:rPr>
-                  </w:pPr>
-                  <w:r>
-                    <w:rPr>
-                      <w:sz w:val="28"/>
-                      <w:szCs w:val="28"/>
-                      <w:lang w:val="en-US"/>
-                    </w:rPr>
-                    <w:t>Disc type</w:t>
-                  </w:r>
-                </w:p>
-              </w:tc>
-              <w:tc>
-                <w:tcPr>
-                  <w:tcW w:w="2406" w:type="dxa"/>
-                  <w:vAlign w:val="center"/>
-                </w:tcPr>
-                <w:p>
-                  <w:pPr>
-                    <w:rPr>
-                      <w:sz w:val="28"/>
-                      <w:szCs w:val="28"/>
-                    </w:rPr>
-                  </w:pPr>
-                  <w:r>
-                    <w:rPr>
-                      <w:sz w:val="28"/>
-                      <w:szCs w:val="28"/>
-                      <w:lang w:val="en-US"/>
-                    </w:rPr>
-                    <w:t>Type of disc</w:t>
-                  </w:r>
-                </w:p>
-              </w:tc>
-              <w:tc>
-                <w:tcPr>
-                  <w:tcW w:w="2252" w:type="dxa"/>
-                  <w:vAlign w:val="center"/>
-                </w:tcPr>
-                <w:p>
-                  <w:pPr>
-                    <w:rPr>
-                      <w:sz w:val="28"/>
-                      <w:szCs w:val="28"/>
-                      <w:lang w:val="en-US"/>
-                    </w:rPr>
-                  </w:pPr>
-                  <w:r>
-                    <w:rPr>
-                      <w:sz w:val="28"/>
-                      <w:szCs w:val="28"/>
-                      <w:lang w:val="en-US"/>
-                    </w:rPr>
-                    <w:t>Text</w:t>
-                  </w:r>
-                </w:p>
-              </w:tc>
-              <w:tc>
-                <w:tcPr>
-                  <w:tcW w:w="2180" w:type="dxa"/>
-                  <w:vAlign w:val="center"/>
-                </w:tcPr>
-                <w:p>
-                  <w:pPr>
-                    <w:rPr>
-                      <w:sz w:val="28"/>
-                      <w:szCs w:val="28"/>
-                      <w:lang w:val="en-US"/>
-                    </w:rPr>
-                  </w:pPr>
-                  <w:r>
-                    <w:rPr>
-                      <w:sz w:val="28"/>
-                      <w:szCs w:val="28"/>
-                      <w:lang w:val="en-US"/>
-                    </w:rPr>
-                    <w:t>Blu – ray</w:t>
-                  </w:r>
-                </w:p>
-              </w:tc>
-            </w:tr>
-            <w:tr>
-              <w:tc>
-                <w:tcPr>
-                  <w:tcW w:w="619" w:type="dxa"/>
-                  <w:vAlign w:val="center"/>
-                </w:tcPr>
-                <w:p>
-                  <w:pPr>
-                    <w:pStyle w:val="ListParagraph"/>
-                    <w:numPr>
-                      <w:ilvl w:val="0"/>
-                      <w:numId w:val="35"/>
-                    </w:numPr>
-                    <w:spacing w:before="60" w:line="240" w:lineRule="auto"/>
-                    <w:jc w:val="center"/>
-                    <w:rPr>
-                      <w:sz w:val="28"/>
-                      <w:szCs w:val="28"/>
-                    </w:rPr>
-                  </w:pPr>
-                </w:p>
-              </w:tc>
-              <w:tc>
-                <w:tcPr>
-                  <w:tcW w:w="1628" w:type="dxa"/>
-                  <w:vAlign w:val="center"/>
-                </w:tcPr>
-                <w:p>
-                  <w:pPr>
-                    <w:rPr>
-                      <w:sz w:val="28"/>
-                      <w:szCs w:val="28"/>
-                    </w:rPr>
-                  </w:pPr>
-                  <w:r>
-                    <w:rPr>
-                      <w:sz w:val="28"/>
-                      <w:szCs w:val="28"/>
-                      <w:lang w:val="en-US"/>
-                    </w:rPr>
-                    <w:t>Director</w:t>
-                  </w:r>
-                </w:p>
-              </w:tc>
-              <w:tc>
-                <w:tcPr>
-                  <w:tcW w:w="2406" w:type="dxa"/>
+                  <w:tcW w:w="1630" w:type="dxa"/>
+                  <w:vAlign w:val="center"/>
+                </w:tcPr>
+                <w:p>
+                  <w:pPr>
+                    <w:rPr>
+                      <w:sz w:val="28"/>
+                      <w:szCs w:val="28"/>
+                    </w:rPr>
+                  </w:pPr>
+                  <w:r>
+                    <w:rPr>
+                      <w:sz w:val="28"/>
+                      <w:szCs w:val="28"/>
+                    </w:rPr>
+                    <w:t>Runtime</w:t>
+                  </w:r>
+                </w:p>
+              </w:tc>
+              <w:tc>
+                <w:tcPr>
+                  <w:tcW w:w="2409" w:type="dxa"/>
                   <w:vAlign w:val="center"/>
                 </w:tcPr>
                 <w:tbl>
                   <w:tblPr>
-                    <w:tblW w:w="0" w:type="auto"/>
+                    <w:tblW w:w="96" w:type="dxa"/>
                     <w:tblCellSpacing w:w="15" w:type="dxa"/>
                     <w:tblCellMar>
                       <w:top w:w="15" w:type="dxa"/>
@@ -5703,6 +5639,27 @@
                     <w:rPr>
                       <w:sz w:val="28"/>
                       <w:szCs w:val="28"/>
+                    </w:rPr>
+                  </w:pPr>
+                  <w:r>
+                    <w:rPr>
+                      <w:sz w:val="28"/>
+                      <w:szCs w:val="28"/>
+                    </w:rPr>
+                    <w:t>Runtime of the DVD</w:t>
+                  </w:r>
+                </w:p>
+              </w:tc>
+              <w:tc>
+                <w:tcPr>
+                  <w:tcW w:w="2255" w:type="dxa"/>
+                  <w:vAlign w:val="center"/>
+                </w:tcPr>
+                <w:p>
+                  <w:pPr>
+                    <w:rPr>
+                      <w:sz w:val="28"/>
+                      <w:szCs w:val="28"/>
                       <w:lang w:val="en-US"/>
                     </w:rPr>
                   </w:pPr>
@@ -5712,61 +5669,39 @@
                       <w:szCs w:val="28"/>
                       <w:lang w:val="en-US"/>
                     </w:rPr>
-                    <w:t>Director of product</w:t>
-                  </w:r>
-                </w:p>
-              </w:tc>
-              <w:tc>
-                <w:tcPr>
-                  <w:tcW w:w="2252" w:type="dxa"/>
-                  <w:vAlign w:val="center"/>
-                </w:tcPr>
-                <w:p>
-                  <w:pPr>
-                    <w:rPr>
-                      <w:sz w:val="28"/>
-                      <w:szCs w:val="28"/>
-                      <w:lang w:val="en-US"/>
-                    </w:rPr>
-                  </w:pPr>
-                  <w:r>
-                    <w:rPr>
-                      <w:sz w:val="28"/>
-                      <w:szCs w:val="28"/>
-                      <w:lang w:val="en-US"/>
-                    </w:rPr>
-                    <w:t xml:space="preserve">Text </w:t>
-                  </w:r>
-                </w:p>
-              </w:tc>
-              <w:tc>
-                <w:tcPr>
-                  <w:tcW w:w="2180" w:type="dxa"/>
-                  <w:vAlign w:val="center"/>
-                </w:tcPr>
-                <w:p>
-                  <w:pPr>
-                    <w:rPr>
-                      <w:sz w:val="28"/>
-                      <w:szCs w:val="28"/>
-                      <w:lang w:val="en-US"/>
-                    </w:rPr>
-                  </w:pPr>
-                  <w:r>
-                    <w:rPr>
-                      <w:sz w:val="28"/>
-                      <w:szCs w:val="28"/>
-                      <w:lang w:val="en-US"/>
-                    </w:rPr>
-                    <w:t>Son Tung MTP</w:t>
+                    <w:t>Text</w:t>
+                  </w:r>
+                </w:p>
+              </w:tc>
+              <w:tc>
+                <w:tcPr>
+                  <w:tcW w:w="2183" w:type="dxa"/>
+                  <w:vAlign w:val="center"/>
+                </w:tcPr>
+                <w:p>
+                  <w:pPr>
+                    <w:rPr>
+                      <w:sz w:val="28"/>
+                      <w:szCs w:val="28"/>
+                    </w:rPr>
+                  </w:pPr>
+                  <w:r>
+                    <w:rPr>
+                      <w:sz w:val="28"/>
+                      <w:szCs w:val="28"/>
+                    </w:rPr>
+                    <w:t>120 minutes</w:t>
                   </w:r>
                 </w:p>
               </w:tc>
             </w:tr>
             <w:tr>
-              <w:tc>
-                <w:tcPr>
-                  <w:tcW w:w="619" w:type="dxa"/>
+              <w:trPr>
+                <w:trHeight w:val="466"/>
+              </w:trPr>
+              <w:tc>
+                <w:tcPr>
+                  <w:tcW w:w="620" w:type="dxa"/>
                   <w:vAlign w:val="center"/>
                 </w:tcPr>
                 <w:p>
@@ -5787,37 +5722,58 @@
               </w:tc>
               <w:tc>
                 <w:tcPr>
-                  <w:tcW w:w="1628" w:type="dxa"/>
-                  <w:vAlign w:val="center"/>
-                </w:tcPr>
-                <w:p>
-                  <w:pPr>
-                    <w:rPr>
-                      <w:sz w:val="28"/>
-                      <w:szCs w:val="28"/>
-                    </w:rPr>
-                  </w:pPr>
-                  <w:r>
+                  <w:tcW w:w="1630" w:type="dxa"/>
+                  <w:vAlign w:val="center"/>
+                </w:tcPr>
+                <w:p>
+                  <w:pPr>
+                    <w:rPr>
+                      <w:sz w:val="28"/>
+                      <w:szCs w:val="28"/>
+                    </w:rPr>
+                  </w:pPr>
+                  <w:r>
+                    <w:rPr>
+                      <w:sz w:val="28"/>
+                      <w:szCs w:val="28"/>
+                    </w:rPr>
+                    <w:t>Studio</w:t>
+                  </w:r>
+                </w:p>
+              </w:tc>
+              <w:tc>
+                <w:tcPr>
+                  <w:tcW w:w="2409" w:type="dxa"/>
+                  <w:vAlign w:val="center"/>
+                </w:tcPr>
+                <w:p>
+                  <w:pPr>
+                    <w:rPr>
+                      <w:sz w:val="28"/>
+                      <w:szCs w:val="28"/>
+                    </w:rPr>
+                  </w:pPr>
+                  <w:r>
+                    <w:rPr>
+                      <w:sz w:val="28"/>
+                      <w:szCs w:val="28"/>
+                    </w:rPr>
+                    <w:t>Studio of the DVD</w:t>
+                  </w:r>
+                </w:p>
+              </w:tc>
+              <w:tc>
+                <w:tcPr>
+                  <w:tcW w:w="2255" w:type="dxa"/>
+                  <w:vAlign w:val="center"/>
+                </w:tcPr>
+                <w:p>
+                  <w:pPr>
                     <w:rPr>
                       <w:sz w:val="28"/>
                       <w:szCs w:val="28"/>
                       <w:lang w:val="en-US"/>
                     </w:rPr>
-                    <w:t>Runtime</w:t>
-                  </w:r>
-                </w:p>
-              </w:tc>
-              <w:tc>
-                <w:tcPr>
-                  <w:tcW w:w="2406" w:type="dxa"/>
-                  <w:vAlign w:val="center"/>
-                </w:tcPr>
-                <w:p>
-                  <w:pPr>
-                    <w:rPr>
-                      <w:sz w:val="28"/>
-                      <w:szCs w:val="28"/>
-                    </w:rPr>
                   </w:pPr>
                   <w:r>
                     <w:rPr>
@@ -5825,71 +5781,39 @@
                       <w:szCs w:val="28"/>
                       <w:lang w:val="en-US"/>
                     </w:rPr>
-                    <w:t>The runtime of product</w:t>
-                  </w:r>
-                </w:p>
-              </w:tc>
-              <w:tc>
-                <w:tcPr>
-                  <w:tcW w:w="2252" w:type="dxa"/>
-                  <w:vAlign w:val="center"/>
-                </w:tcPr>
-                <w:p>
-                  <w:pPr>
-                    <w:rPr>
-                      <w:sz w:val="28"/>
-                      <w:szCs w:val="28"/>
-                      <w:lang w:val="en-US"/>
-                    </w:rPr>
-                  </w:pPr>
-                  <w:r>
-                    <w:rPr>
-                      <w:sz w:val="28"/>
-                      <w:szCs w:val="28"/>
-                      <w:lang w:val="en-US"/>
-                    </w:rPr>
                     <w:t>Text</w:t>
                   </w:r>
                 </w:p>
               </w:tc>
               <w:tc>
                 <w:tcPr>
-                  <w:tcW w:w="2180" w:type="dxa"/>
-                  <w:vAlign w:val="center"/>
-                </w:tcPr>
-                <w:p>
-                  <w:pPr>
-                    <w:rPr>
-                      <w:sz w:val="28"/>
-                      <w:szCs w:val="28"/>
-                      <w:lang w:val="en-US"/>
-                    </w:rPr>
-                  </w:pPr>
-                  <w:r>
-                    <w:rPr>
-                      <w:sz w:val="28"/>
-                      <w:szCs w:val="28"/>
-                      <w:lang w:val="en-US"/>
-                    </w:rPr>
-                    <w:t xml:space="preserve">60 </w:t>
-                  </w:r>
-                  <w:proofErr w:type="spellStart"/>
-                  <w:r>
-                    <w:rPr>
-                      <w:sz w:val="28"/>
-                      <w:szCs w:val="28"/>
-                      <w:lang w:val="en-US"/>
-                    </w:rPr>
-                    <w:t>minustes</w:t>
-                  </w:r>
-                  <w:proofErr w:type="spellEnd"/>
+                  <w:tcW w:w="2183" w:type="dxa"/>
+                  <w:vAlign w:val="center"/>
+                </w:tcPr>
+                <w:p>
+                  <w:pPr>
+                    <w:rPr>
+                      <w:sz w:val="28"/>
+                      <w:szCs w:val="28"/>
+                    </w:rPr>
+                  </w:pPr>
+                  <w:r>
+                    <w:rPr>
+                      <w:sz w:val="28"/>
+                      <w:szCs w:val="28"/>
+                    </w:rPr>
+                    <w:t>CDA studio</w:t>
+                  </w:r>
                 </w:p>
               </w:tc>
             </w:tr>
             <w:tr>
-              <w:tc>
-                <w:tcPr>
-                  <w:tcW w:w="619" w:type="dxa"/>
+              <w:trPr>
+                <w:trHeight w:val="466"/>
+              </w:trPr>
+              <w:tc>
+                <w:tcPr>
+                  <w:tcW w:w="620" w:type="dxa"/>
                   <w:vAlign w:val="center"/>
                 </w:tcPr>
                 <w:p>
@@ -5910,67 +5834,62 @@
               </w:tc>
               <w:tc>
                 <w:tcPr>
-                  <w:tcW w:w="1628" w:type="dxa"/>
-                  <w:vAlign w:val="center"/>
-                </w:tcPr>
-                <w:p>
-                  <w:pPr>
-                    <w:rPr>
-                      <w:sz w:val="28"/>
-                      <w:szCs w:val="28"/>
-                      <w:lang w:val="en-US"/>
-                    </w:rPr>
-                  </w:pPr>
-                  <w:r>
-                    <w:rPr>
-                      <w:sz w:val="28"/>
-                      <w:szCs w:val="28"/>
-                      <w:lang w:val="en-US"/>
-                    </w:rPr>
-                    <w:t xml:space="preserve">Studio </w:t>
-                  </w:r>
-                </w:p>
-              </w:tc>
-              <w:tc>
-                <w:tcPr>
-                  <w:tcW w:w="2406" w:type="dxa"/>
-                  <w:vAlign w:val="center"/>
-                </w:tcPr>
-                <w:p>
-                  <w:pPr>
-                    <w:rPr>
-                      <w:sz w:val="28"/>
-                      <w:szCs w:val="28"/>
-                    </w:rPr>
-                  </w:pPr>
-                  <w:r>
-                    <w:rPr>
-                      <w:sz w:val="28"/>
-                      <w:szCs w:val="28"/>
-                      <w:lang w:val="en-US"/>
-                    </w:rPr>
-                    <w:t>The production studio of the DVD</w:t>
-                  </w:r>
-                </w:p>
-              </w:tc>
-              <w:tc>
-                <w:tcPr>
-                  <w:tcW w:w="2252" w:type="dxa"/>
-                  <w:vAlign w:val="center"/>
-                </w:tcPr>
-                <w:p>
-                  <w:pPr>
-                    <w:rPr>
-                      <w:sz w:val="28"/>
-                      <w:szCs w:val="28"/>
-                      <w:lang w:val="en-US"/>
-                    </w:rPr>
-                  </w:pPr>
-                  <w:r>
-                    <w:rPr>
-                      <w:sz w:val="28"/>
-                      <w:szCs w:val="28"/>
-                      <w:lang w:val="en-US"/>
+                  <w:tcW w:w="1630" w:type="dxa"/>
+                  <w:vAlign w:val="center"/>
+                </w:tcPr>
+                <w:p>
+                  <w:pPr>
+                    <w:rPr>
+                      <w:sz w:val="28"/>
+                      <w:szCs w:val="28"/>
+                    </w:rPr>
+                  </w:pPr>
+                  <w:r>
+                    <w:rPr>
+                      <w:sz w:val="28"/>
+                      <w:szCs w:val="28"/>
+                    </w:rPr>
+                    <w:t>Subtitles</w:t>
+                  </w:r>
+                </w:p>
+              </w:tc>
+              <w:tc>
+                <w:tcPr>
+                  <w:tcW w:w="2409" w:type="dxa"/>
+                  <w:vAlign w:val="center"/>
+                </w:tcPr>
+                <w:p>
+                  <w:pPr>
+                    <w:rPr>
+                      <w:sz w:val="28"/>
+                      <w:szCs w:val="28"/>
+                    </w:rPr>
+                  </w:pPr>
+                  <w:r>
+                    <w:rPr>
+                      <w:sz w:val="28"/>
+                      <w:szCs w:val="28"/>
+                    </w:rPr>
+                    <w:t>Subtitles of the DVD</w:t>
+                  </w:r>
+                </w:p>
+              </w:tc>
+              <w:tc>
+                <w:tcPr>
+                  <w:tcW w:w="2255" w:type="dxa"/>
+                  <w:vAlign w:val="center"/>
+                </w:tcPr>
+                <w:p>
+                  <w:pPr>
+                    <w:rPr>
+                      <w:sz w:val="28"/>
+                      <w:szCs w:val="28"/>
+                    </w:rPr>
+                  </w:pPr>
+                  <w:r>
+                    <w:rPr>
+                      <w:sz w:val="28"/>
+                      <w:szCs w:val="28"/>
                     </w:rPr>
                     <w:t>Text</w:t>
                   </w:r>
@@ -5978,302 +5897,22 @@
               </w:tc>
               <w:tc>
                 <w:tcPr>
-                  <w:tcW w:w="2180" w:type="dxa"/>
-                  <w:vAlign w:val="center"/>
-                </w:tcPr>
-                <w:p>
-                  <w:pPr>
-                    <w:rPr>
-                      <w:sz w:val="28"/>
-                      <w:szCs w:val="28"/>
-                      <w:lang w:val="en-US"/>
-                    </w:rPr>
-                  </w:pPr>
-                  <w:r>
-                    <w:rPr>
-                      <w:sz w:val="28"/>
-                      <w:szCs w:val="28"/>
-                      <w:lang w:val="en-US"/>
-                    </w:rPr>
-                    <w:t>CDA</w:t>
-                  </w:r>
-                </w:p>
-              </w:tc>
-            </w:tr>
-            <w:tr>
-              <w:tc>
-                <w:tcPr>
-                  <w:tcW w:w="619" w:type="dxa"/>
-                  <w:vAlign w:val="center"/>
-                </w:tcPr>
-                <w:p>
-                  <w:pPr>
-                    <w:pStyle w:val="ListParagraph"/>
-                    <w:numPr>
-                      <w:ilvl w:val="0"/>
-                      <w:numId w:val="35"/>
-                    </w:numPr>
-                    <w:spacing w:before="60" w:line="240" w:lineRule="auto"/>
-                    <w:jc w:val="center"/>
-                    <w:rPr>
-                      <w:sz w:val="28"/>
-                      <w:szCs w:val="28"/>
-                    </w:rPr>
-                  </w:pPr>
-                </w:p>
-              </w:tc>
-              <w:tc>
-                <w:tcPr>
-                  <w:tcW w:w="1628" w:type="dxa"/>
-                  <w:vAlign w:val="center"/>
-                </w:tcPr>
-                <w:p>
-                  <w:pPr>
-                    <w:rPr>
-                      <w:sz w:val="28"/>
-                      <w:szCs w:val="28"/>
-                    </w:rPr>
-                  </w:pPr>
-                  <w:r>
-                    <w:rPr>
-                      <w:sz w:val="28"/>
-                      <w:szCs w:val="28"/>
-                      <w:lang w:val="en-US"/>
-                    </w:rPr>
-                    <w:t>Subtitles</w:t>
-                  </w:r>
-                </w:p>
-              </w:tc>
-              <w:tc>
-                <w:tcPr>
-                  <w:tcW w:w="2406" w:type="dxa"/>
-                  <w:vAlign w:val="center"/>
-                </w:tcPr>
-                <w:tbl>
-                  <w:tblPr>
-                    <w:tblW w:w="0" w:type="auto"/>
-                    <w:tblCellSpacing w:w="15" w:type="dxa"/>
-                    <w:tblCellMar>
-                      <w:top w:w="15" w:type="dxa"/>
-                      <w:left w:w="15" w:type="dxa"/>
-                      <w:bottom w:w="15" w:type="dxa"/>
-                      <w:right w:w="15" w:type="dxa"/>
-                    </w:tblCellMar>
-                    <w:tblLook w:val="04A0" w:firstRow="1" w:lastRow="0" w:firstColumn="1" w:lastColumn="0" w:noHBand="0" w:noVBand="1"/>
-                  </w:tblPr>
-                  <w:tblGrid>
-                    <w:gridCol w:w="96"/>
-                  </w:tblGrid>
-                  <w:tr>
-                    <w:trPr>
-                      <w:tblCellSpacing w:w="15" w:type="dxa"/>
-                    </w:trPr>
-                    <w:tc>
-                      <w:tcPr>
-                        <w:tcW w:w="0" w:type="auto"/>
-                        <w:vAlign w:val="center"/>
-                        <w:hideMark/>
-                      </w:tcPr>
-                      <w:p>
-                        <w:pPr>
-                          <w:autoSpaceDE w:val="0"/>
-                          <w:autoSpaceDN w:val="0"/>
-                          <w:rPr>
-                            <w:sz w:val="28"/>
-                            <w:szCs w:val="28"/>
-                            <w:lang w:eastAsia="vi-VN"/>
-                          </w:rPr>
-                        </w:pPr>
-                      </w:p>
-                    </w:tc>
-                  </w:tr>
-                </w:tbl>
-                <w:p>
-                  <w:pPr>
-                    <w:rPr>
-                      <w:vanish/>
-                      <w:sz w:val="28"/>
-                      <w:szCs w:val="28"/>
-                      <w:lang w:val="en-US"/>
-                    </w:rPr>
-                  </w:pPr>
-                </w:p>
-                <w:p>
-                  <w:pPr>
-                    <w:rPr>
-                      <w:sz w:val="28"/>
-                      <w:szCs w:val="28"/>
-                      <w:lang w:val="en-US"/>
-                    </w:rPr>
-                  </w:pPr>
-                  <w:r>
-                    <w:rPr>
-                      <w:sz w:val="28"/>
-                      <w:szCs w:val="28"/>
-                      <w:lang w:val="en-US"/>
-                    </w:rPr>
-                    <w:t>Subtitles of product</w:t>
-                  </w:r>
-                </w:p>
-              </w:tc>
-              <w:tc>
-                <w:tcPr>
-                  <w:tcW w:w="2252" w:type="dxa"/>
-                  <w:vAlign w:val="center"/>
-                </w:tcPr>
-                <w:p>
-                  <w:pPr>
-                    <w:rPr>
-                      <w:sz w:val="28"/>
-                      <w:szCs w:val="28"/>
-                      <w:lang w:val="en-US"/>
-                    </w:rPr>
-                  </w:pPr>
-                  <w:r>
-                    <w:rPr>
-                      <w:sz w:val="28"/>
-                      <w:szCs w:val="28"/>
-                      <w:lang w:val="en-US"/>
-                    </w:rPr>
-                    <w:t>Text</w:t>
-                  </w:r>
-                </w:p>
-              </w:tc>
-              <w:tc>
-                <w:tcPr>
-                  <w:tcW w:w="2180" w:type="dxa"/>
-                  <w:vAlign w:val="center"/>
-                </w:tcPr>
-                <w:p>
-                  <w:pPr>
-                    <w:rPr>
-                      <w:sz w:val="28"/>
-                      <w:szCs w:val="28"/>
-                      <w:lang w:val="en-US"/>
-                    </w:rPr>
-                  </w:pPr>
-                  <w:r>
-                    <w:rPr>
-                      <w:sz w:val="28"/>
-                      <w:szCs w:val="28"/>
-                      <w:lang w:val="en-US"/>
+                  <w:tcW w:w="2183" w:type="dxa"/>
+                  <w:vAlign w:val="center"/>
+                </w:tcPr>
+                <w:p>
+                  <w:pPr>
+                    <w:rPr>
+                      <w:sz w:val="28"/>
+                      <w:szCs w:val="28"/>
+                    </w:rPr>
+                  </w:pPr>
+                  <w:r>
+                    <w:rPr>
+                      <w:sz w:val="28"/>
+                      <w:szCs w:val="28"/>
                     </w:rPr>
                     <w:t>Vietnamese</w:t>
-                  </w:r>
-                </w:p>
-              </w:tc>
-            </w:tr>
-            <w:tr>
-              <w:tc>
-                <w:tcPr>
-                  <w:tcW w:w="619" w:type="dxa"/>
-                  <w:vAlign w:val="center"/>
-                </w:tcPr>
-                <w:p>
-                  <w:pPr>
-                    <w:pStyle w:val="ListParagraph"/>
-                    <w:numPr>
-                      <w:ilvl w:val="0"/>
-                      <w:numId w:val="35"/>
-                    </w:numPr>
-                    <w:spacing w:before="60" w:line="240" w:lineRule="auto"/>
-                    <w:jc w:val="center"/>
-                    <w:rPr>
-                      <w:sz w:val="28"/>
-                      <w:szCs w:val="28"/>
-                    </w:rPr>
-                  </w:pPr>
-                </w:p>
-              </w:tc>
-              <w:tc>
-                <w:tcPr>
-                  <w:tcW w:w="1628" w:type="dxa"/>
-                  <w:vAlign w:val="center"/>
-                </w:tcPr>
-                <w:p>
-                  <w:pPr>
-                    <w:rPr>
-                      <w:sz w:val="28"/>
-                      <w:szCs w:val="28"/>
-                      <w:lang w:val="en-US"/>
-                    </w:rPr>
-                  </w:pPr>
-                  <w:r>
-                    <w:rPr>
-                      <w:sz w:val="28"/>
-                      <w:szCs w:val="28"/>
-                      <w:lang w:val="en-US"/>
-                    </w:rPr>
-                    <w:t>Type</w:t>
-                  </w:r>
-                </w:p>
-              </w:tc>
-              <w:tc>
-                <w:tcPr>
-                  <w:tcW w:w="2406" w:type="dxa"/>
-                  <w:vAlign w:val="center"/>
-                </w:tcPr>
-                <w:p>
-                  <w:pPr>
-                    <w:rPr>
-                      <w:sz w:val="28"/>
-                      <w:szCs w:val="28"/>
-                      <w:lang w:val="en-US"/>
-                    </w:rPr>
-                  </w:pPr>
-                  <w:r>
-                    <w:rPr>
-                      <w:sz w:val="28"/>
-                      <w:szCs w:val="28"/>
-                      <w:lang w:val="en-US"/>
-                    </w:rPr>
-                    <w:t>Type of product</w:t>
-                  </w:r>
-                </w:p>
-              </w:tc>
-              <w:tc>
-                <w:tcPr>
-                  <w:tcW w:w="2252" w:type="dxa"/>
-                  <w:vAlign w:val="center"/>
-                </w:tcPr>
-                <w:p>
-                  <w:pPr>
-                    <w:rPr>
-                      <w:sz w:val="28"/>
-                      <w:szCs w:val="28"/>
-                      <w:lang w:val="en-US"/>
-                    </w:rPr>
-                  </w:pPr>
-                  <w:r>
-                    <w:rPr>
-                      <w:sz w:val="28"/>
-                      <w:szCs w:val="28"/>
-                      <w:lang w:val="en-US"/>
-                    </w:rPr>
-                    <w:t>Text</w:t>
-                  </w:r>
-                </w:p>
-              </w:tc>
-              <w:tc>
-                <w:tcPr>
-                  <w:tcW w:w="2180" w:type="dxa"/>
-                  <w:vAlign w:val="center"/>
-                </w:tcPr>
-                <w:p>
-                  <w:pPr>
-                    <w:rPr>
-                      <w:sz w:val="28"/>
-                      <w:szCs w:val="28"/>
-                      <w:lang w:val="en-US"/>
-                    </w:rPr>
-                  </w:pPr>
-                  <w:r>
-                    <w:rPr>
-                      <w:sz w:val="28"/>
-                      <w:szCs w:val="28"/>
-                      <w:lang w:val="en-US"/>
-                    </w:rPr>
-                    <w:t>DVD</w:t>
                   </w:r>
                 </w:p>
               </w:tc>
@@ -6337,7 +5976,7 @@
                 <w:szCs w:val="28"/>
                 <w:lang w:val="en-US"/>
               </w:rPr>
-              <w:t>The actor has viewed the detailed information of the selected product.</w:t>
+              <w:t>The actor has viewed the full detailed information of the selected product.</w:t>
             </w:r>
           </w:p>
           <w:p>
@@ -6360,40 +5999,8 @@
                 <w:szCs w:val="28"/>
                 <w:lang w:val="en-US"/>
               </w:rPr>
-              <w:t>No system data is changed if the actor only views the product details.</w:t>
+              <w:t>No system data is changed.</w:t>
             </w:r>
-          </w:p>
-          <w:p>
-            <w:pPr>
-              <w:pStyle w:val="ListParagraph"/>
-              <w:numPr>
-                <w:ilvl w:val="0"/>
-                <w:numId w:val="40"/>
-              </w:numPr>
-              <w:spacing w:after="120"/>
-              <w:rPr>
-                <w:sz w:val="28"/>
-                <w:szCs w:val="28"/>
-                <w:lang w:val="en-US"/>
-              </w:rPr>
-            </w:pPr>
-            <w:r>
-              <w:rPr>
-                <w:sz w:val="28"/>
-                <w:szCs w:val="28"/>
-                <w:lang w:val="en-US"/>
-              </w:rPr>
-              <w:lastRenderedPageBreak/>
-              <w:t>The system preserves the current state of the product list, search results so that the actor can return and continue interacting.</w:t>
-            </w:r>
-          </w:p>
-          <w:p>
-            <w:pPr>
-              <w:rPr>
-                <w:sz w:val="28"/>
-                <w:szCs w:val="28"/>
-              </w:rPr>
-            </w:pPr>
           </w:p>
         </w:tc>
       </w:tr>
@@ -10212,7 +9819,7 @@
   <w:docDefaults>
     <w:rPrDefault>
       <w:rPr>
-        <w:rFonts w:ascii="Times New Roman" w:eastAsia="Times New Roman" w:hAnsi="Times New Roman" w:cs="Times New Roman"/>
+        <w:rFonts w:ascii="Times New Roman" w:eastAsiaTheme="minorEastAsia" w:hAnsi="Times New Roman" w:cs="Times New Roman"/>
         <w:lang w:val="en-US" w:eastAsia="en-US" w:bidi="ar-SA"/>
       </w:rPr>
     </w:rPrDefault>
@@ -10787,7 +10394,6 @@
   <w:style w:type="character" w:default="1" w:styleId="DefaultParagraphFont">
     <w:name w:val="Default Paragraph Font"/>
     <w:uiPriority w:val="1"/>
-    <w:semiHidden/>
     <w:unhideWhenUsed/>
   </w:style>
   <w:style w:type="table" w:default="1" w:styleId="TableNormal">
@@ -11601,21 +11207,6 @@
 </file>
 
 <file path=customXml/item1.xml><?xml version="1.0" encoding="utf-8"?>
-<?mso-contentType ?>
-<FormTemplates xmlns="http://schemas.microsoft.com/sharepoint/v3/contenttype/forms">
-  <Display>DocumentLibraryForm</Display>
-  <Edit>DocumentLibraryForm</Edit>
-  <New>DocumentLibraryForm</New>
-</FormTemplates>
-</file>
-
-<file path=customXml/item2.xml><?xml version="1.0" encoding="utf-8"?>
-<p:properties xmlns:p="http://schemas.microsoft.com/office/2006/metadata/properties" xmlns:xsi="http://www.w3.org/2001/XMLSchema-instance" xmlns:pc="http://schemas.microsoft.com/office/infopath/2007/PartnerControls">
-  <documentManagement/>
-</p:properties>
-</file>
-
-<file path=customXml/item3.xml><?xml version="1.0" encoding="utf-8"?>
 <ct:contentTypeSchema xmlns:ct="http://schemas.microsoft.com/office/2006/metadata/contentType" xmlns:ma="http://schemas.microsoft.com/office/2006/metadata/properties/metaAttributes" ct:_="" ma:_="" ma:contentTypeName="Document" ma:contentTypeID="0x010100CEB410CF44B9F94DA0FE6BF7E65A0904" ma:contentTypeVersion="3" ma:contentTypeDescription="Create a new document." ma:contentTypeScope="" ma:versionID="d4a3d150d5290d1a71260648fa0a71db">
   <xsd:schema xmlns:xsd="http://www.w3.org/2001/XMLSchema" xmlns:xs="http://www.w3.org/2001/XMLSchema" xmlns:p="http://schemas.microsoft.com/office/2006/metadata/properties" xmlns:ns2="37aacdc0-cdcb-42f5-a85d-c756599e7b09" targetNamespace="http://schemas.microsoft.com/office/2006/metadata/properties" ma:root="true" ma:fieldsID="099df1950c9fa7586d90b31dc4c0d5bc" ns2:_="">
     <xsd:import namespace="37aacdc0-cdcb-42f5-a85d-c756599e7b09"/>
@@ -11753,24 +11344,22 @@
 </ct:contentTypeSchema>
 </file>
 
-<file path=customXml/itemProps1.xml><?xml version="1.0" encoding="utf-8"?>
-<ds:datastoreItem xmlns:ds="http://schemas.openxmlformats.org/officeDocument/2006/customXml" ds:itemID="{2B84F465-9B47-4EE7-9BEB-A766E8F94242}">
-  <ds:schemaRefs>
-    <ds:schemaRef ds:uri="http://schemas.microsoft.com/sharepoint/v3/contenttype/forms"/>
-  </ds:schemaRefs>
-</ds:datastoreItem>
+<file path=customXml/item2.xml><?xml version="1.0" encoding="utf-8"?>
+<?mso-contentType ?>
+<FormTemplates xmlns="http://schemas.microsoft.com/sharepoint/v3/contenttype/forms">
+  <Display>DocumentLibraryForm</Display>
+  <Edit>DocumentLibraryForm</Edit>
+  <New>DocumentLibraryForm</New>
+</FormTemplates>
 </file>
 
-<file path=customXml/itemProps2.xml><?xml version="1.0" encoding="utf-8"?>
-<ds:datastoreItem xmlns:ds="http://schemas.openxmlformats.org/officeDocument/2006/customXml" ds:itemID="{99C051D8-2C2B-411B-8E96-F777845A689B}">
-  <ds:schemaRefs>
-    <ds:schemaRef ds:uri="http://schemas.microsoft.com/office/2006/metadata/properties"/>
-    <ds:schemaRef ds:uri="http://schemas.microsoft.com/office/infopath/2007/PartnerControls"/>
-  </ds:schemaRefs>
-</ds:datastoreItem>
+<file path=customXml/item3.xml><?xml version="1.0" encoding="utf-8"?>
+<p:properties xmlns:p="http://schemas.microsoft.com/office/2006/metadata/properties" xmlns:xsi="http://www.w3.org/2001/XMLSchema-instance" xmlns:pc="http://schemas.microsoft.com/office/infopath/2007/PartnerControls">
+  <documentManagement/>
+</p:properties>
 </file>
 
-<file path=customXml/itemProps3.xml><?xml version="1.0" encoding="utf-8"?>
+<file path=customXml/itemProps1.xml><?xml version="1.0" encoding="utf-8"?>
 <ds:datastoreItem xmlns:ds="http://schemas.openxmlformats.org/officeDocument/2006/customXml" ds:itemID="{42CCB020-1BC0-4E34-8C55-5450D29688ED}">
   <ds:schemaRefs>
     <ds:schemaRef ds:uri="http://schemas.microsoft.com/office/2006/metadata/contentType"/>
@@ -11786,4 +11375,21 @@
     <ds:schemaRef ds:uri="http://schemas.microsoft.com/internal/obd"/>
   </ds:schemaRefs>
 </ds:datastoreItem>
+</file>
+
+<file path=customXml/itemProps2.xml><?xml version="1.0" encoding="utf-8"?>
+<ds:datastoreItem xmlns:ds="http://schemas.openxmlformats.org/officeDocument/2006/customXml" ds:itemID="{2B84F465-9B47-4EE7-9BEB-A766E8F94242}">
+  <ds:schemaRefs>
+    <ds:schemaRef ds:uri="http://schemas.microsoft.com/sharepoint/v3/contenttype/forms"/>
+  </ds:schemaRefs>
+</ds:datastoreItem>
+</file>
+
+<file path=customXml/itemProps3.xml><?xml version="1.0" encoding="utf-8"?>
+<ds:datastoreItem xmlns:ds="http://schemas.openxmlformats.org/officeDocument/2006/customXml" ds:itemID="{99C051D8-2C2B-411B-8E96-F777845A689B}">
+  <ds:schemaRefs>
+    <ds:schemaRef ds:uri="http://schemas.microsoft.com/office/2006/metadata/properties"/>
+    <ds:schemaRef ds:uri="http://schemas.microsoft.com/office/infopath/2007/PartnerControls"/>
+  </ds:schemaRefs>
+</ds:datastoreItem>
 </file>